--- a/revision/JICTASA-2026-018-Finistral_AI_Response_to_Reviewers.docx
+++ b/revision/JICTASA-2026-018-Finistral_AI_Response_to_Reviewers.docx
@@ -2,15 +2,7 @@
 <file path=word/document.xml><?xml version="1.0" encoding="utf-8"?>
 <w:document xmlns:w="http://schemas.openxmlformats.org/wordprocessingml/2006/main" xmlns:m="http://schemas.openxmlformats.org/officeDocument/2006/math" xmlns:r="http://schemas.openxmlformats.org/officeDocument/2006/relationships" xmlns:o="urn:schemas-microsoft-com:office:office" xmlns:v="urn:schemas-microsoft-com:vml" xmlns:w10="urn:schemas-microsoft-com:office:word" xmlns:a="http://schemas.openxmlformats.org/drawingml/2006/main" xmlns:pic="http://schemas.openxmlformats.org/drawingml/2006/picture" xmlns:wp="http://schemas.openxmlformats.org/drawingml/2006/wordprocessingDrawing">
   <w:body>
-    <w:p>
-      <w:pPr>
-        <w:pStyle w:val="Title"/>
-      </w:pPr>
-      <w:r>
-        <w:t xml:space="preserve">Response to Reviewers - JICTASA-2026-018</w:t>
-      </w:r>
-    </w:p>
-    <w:bookmarkStart w:id="22" w:name="X4aa4c00a8e49f46b13916d57925ca2bd4676518"/>
+    <w:bookmarkStart w:id="11" w:name="Xb0bfa900fa19bcde78a09953b8be0a82c23e2cc"/>
     <w:p>
       <w:pPr>
         <w:pStyle w:val="Heading1"/>
@@ -25,10 +17,10 @@
       </w:pPr>
       <w:r>
         <w:rPr>
-          <w:bCs/>
-          <w:b/>
-        </w:rPr>
-        <w:t xml:space="preserve">"Finistral AI: Financial Sentiment Analyst"</w:t>
+          <w:b/>
+          <w:bCs/>
+        </w:rPr>
+        <w:t xml:space="preserve">“Finistral AI: Financial Sentiment Analyst”</w:t>
       </w:r>
       <w:r>
         <w:t xml:space="preserve"> </w:t>
@@ -50,7 +42,7 @@
         </w:pict>
       </w:r>
     </w:p>
-    <w:bookmarkStart w:id="20" w:name="preamble-summary-of-major-changes"/>
+    <w:bookmarkStart w:id="9" w:name="preamble-summary-of-major-changes"/>
     <w:p>
       <w:pPr>
         <w:pStyle w:val="Heading2"/>
@@ -64,7 +56,7 @@
         <w:pStyle w:val="FirstParagraph"/>
       </w:pPr>
       <w:r>
-        <w:t xml:space="preserve">We thank both reviewers for their exceptionally careful and technically rigorous reading. Their concerns were not only valid — they were correct on the most consequential point. Acting on Reviewer 1's point 3 and Reviewer 2's question 1, we conducted a direct data-overlap analysis between our training corpus (</w:t>
+        <w:t xml:space="preserve">We thank both reviewers for their exceptionally careful and technically rigorous reading. Their concerns were not only valid — they were correct on the most consequential point. Acting on Reviewer 1’s point 3 and Reviewer 2’s question 1, we conducted a direct data-overlap analysis between our training corpus (</w:t>
       </w:r>
       <w:r>
         <w:rPr>
@@ -103,8 +95,8 @@
       </w:pPr>
       <w:r>
         <w:rPr>
-          <w:bCs/>
-          <w:b/>
+          <w:b/>
+          <w:bCs/>
         </w:rPr>
         <w:t xml:space="preserve">1,699 of the 2,259 unique evaluation sentences (75.2%) appear verbatim — with the identical gold label in 100% of cases — inside the corpus the model was fine-tuned on</w:t>
       </w:r>
@@ -156,7 +148,19 @@
         <w:t xml:space="preserve"> </w:t>
       </w:r>
       <w:r>
-        <w:t xml:space="preserve">collision, a single shared prompt mismatched to each model's native template, a silently-dropped quantization config, and inconsistent Mistral backbones. The "+78 F1 over baselines" claim is consequently invalid and has been withdrawn.</w:t>
+        <w:t xml:space="preserve">collision, a single shared prompt mismatched to each model’s native template, a silently-dropped quantization config, and inconsistent Mistral backbones. The</w:t>
+      </w:r>
+      <w:r>
+        <w:t xml:space="preserve"> </w:t>
+      </w:r>
+      <w:r>
+        <w:t xml:space="preserve">“+78 F1 over baselines”</w:t>
+      </w:r>
+      <w:r>
+        <w:t xml:space="preserve"> </w:t>
+      </w:r>
+      <w:r>
+        <w:t xml:space="preserve">claim is consequently invalid and has been withdrawn.</w:t>
       </w:r>
     </w:p>
     <w:p>
@@ -171,8 +175,8 @@
       </w:r>
       <w:r>
         <w:rPr>
-          <w:bCs/>
-          <w:b/>
+          <w:b/>
+          <w:bCs/>
         </w:rPr>
         <w:t xml:space="preserve">an efficient, fully reproducible LoRA recipe and an evaluation-and-contamination case study</w:t>
       </w:r>
@@ -185,279 +189,288 @@
     </w:p>
     <w:p>
       <w:pPr>
+        <w:pStyle w:val="Compact"/>
         <w:numPr>
           <w:ilvl w:val="0"/>
           <w:numId w:val="1001"/>
         </w:numPr>
+      </w:pPr>
+      <w:r>
+        <w:rPr>
+          <w:b/>
+          <w:bCs/>
+        </w:rPr>
+        <w:t xml:space="preserve">New Section on Data Contamination</w:t>
+      </w:r>
+      <w:r>
+        <w:t xml:space="preserve"> </w:t>
+      </w:r>
+      <w:r>
+        <w:t xml:space="preserve">(Reviewer 1.3, Reviewer 2.1): reports the 75.2% overlap, 100% label consistency, the train/test split mechanics, and a decontamination procedure.</w:t>
+      </w:r>
+    </w:p>
+    <w:p>
+      <w:pPr>
         <w:pStyle w:val="Compact"/>
-      </w:pPr>
-      <w:r>
-        <w:rPr>
-          <w:bCs/>
-          <w:b/>
-        </w:rPr>
-        <w:t xml:space="preserve">New Section on Data Contamination</w:t>
-      </w:r>
-      <w:r>
-        <w:t xml:space="preserve"> </w:t>
-      </w:r>
-      <w:r>
-        <w:t xml:space="preserve">(Reviewer 1.3, Reviewer 2.1): reports the 75.2% overlap, 100% label consistency, the train/test split mechanics, and a decontamination procedure.</w:t>
-      </w:r>
-    </w:p>
-    <w:p>
-      <w:pPr>
         <w:numPr>
           <w:ilvl w:val="0"/>
           <w:numId w:val="1001"/>
         </w:numPr>
+      </w:pPr>
+      <w:r>
+        <w:rPr>
+          <w:b/>
+          <w:bCs/>
+        </w:rPr>
+        <w:t xml:space="preserve">Decontaminated re-evaluation</w:t>
+      </w:r>
+      <w:r>
+        <w:t xml:space="preserve">: accuracy and weighted-F1 reported on the disjoint 560-sentence remainder</w:t>
+      </w:r>
+      <w:r>
+        <w:t xml:space="preserve"> </w:t>
+      </w:r>
+      <w:r>
+        <w:rPr>
+          <w:i/>
+          <w:iCs/>
+        </w:rPr>
+        <w:t xml:space="preserve">and</w:t>
+      </w:r>
+      <w:r>
+        <w:t xml:space="preserve"> </w:t>
+      </w:r>
+      <w:r>
+        <w:t xml:space="preserve">on external, leakage-free datasets.</w:t>
+      </w:r>
+    </w:p>
+    <w:p>
+      <w:pPr>
         <w:pStyle w:val="Compact"/>
-      </w:pPr>
-      <w:r>
-        <w:rPr>
-          <w:bCs/>
-          <w:b/>
-        </w:rPr>
-        <w:t xml:space="preserve">Decontaminated re-evaluation</w:t>
-      </w:r>
-      <w:r>
-        <w:t xml:space="preserve">: accuracy and weighted-F1 reported on the disjoint 560-sentence remainder</w:t>
-      </w:r>
-      <w:r>
-        <w:t xml:space="preserve"> </w:t>
-      </w:r>
-      <w:r>
-        <w:rPr>
-          <w:iCs/>
-          <w:i/>
-        </w:rPr>
-        <w:t xml:space="preserve">and</w:t>
-      </w:r>
-      <w:r>
-        <w:t xml:space="preserve"> </w:t>
-      </w:r>
-      <w:r>
-        <w:t xml:space="preserve">on external, leakage-free datasets.</w:t>
-      </w:r>
-    </w:p>
-    <w:p>
-      <w:pPr>
         <w:numPr>
           <w:ilvl w:val="0"/>
           <w:numId w:val="1001"/>
         </w:numPr>
+      </w:pPr>
+      <w:r>
+        <w:rPr>
+          <w:b/>
+          <w:bCs/>
+        </w:rPr>
+        <w:t xml:space="preserve">Fixed evaluation harness</w:t>
+      </w:r>
+      <w:r>
+        <w:t xml:space="preserve"> </w:t>
+      </w:r>
+      <w:r>
+        <w:t xml:space="preserve">(Reviewer 1.2, Reviewer 2.2/2.3/2.4):</w:t>
+      </w:r>
+      <w:r>
+        <w:t xml:space="preserve"> </w:t>
+      </w:r>
+      <w:r>
+        <w:rPr>
+          <w:rStyle w:val="VerbatimChar"/>
+        </w:rPr>
+        <w:t xml:space="preserve">padding_side='left'</w:t>
+      </w:r>
+      <w:r>
+        <w:t xml:space="preserve">,</w:t>
+      </w:r>
+      <w:r>
+        <w:t xml:space="preserve"> </w:t>
+      </w:r>
+      <w:r>
+        <w:rPr>
+          <w:rStyle w:val="VerbatimChar"/>
+        </w:rPr>
+        <w:t xml:space="preserve">max_new_tokens</w:t>
+      </w:r>
+      <w:r>
+        <w:t xml:space="preserve">, per-model native prompts, consistent</w:t>
+      </w:r>
+      <w:r>
+        <w:t xml:space="preserve"> </w:t>
+      </w:r>
+      <w:r>
+        <w:rPr>
+          <w:rStyle w:val="VerbatimChar"/>
+        </w:rPr>
+        <w:t xml:space="preserve">Mistral-7B-v0.1</w:t>
+      </w:r>
+      <w:r>
+        <w:t xml:space="preserve"> </w:t>
+      </w:r>
+      <w:r>
+        <w:t xml:space="preserve">backbone, corrected quantization; per-baseline confusion matrices added.</w:t>
+      </w:r>
+    </w:p>
+    <w:p>
+      <w:pPr>
         <w:pStyle w:val="Compact"/>
-      </w:pPr>
-      <w:r>
-        <w:rPr>
-          <w:bCs/>
-          <w:b/>
-        </w:rPr>
-        <w:t xml:space="preserve">Fixed evaluation harness</w:t>
-      </w:r>
-      <w:r>
-        <w:t xml:space="preserve"> </w:t>
-      </w:r>
-      <w:r>
-        <w:t xml:space="preserve">(Reviewer 1.2, Reviewer 2.2/2.3/2.4):</w:t>
-      </w:r>
-      <w:r>
-        <w:t xml:space="preserve"> </w:t>
-      </w:r>
-      <w:r>
-        <w:rPr>
-          <w:rStyle w:val="VerbatimChar"/>
-        </w:rPr>
-        <w:t xml:space="preserve">padding_side='left'</w:t>
-      </w:r>
-      <w:r>
-        <w:t xml:space="preserve">,</w:t>
-      </w:r>
-      <w:r>
-        <w:t xml:space="preserve"> </w:t>
-      </w:r>
-      <w:r>
-        <w:rPr>
-          <w:rStyle w:val="VerbatimChar"/>
-        </w:rPr>
-        <w:t xml:space="preserve">max_new_tokens</w:t>
-      </w:r>
-      <w:r>
-        <w:t xml:space="preserve">, per-model native prompts, consistent</w:t>
-      </w:r>
-      <w:r>
-        <w:t xml:space="preserve"> </w:t>
-      </w:r>
-      <w:r>
-        <w:rPr>
-          <w:rStyle w:val="VerbatimChar"/>
-        </w:rPr>
-        <w:t xml:space="preserve">Mistral-7B-v0.1</w:t>
-      </w:r>
-      <w:r>
-        <w:t xml:space="preserve"> </w:t>
-      </w:r>
-      <w:r>
-        <w:t xml:space="preserve">backbone, corrected quantization; per-baseline confusion matrices added.</w:t>
-      </w:r>
-    </w:p>
-    <w:p>
-      <w:pPr>
         <w:numPr>
           <w:ilvl w:val="0"/>
           <w:numId w:val="1001"/>
         </w:numPr>
+      </w:pPr>
+      <w:r>
+        <w:rPr>
+          <w:b/>
+          <w:bCs/>
+        </w:rPr>
+        <w:t xml:space="preserve">Multi-seed evaluation</w:t>
+      </w:r>
+      <w:r>
+        <w:t xml:space="preserve"> </w:t>
+      </w:r>
+      <w:r>
+        <w:t xml:space="preserve">with mean ± std and significance testing (Reviewer 1.5, Reviewer 2.5).</w:t>
+      </w:r>
+    </w:p>
+    <w:p>
+      <w:pPr>
         <w:pStyle w:val="Compact"/>
-      </w:pPr>
-      <w:r>
-        <w:rPr>
-          <w:bCs/>
-          <w:b/>
-        </w:rPr>
-        <w:t xml:space="preserve">Multi-seed evaluation</w:t>
-      </w:r>
-      <w:r>
-        <w:t xml:space="preserve"> </w:t>
-      </w:r>
-      <w:r>
-        <w:t xml:space="preserve">with mean ± std and significance testing (Reviewer 1.5, Reviewer 2.5).</w:t>
-      </w:r>
-    </w:p>
-    <w:p>
-      <w:pPr>
         <w:numPr>
           <w:ilvl w:val="0"/>
           <w:numId w:val="1001"/>
         </w:numPr>
+      </w:pPr>
+      <w:r>
+        <w:rPr>
+          <w:b/>
+          <w:bCs/>
+        </w:rPr>
+        <w:t xml:space="preserve">Ablation study</w:t>
+      </w:r>
+      <w:r>
+        <w:t xml:space="preserve"> </w:t>
+      </w:r>
+      <w:r>
+        <w:t xml:space="preserve">over LoRA rank, alpha, target modules, prompt template, and epochs (Reviewer 1.6).</w:t>
+      </w:r>
+    </w:p>
+    <w:p>
+      <w:pPr>
         <w:pStyle w:val="Compact"/>
-      </w:pPr>
-      <w:r>
-        <w:rPr>
-          <w:bCs/>
-          <w:b/>
-        </w:rPr>
-        <w:t xml:space="preserve">Ablation study</w:t>
-      </w:r>
-      <w:r>
-        <w:t xml:space="preserve"> </w:t>
-      </w:r>
-      <w:r>
-        <w:t xml:space="preserve">over LoRA rank, alpha, target modules, prompt template, and epochs (Reviewer 1.6).</w:t>
-      </w:r>
-    </w:p>
-    <w:p>
-      <w:pPr>
         <w:numPr>
           <w:ilvl w:val="0"/>
           <w:numId w:val="1001"/>
         </w:numPr>
+      </w:pPr>
+      <w:r>
+        <w:rPr>
+          <w:b/>
+          <w:bCs/>
+        </w:rPr>
+        <w:t xml:space="preserve">Expanded error analysis</w:t>
+      </w:r>
+      <w:r>
+        <w:t xml:space="preserve"> </w:t>
+      </w:r>
+      <w:r>
+        <w:t xml:space="preserve">with misclassified examples and per-category breakdown (Reviewer 1.7).</w:t>
+      </w:r>
+    </w:p>
+    <w:p>
+      <w:pPr>
         <w:pStyle w:val="Compact"/>
-      </w:pPr>
-      <w:r>
-        <w:rPr>
-          <w:bCs/>
-          <w:b/>
-        </w:rPr>
-        <w:t xml:space="preserve">Expanded error analysis</w:t>
-      </w:r>
-      <w:r>
-        <w:t xml:space="preserve"> </w:t>
-      </w:r>
-      <w:r>
-        <w:t xml:space="preserve">with misclassified examples and per-category breakdown (Reviewer 1.7).</w:t>
-      </w:r>
-    </w:p>
-    <w:p>
-      <w:pPr>
         <w:numPr>
           <w:ilvl w:val="0"/>
           <w:numId w:val="1001"/>
         </w:numPr>
+      </w:pPr>
+      <w:r>
+        <w:rPr>
+          <w:b/>
+          <w:bCs/>
+        </w:rPr>
+        <w:t xml:space="preserve">New quantitative figures</w:t>
+      </w:r>
+      <w:r>
+        <w:t xml:space="preserve"> </w:t>
+      </w:r>
+      <w:r>
+        <w:t xml:space="preserve">(learning curves, PR/ROC, ablation curves) replacing the GUI screenshots (Reviewer 1.10).</w:t>
+      </w:r>
+    </w:p>
+    <w:p>
+      <w:pPr>
         <w:pStyle w:val="Compact"/>
-      </w:pPr>
-      <w:r>
-        <w:rPr>
-          <w:bCs/>
-          <w:b/>
-        </w:rPr>
-        <w:t xml:space="preserve">New quantitative figures</w:t>
-      </w:r>
-      <w:r>
-        <w:t xml:space="preserve"> </w:t>
-      </w:r>
-      <w:r>
-        <w:t xml:space="preserve">(learning curves, PR/ROC, ablation curves) replacing the GUI screenshots (Reviewer 1.10).</w:t>
-      </w:r>
-    </w:p>
-    <w:p>
-      <w:pPr>
         <w:numPr>
           <w:ilvl w:val="0"/>
           <w:numId w:val="1001"/>
         </w:numPr>
+      </w:pPr>
+      <w:r>
+        <w:rPr>
+          <w:b/>
+          <w:bCs/>
+        </w:rPr>
+        <w:t xml:space="preserve">Corrected text-vs-code mismatches</w:t>
+      </w:r>
+      <w:r>
+        <w:t xml:space="preserve"> </w:t>
+      </w:r>
+      <w:r>
+        <w:t xml:space="preserve">throughout (Unsloth,</w:t>
+      </w:r>
+      <w:r>
+        <w:t xml:space="preserve"> </w:t>
+      </w:r>
+      <w:r>
+        <w:t xml:space="preserve">“8-bit NF4”</w:t>
+      </w:r>
+      <w:r>
+        <w:t xml:space="preserve">, LoRA targets, dropout, param count, adapter sizes, prompt template, val loss).</w:t>
+      </w:r>
+    </w:p>
+    <w:p>
+      <w:pPr>
         <w:pStyle w:val="Compact"/>
-      </w:pPr>
-      <w:r>
-        <w:rPr>
-          <w:bCs/>
-          <w:b/>
-        </w:rPr>
-        <w:t xml:space="preserve">Corrected text-vs-code mismatches</w:t>
-      </w:r>
-      <w:r>
-        <w:t xml:space="preserve"> </w:t>
-      </w:r>
-      <w:r>
-        <w:t xml:space="preserve">throughout (Unsloth, "8-bit NF4", LoRA targets, dropout, param count, adapter sizes, prompt template, val loss).</w:t>
-      </w:r>
-    </w:p>
-    <w:p>
-      <w:pPr>
         <w:numPr>
           <w:ilvl w:val="0"/>
           <w:numId w:val="1001"/>
         </w:numPr>
+      </w:pPr>
+      <w:r>
+        <w:rPr>
+          <w:b/>
+          <w:bCs/>
+        </w:rPr>
+        <w:t xml:space="preserve">Expanded 2024–2026 literature</w:t>
+      </w:r>
+      <w:r>
+        <w:t xml:space="preserve"> </w:t>
+      </w:r>
+      <w:r>
+        <w:t xml:space="preserve">(Reviewer 1.12) and a</w:t>
+      </w:r>
+      <w:r>
+        <w:t xml:space="preserve"> </w:t>
+      </w:r>
+      <w:r>
+        <w:rPr>
+          <w:b/>
+          <w:bCs/>
+        </w:rPr>
+        <w:t xml:space="preserve">truthful AI-assistance disclosure</w:t>
+      </w:r>
+      <w:r>
+        <w:t xml:space="preserve">.</w:t>
+      </w:r>
+    </w:p>
+    <w:p>
+      <w:pPr>
         <w:pStyle w:val="Compact"/>
-      </w:pPr>
-      <w:r>
-        <w:rPr>
-          <w:bCs/>
-          <w:b/>
-        </w:rPr>
-        <w:t xml:space="preserve">Expanded 2024–2026 literature</w:t>
-      </w:r>
-      <w:r>
-        <w:t xml:space="preserve"> </w:t>
-      </w:r>
-      <w:r>
-        <w:t xml:space="preserve">(Reviewer 1.12) and a</w:t>
-      </w:r>
-      <w:r>
-        <w:t xml:space="preserve"> </w:t>
-      </w:r>
-      <w:r>
-        <w:rPr>
-          <w:bCs/>
-          <w:b/>
-        </w:rPr>
-        <w:t xml:space="preserve">truthful AI-assistance disclosure</w:t>
-      </w:r>
-      <w:r>
-        <w:t xml:space="preserve">.</w:t>
-      </w:r>
-    </w:p>
-    <w:p>
-      <w:pPr>
         <w:numPr>
           <w:ilvl w:val="0"/>
           <w:numId w:val="1001"/>
         </w:numPr>
-        <w:pStyle w:val="Compact"/>
-      </w:pPr>
-      <w:r>
-        <w:rPr>
-          <w:bCs/>
-          <w:b/>
+      </w:pPr>
+      <w:r>
+        <w:rPr>
+          <w:b/>
+          <w:bCs/>
         </w:rPr>
         <w:t xml:space="preserve">Released scripts</w:t>
       </w:r>
@@ -531,8 +544,8 @@
         </w:pict>
       </w:r>
     </w:p>
-    <w:bookmarkEnd w:id="20"/>
-    <w:bookmarkStart w:id="21" w:name="corrected-claims-table"/>
+    <w:bookmarkEnd w:id="9"/>
+    <w:bookmarkStart w:id="10" w:name="corrected-claims-table"/>
     <w:p>
       <w:pPr>
         <w:pStyle w:val="Heading2"/>
@@ -544,16 +557,25 @@
     <w:tbl>
       <w:tblPr>
         <w:tblStyle w:val="Table"/>
-        <w:tblW w:type="pct" w:w="0.0"/>
+        <w:tblW w:type="pct" w:w="5000"/>
+        <w:tblLayout w:type="fixed"/>
         <w:tblLook w:firstRow="1" w:lastRow="0" w:firstColumn="0" w:lastColumn="0" w:noHBand="0" w:noVBand="0" w:val="0020"/>
       </w:tblPr>
-      <w:tblGrid/>
+      <w:tblGrid>
+        <w:gridCol w:w="1980"/>
+        <w:gridCol w:w="1980"/>
+        <w:gridCol w:w="1980"/>
+        <w:gridCol w:w="1980"/>
+      </w:tblGrid>
       <w:tr>
-        <w:tc>
-          <w:p>
-            <w:pPr>
-              <w:pStyle w:val="Compact"/>
-              <w:jc w:val="left"/>
+        <w:trPr>
+          <w:tblHeader w:val="on"/>
+        </w:trPr>
+        <w:tc>
+          <w:tcPr/>
+          <w:p>
+            <w:pPr>
+              <w:pStyle w:val="Compact"/>
             </w:pPr>
             <w:r>
               <w:t xml:space="preserve">#</w:t>
@@ -561,10 +583,10 @@
           </w:p>
         </w:tc>
         <w:tc>
-          <w:p>
-            <w:pPr>
-              <w:pStyle w:val="Compact"/>
-              <w:jc w:val="left"/>
+          <w:tcPr/>
+          <w:p>
+            <w:pPr>
+              <w:pStyle w:val="Compact"/>
             </w:pPr>
             <w:r>
               <w:t xml:space="preserve">Original claim (as submitted)</w:t>
@@ -572,10 +594,10 @@
           </w:p>
         </w:tc>
         <w:tc>
-          <w:p>
-            <w:pPr>
-              <w:pStyle w:val="Compact"/>
-              <w:jc w:val="left"/>
+          <w:tcPr/>
+          <w:p>
+            <w:pPr>
+              <w:pStyle w:val="Compact"/>
             </w:pPr>
             <w:r>
               <w:t xml:space="preserve">Status</w:t>
@@ -583,10 +605,10 @@
           </w:p>
         </w:tc>
         <w:tc>
-          <w:p>
-            <w:pPr>
-              <w:pStyle w:val="Compact"/>
-              <w:jc w:val="left"/>
+          <w:tcPr/>
+          <w:p>
+            <w:pPr>
+              <w:pStyle w:val="Compact"/>
             </w:pPr>
             <w:r>
               <w:t xml:space="preserve">Revised wording / action</w:t>
@@ -596,10 +618,10 @@
       </w:tr>
       <w:tr>
         <w:tc>
-          <w:p>
-            <w:pPr>
-              <w:pStyle w:val="Compact"/>
-              <w:jc w:val="left"/>
+          <w:tcPr/>
+          <w:p>
+            <w:pPr>
+              <w:pStyle w:val="Compact"/>
             </w:pPr>
             <w:r>
               <w:t xml:space="preserve">C1</w:t>
@@ -607,49 +629,49 @@
           </w:p>
         </w:tc>
         <w:tc>
-          <w:p>
-            <w:pPr>
-              <w:pStyle w:val="Compact"/>
-              <w:jc w:val="left"/>
-            </w:pPr>
-            <w:r>
-              <w:t xml:space="preserve">"99.56% accuracy, state-of-the-art on Financial PhraseBank"</w:t>
-            </w:r>
-          </w:p>
-        </w:tc>
-        <w:tc>
-          <w:p>
-            <w:pPr>
-              <w:pStyle w:val="Compact"/>
-              <w:jc w:val="left"/>
+          <w:tcPr/>
+          <w:p>
+            <w:pPr>
+              <w:pStyle w:val="Compact"/>
+            </w:pPr>
+            <w:r>
+              <w:t xml:space="preserve">“99.56% accuracy, state-of-the-art on Financial PhraseBank”</w:t>
+            </w:r>
+          </w:p>
+        </w:tc>
+        <w:tc>
+          <w:tcPr/>
+          <w:p>
+            <w:pPr>
+              <w:pStyle w:val="Compact"/>
             </w:pPr>
             <w:r>
               <w:rPr>
+                <w:b/>
                 <w:bCs/>
-                <w:b/>
               </w:rPr>
               <w:t xml:space="preserve">Withdrawn</w:t>
             </w:r>
           </w:p>
         </w:tc>
         <w:tc>
-          <w:p>
-            <w:pPr>
-              <w:pStyle w:val="Compact"/>
-              <w:jc w:val="left"/>
-            </w:pPr>
-            <w:r>
-              <w:t xml:space="preserve">"On a decontaminated, disjoint test set, Finistral-7B-LoRA attains [corrected acc/F1, expected ~0.80–0.90 range]; the original 99.56% reflects 75.2% train/test overlap and is not a generalization result."</w:t>
+          <w:tcPr/>
+          <w:p>
+            <w:pPr>
+              <w:pStyle w:val="Compact"/>
+            </w:pPr>
+            <w:r>
+              <w:t xml:space="preserve">Measured: 98.93% on the decontaminated FPB-560 — but statistically indistinguishable from the strongest FinGPT baseline (98.57%, McNemar p=0.77), so no superiority claim is made there; the honest generalization evidence is external: 87.66% acc / 0.883 wF1 on FiQA-SA and 78.93% acc / 0.796 wF1 on TFNS. The original 99.56% reflects 75.2% train/test overlap and is not a generalization result.</w:t>
             </w:r>
           </w:p>
         </w:tc>
       </w:tr>
       <w:tr>
         <w:tc>
-          <w:p>
-            <w:pPr>
-              <w:pStyle w:val="Compact"/>
-              <w:jc w:val="left"/>
+          <w:tcPr/>
+          <w:p>
+            <w:pPr>
+              <w:pStyle w:val="Compact"/>
             </w:pPr>
             <w:r>
               <w:t xml:space="preserve">C2</w:t>
@@ -657,49 +679,49 @@
           </w:p>
         </w:tc>
         <w:tc>
-          <w:p>
-            <w:pPr>
-              <w:pStyle w:val="Compact"/>
-              <w:jc w:val="left"/>
-            </w:pPr>
-            <w:r>
-              <w:t xml:space="preserve">"+78 weighted-F1 over FinGPT baselines / outperforms by large margins"</w:t>
-            </w:r>
-          </w:p>
-        </w:tc>
-        <w:tc>
-          <w:p>
-            <w:pPr>
-              <w:pStyle w:val="Compact"/>
-              <w:jc w:val="left"/>
+          <w:tcPr/>
+          <w:p>
+            <w:pPr>
+              <w:pStyle w:val="Compact"/>
+            </w:pPr>
+            <w:r>
+              <w:t xml:space="preserve">“+78 weighted-F1 over FinGPT baselines / outperforms by large margins”</w:t>
+            </w:r>
+          </w:p>
+        </w:tc>
+        <w:tc>
+          <w:tcPr/>
+          <w:p>
+            <w:pPr>
+              <w:pStyle w:val="Compact"/>
             </w:pPr>
             <w:r>
               <w:rPr>
+                <w:b/>
                 <w:bCs/>
-                <w:b/>
               </w:rPr>
               <w:t xml:space="preserve">Withdrawn</w:t>
             </w:r>
           </w:p>
         </w:tc>
         <w:tc>
-          <w:p>
-            <w:pPr>
-              <w:pStyle w:val="Compact"/>
-              <w:jc w:val="left"/>
-            </w:pPr>
-            <w:r>
-              <w:t xml:space="preserve">"Under a corrected harness, baselines score near their published ~0.84–0.86 accuracy; differences are modest and reported with significance tests."</w:t>
+          <w:tcPr/>
+          <w:p>
+            <w:pPr>
+              <w:pStyle w:val="Compact"/>
+            </w:pPr>
+            <w:r>
+              <w:t xml:space="preserve">Measured under the corrected harness: FinGPT baselines recover to 89.5–98.6% on FPB-560 and 62–86% externally. Finistral’s residual margins are modest and dataset-dependent — significant over some baselines (e.g. +6.9pt over FinGPT-Llama2 on FiQA, p=0.012), tied with others (Falcon on FiQA p=0.42; Llama-3 on TFNS p=0.41) — each reported with McNemar tests and bootstrap CIs.</w:t>
             </w:r>
           </w:p>
         </w:tc>
       </w:tr>
       <w:tr>
         <w:tc>
-          <w:p>
-            <w:pPr>
-              <w:pStyle w:val="Compact"/>
-              <w:jc w:val="left"/>
+          <w:tcPr/>
+          <w:p>
+            <w:pPr>
+              <w:pStyle w:val="Compact"/>
             </w:pPr>
             <w:r>
               <w:t xml:space="preserve">C3</w:t>
@@ -707,36 +729,36 @@
           </w:p>
         </w:tc>
         <w:tc>
-          <w:p>
-            <w:pPr>
-              <w:pStyle w:val="Compact"/>
-              <w:jc w:val="left"/>
-            </w:pPr>
-            <w:r>
-              <w:t xml:space="preserve">"Outperforms FinBERT by +3–6 accuracy points"</w:t>
-            </w:r>
-          </w:p>
-        </w:tc>
-        <w:tc>
-          <w:p>
-            <w:pPr>
-              <w:pStyle w:val="Compact"/>
-              <w:jc w:val="left"/>
+          <w:tcPr/>
+          <w:p>
+            <w:pPr>
+              <w:pStyle w:val="Compact"/>
+            </w:pPr>
+            <w:r>
+              <w:t xml:space="preserve">“Outperforms FinBERT by +3–6 accuracy points”</w:t>
+            </w:r>
+          </w:p>
+        </w:tc>
+        <w:tc>
+          <w:tcPr/>
+          <w:p>
+            <w:pPr>
+              <w:pStyle w:val="Compact"/>
             </w:pPr>
             <w:r>
               <w:rPr>
+                <w:b/>
                 <w:bCs/>
-                <w:b/>
               </w:rPr>
               <w:t xml:space="preserve">Softened</w:t>
             </w:r>
           </w:p>
         </w:tc>
         <w:tc>
-          <w:p>
-            <w:pPr>
-              <w:pStyle w:val="Compact"/>
-              <w:jc w:val="left"/>
+          <w:tcPr/>
+          <w:p>
+            <w:pPr>
+              <w:pStyle w:val="Compact"/>
             </w:pPr>
             <w:r>
               <w:t xml:space="preserve">Either evaluated under an identical correct protocol, or stated explicitly as a literature-reported comparison with citation and matched split.</w:t>
@@ -746,10 +768,10 @@
       </w:tr>
       <w:tr>
         <w:tc>
-          <w:p>
-            <w:pPr>
-              <w:pStyle w:val="Compact"/>
-              <w:jc w:val="left"/>
+          <w:tcPr/>
+          <w:p>
+            <w:pPr>
+              <w:pStyle w:val="Compact"/>
             </w:pPr>
             <w:r>
               <w:t xml:space="preserve">C4</w:t>
@@ -757,36 +779,36 @@
           </w:p>
         </w:tc>
         <w:tc>
-          <w:p>
-            <w:pPr>
-              <w:pStyle w:val="Compact"/>
-              <w:jc w:val="left"/>
-            </w:pPr>
-            <w:r>
-              <w:t xml:space="preserve">"We utilise Unsloth … 2× faster, ~70% less VRAM"</w:t>
-            </w:r>
-          </w:p>
-        </w:tc>
-        <w:tc>
-          <w:p>
-            <w:pPr>
-              <w:pStyle w:val="Compact"/>
-              <w:jc w:val="left"/>
+          <w:tcPr/>
+          <w:p>
+            <w:pPr>
+              <w:pStyle w:val="Compact"/>
+            </w:pPr>
+            <w:r>
+              <w:t xml:space="preserve">“We utilise Unsloth … 2× faster, ~70% less VRAM”</w:t>
+            </w:r>
+          </w:p>
+        </w:tc>
+        <w:tc>
+          <w:tcPr/>
+          <w:p>
+            <w:pPr>
+              <w:pStyle w:val="Compact"/>
             </w:pPr>
             <w:r>
               <w:rPr>
+                <w:b/>
                 <w:bCs/>
-                <w:b/>
               </w:rPr>
               <w:t xml:space="preserve">Removed</w:t>
             </w:r>
           </w:p>
         </w:tc>
         <w:tc>
-          <w:p>
-            <w:pPr>
-              <w:pStyle w:val="Compact"/>
-              <w:jc w:val="left"/>
+          <w:tcPr/>
+          <w:p>
+            <w:pPr>
+              <w:pStyle w:val="Compact"/>
             </w:pPr>
             <w:r>
               <w:t xml:space="preserve">Describe actual stack:</w:t>
@@ -856,10 +878,10 @@
       </w:tr>
       <w:tr>
         <w:tc>
-          <w:p>
-            <w:pPr>
-              <w:pStyle w:val="Compact"/>
-              <w:jc w:val="left"/>
+          <w:tcPr/>
+          <w:p>
+            <w:pPr>
+              <w:pStyle w:val="Compact"/>
             </w:pPr>
             <w:r>
               <w:t xml:space="preserve">C5</w:t>
@@ -867,49 +889,73 @@
           </w:p>
         </w:tc>
         <w:tc>
-          <w:p>
-            <w:pPr>
-              <w:pStyle w:val="Compact"/>
-              <w:jc w:val="left"/>
-            </w:pPr>
-            <w:r>
-              <w:t xml:space="preserve">"Backbone loaded in 8-bit NF4 (load_in_8bit=True)" during training</w:t>
-            </w:r>
-          </w:p>
-        </w:tc>
-        <w:tc>
-          <w:p>
-            <w:pPr>
-              <w:pStyle w:val="Compact"/>
-              <w:jc w:val="left"/>
+          <w:tcPr/>
+          <w:p>
+            <w:pPr>
+              <w:pStyle w:val="Compact"/>
+            </w:pPr>
+            <w:r>
+              <w:t xml:space="preserve">“Backbone loaded in 8-bit NF4 (load_in_8bit=True)”</w:t>
+            </w:r>
+            <w:r>
+              <w:t xml:space="preserve"> </w:t>
+            </w:r>
+            <w:r>
+              <w:t xml:space="preserve">during training</w:t>
+            </w:r>
+          </w:p>
+        </w:tc>
+        <w:tc>
+          <w:tcPr/>
+          <w:p>
+            <w:pPr>
+              <w:pStyle w:val="Compact"/>
             </w:pPr>
             <w:r>
               <w:rPr>
+                <w:b/>
                 <w:bCs/>
-                <w:b/>
               </w:rPr>
               <w:t xml:space="preserve">Corrected</w:t>
             </w:r>
           </w:p>
         </w:tc>
         <w:tc>
-          <w:p>
-            <w:pPr>
-              <w:pStyle w:val="Compact"/>
-              <w:jc w:val="left"/>
-            </w:pPr>
-            <w:r>
-              <w:t xml:space="preserve">"Training used bf16 full-precision weights with no quantization." The impossible "8-bit NF4" phrasing removed.</w:t>
+          <w:tcPr/>
+          <w:p>
+            <w:pPr>
+              <w:pStyle w:val="Compact"/>
+            </w:pPr>
+            <w:r>
+              <w:t xml:space="preserve">“Training used bf16 full-precision weights with no quantization.”</w:t>
+            </w:r>
+            <w:r>
+              <w:t xml:space="preserve"> </w:t>
+            </w:r>
+            <w:r>
+              <w:t xml:space="preserve">The impossible</w:t>
+            </w:r>
+            <w:r>
+              <w:t xml:space="preserve"> </w:t>
+            </w:r>
+            <w:r>
+              <w:t xml:space="preserve">“8-bit NF4”</w:t>
+            </w:r>
+            <w:r>
+              <w:t xml:space="preserve"> </w:t>
+            </w:r>
+            <w:r>
+              <w:t xml:space="preserve">phrasing removed.</w:t>
             </w:r>
           </w:p>
         </w:tc>
       </w:tr>
       <w:tr>
         <w:tc>
-          <w:p>
-            <w:pPr>
-              <w:pStyle w:val="Compact"/>
-              <w:jc w:val="left"/>
+          <w:tcPr/>
+          <w:p>
+            <w:pPr>
+              <w:pStyle w:val="Compact"/>
             </w:pPr>
             <w:r>
               <w:t xml:space="preserve">C6</w:t>
@@ -917,39 +963,39 @@
           </w:p>
         </w:tc>
         <w:tc>
-          <w:p>
-            <w:pPr>
-              <w:pStyle w:val="Compact"/>
-              <w:jc w:val="left"/>
-            </w:pPr>
-            <w:r>
-              <w:t xml:space="preserve">"LoRA injected into every attention-projection and feed-forward linear layer"</w:t>
-            </w:r>
-          </w:p>
-        </w:tc>
-        <w:tc>
-          <w:p>
-            <w:pPr>
-              <w:pStyle w:val="Compact"/>
-              <w:jc w:val="left"/>
+          <w:tcPr/>
+          <w:p>
+            <w:pPr>
+              <w:pStyle w:val="Compact"/>
+            </w:pPr>
+            <w:r>
+              <w:t xml:space="preserve">“LoRA injected into every attention-projection and feed-forward linear layer”</w:t>
+            </w:r>
+          </w:p>
+        </w:tc>
+        <w:tc>
+          <w:tcPr/>
+          <w:p>
+            <w:pPr>
+              <w:pStyle w:val="Compact"/>
             </w:pPr>
             <w:r>
               <w:rPr>
+                <w:b/>
                 <w:bCs/>
-                <w:b/>
               </w:rPr>
-              <w:t xml:space="preserve">Corrected</w:t>
-            </w:r>
-          </w:p>
-        </w:tc>
-        <w:tc>
-          <w:p>
-            <w:pPr>
-              <w:pStyle w:val="Compact"/>
-              <w:jc w:val="left"/>
-            </w:pPr>
-            <w:r>
-              <w:t xml:space="preserve">"LoRA applied to</w:t>
+              <w:t xml:space="preserve">Re-verified — original targets confirmed, count corrected</w:t>
+            </w:r>
+          </w:p>
+        </w:tc>
+        <w:tc>
+          <w:tcPr/>
+          <w:p>
+            <w:pPr>
+              <w:pStyle w:val="Compact"/>
+            </w:pPr>
+            <w:r>
+              <w:t xml:space="preserve">The published adapter’s</w:t>
             </w:r>
             <w:r>
               <w:t xml:space="preserve"> </w:t>
@@ -958,13 +1004,97 @@
               <w:rPr>
                 <w:rStyle w:val="VerbatimChar"/>
               </w:rPr>
-              <w:t xml:space="preserve">q_proj</w:t>
+              <w:t xml:space="preserve">adapter_config.json</w:t>
             </w:r>
             <w:r>
               <w:t xml:space="preserve"> </w:t>
             </w:r>
             <w:r>
-              <w:t xml:space="preserve">and</w:t>
+              <w:t xml:space="preserve">(Ayansk11/Finistral-7B_lora) targets all seven linear modules (q/k/v/o/gate/up/down), so the original submission’s</w:t>
+            </w:r>
+            <w:r>
+              <w:t xml:space="preserve"> </w:t>
+            </w:r>
+            <w:r>
+              <w:rPr>
+                <w:i/>
+                <w:iCs/>
+              </w:rPr>
+              <w:t xml:space="preserve">coverage</w:t>
+            </w:r>
+            <w:r>
+              <w:t xml:space="preserve"> </w:t>
+            </w:r>
+            <w:r>
+              <w:t xml:space="preserve">description was correct. (An intermediate revision draft</w:t>
+            </w:r>
+            <w:r>
+              <w:t xml:space="preserve"> </w:t>
+            </w:r>
+            <w:r>
+              <w:t xml:space="preserve">“corrected”</w:t>
+            </w:r>
+            <w:r>
+              <w:t xml:space="preserve"> </w:t>
+            </w:r>
+            <w:r>
+              <w:t xml:space="preserve">this to q/v-only based on a training-script variant that did not match the released artifact; the artifact is authoritative and the released training script has been reconciled to it.)</w:t>
+            </w:r>
+          </w:p>
+        </w:tc>
+      </w:tr>
+      <w:tr>
+        <w:tc>
+          <w:tcPr/>
+          <w:p>
+            <w:pPr>
+              <w:pStyle w:val="Compact"/>
+            </w:pPr>
+            <w:r>
+              <w:t xml:space="preserve">C7</w:t>
+            </w:r>
+          </w:p>
+        </w:tc>
+        <w:tc>
+          <w:tcPr/>
+          <w:p>
+            <w:pPr>
+              <w:pStyle w:val="Compact"/>
+            </w:pPr>
+            <w:r>
+              <w:t xml:space="preserve">“LoRA dropout = 0.10”</w:t>
+            </w:r>
+            <w:r>
+              <w:t xml:space="preserve"> </w:t>
+            </w:r>
+            <w:r>
+              <w:t xml:space="preserve">(Table 4)</w:t>
+            </w:r>
+          </w:p>
+        </w:tc>
+        <w:tc>
+          <w:tcPr/>
+          <w:p>
+            <w:pPr>
+              <w:pStyle w:val="Compact"/>
+            </w:pPr>
+            <w:r>
+              <w:rPr>
+                <w:b/>
+                <w:bCs/>
+              </w:rPr>
+              <w:t xml:space="preserve">Corrected</w:t>
+            </w:r>
+          </w:p>
+        </w:tc>
+        <w:tc>
+          <w:tcPr/>
+          <w:p>
+            <w:pPr>
+              <w:pStyle w:val="Compact"/>
+            </w:pPr>
+            <w:r>
+              <w:t xml:space="preserve">0.05 (matches the published</w:t>
             </w:r>
             <w:r>
               <w:t xml:space="preserve"> </w:t>
@@ -973,113 +1103,63 @@
               <w:rPr>
                 <w:rStyle w:val="VerbatimChar"/>
               </w:rPr>
-              <w:t xml:space="preserve">v_proj</w:t>
+              <w:t xml:space="preserve">adapter_config.json</w:t>
             </w:r>
             <w:r>
               <w:t xml:space="preserve"> </w:t>
             </w:r>
             <w:r>
-              <w:t xml:space="preserve">only."</w:t>
+              <w:t xml:space="preserve">and code).</w:t>
             </w:r>
           </w:p>
         </w:tc>
       </w:tr>
       <w:tr>
         <w:tc>
-          <w:p>
-            <w:pPr>
-              <w:pStyle w:val="Compact"/>
-              <w:jc w:val="left"/>
-            </w:pPr>
-            <w:r>
-              <w:t xml:space="preserve">C7</w:t>
-            </w:r>
-          </w:p>
-        </w:tc>
-        <w:tc>
-          <w:p>
-            <w:pPr>
-              <w:pStyle w:val="Compact"/>
-              <w:jc w:val="left"/>
-            </w:pPr>
-            <w:r>
-              <w:t xml:space="preserve">"LoRA dropout = 0.10" (Table 4)</w:t>
-            </w:r>
-          </w:p>
-        </w:tc>
-        <w:tc>
-          <w:p>
-            <w:pPr>
-              <w:pStyle w:val="Compact"/>
-              <w:jc w:val="left"/>
+          <w:tcPr/>
+          <w:p>
+            <w:pPr>
+              <w:pStyle w:val="Compact"/>
+            </w:pPr>
+            <w:r>
+              <w:t xml:space="preserve">C8</w:t>
+            </w:r>
+          </w:p>
+        </w:tc>
+        <w:tc>
+          <w:tcPr/>
+          <w:p>
+            <w:pPr>
+              <w:pStyle w:val="Compact"/>
+            </w:pPr>
+            <w:r>
+              <w:t xml:space="preserve">“Trainable parameters ≈ 9M (0.2%)”</w:t>
+            </w:r>
+          </w:p>
+        </w:tc>
+        <w:tc>
+          <w:tcPr/>
+          <w:p>
+            <w:pPr>
+              <w:pStyle w:val="Compact"/>
             </w:pPr>
             <w:r>
               <w:rPr>
+                <w:b/>
                 <w:bCs/>
-                <w:b/>
               </w:rPr>
               <w:t xml:space="preserve">Corrected</w:t>
             </w:r>
           </w:p>
         </w:tc>
         <w:tc>
-          <w:p>
-            <w:pPr>
-              <w:pStyle w:val="Compact"/>
-              <w:jc w:val="left"/>
-            </w:pPr>
-            <w:r>
-              <w:t xml:space="preserve">0.05 (matches code).</w:t>
-            </w:r>
-          </w:p>
-        </w:tc>
-      </w:tr>
-      <w:tr>
-        <w:tc>
-          <w:p>
-            <w:pPr>
-              <w:pStyle w:val="Compact"/>
-              <w:jc w:val="left"/>
-            </w:pPr>
-            <w:r>
-              <w:t xml:space="preserve">C8</w:t>
-            </w:r>
-          </w:p>
-        </w:tc>
-        <w:tc>
-          <w:p>
-            <w:pPr>
-              <w:pStyle w:val="Compact"/>
-              <w:jc w:val="left"/>
-            </w:pPr>
-            <w:r>
-              <w:t xml:space="preserve">"Trainable parameters ≈ 9M (0.2%)"</w:t>
-            </w:r>
-          </w:p>
-        </w:tc>
-        <w:tc>
-          <w:p>
-            <w:pPr>
-              <w:pStyle w:val="Compact"/>
-              <w:jc w:val="left"/>
-            </w:pPr>
-            <w:r>
-              <w:rPr>
-                <w:bCs/>
-                <w:b/>
-              </w:rPr>
-              <w:t xml:space="preserve">Corrected</w:t>
-            </w:r>
-          </w:p>
-        </w:tc>
-        <w:tc>
-          <w:p>
-            <w:pPr>
-              <w:pStyle w:val="Compact"/>
-              <w:jc w:val="left"/>
-            </w:pPr>
-            <w:r>
-              <w:t xml:space="preserve">"≈ 6.82M (≈ 0.094%)", from</w:t>
+          <w:tcPr/>
+          <w:p>
+            <w:pPr>
+              <w:pStyle w:val="Compact"/>
+            </w:pPr>
+            <w:r>
+              <w:t xml:space="preserve">41,943,040 ≈ 41.94M (≈ 0.58% of 7.24B). Verified two independent ways from the released files: fp16</w:t>
             </w:r>
             <w:r>
               <w:t xml:space="preserve"> </w:t>
@@ -1088,20 +1168,23 @@
               <w:rPr>
                 <w:rStyle w:val="VerbatimChar"/>
               </w:rPr>
-              <w:t xml:space="preserve">print_trainable_parameters()</w:t>
-            </w:r>
-            <w:r>
-              <w:t xml:space="preserve">.</w:t>
+              <w:t xml:space="preserve">adapter_model.safetensors</w:t>
+            </w:r>
+            <w:r>
+              <w:t xml:space="preserve"> </w:t>
+            </w:r>
+            <w:r>
+              <w:t xml:space="preserve">= 41.94M × 2 B = 83.9 MB; fp32 GGML export = 41.94M × 4 B = 167.8 MB. (The old 9M figure was arithmetically impossible: a 9M fp16 adapter would be ~18 MB, not 83.9 MB.)</w:t>
             </w:r>
           </w:p>
         </w:tc>
       </w:tr>
       <w:tr>
         <w:tc>
-          <w:p>
-            <w:pPr>
-              <w:pStyle w:val="Compact"/>
-              <w:jc w:val="left"/>
+          <w:tcPr/>
+          <w:p>
+            <w:pPr>
+              <w:pStyle w:val="Compact"/>
             </w:pPr>
             <w:r>
               <w:t xml:space="preserve">C9</w:t>
@@ -1109,62 +1192,92 @@
           </w:p>
         </w:tc>
         <w:tc>
-          <w:p>
-            <w:pPr>
-              <w:pStyle w:val="Compact"/>
-              <w:jc w:val="left"/>
-            </w:pPr>
-            <w:r>
-              <w:t xml:space="preserve">"4-bit GGML adapter = 168 MB; fp16 adapter = 83.9 MB"</w:t>
-            </w:r>
-          </w:p>
-        </w:tc>
-        <w:tc>
-          <w:p>
-            <w:pPr>
-              <w:pStyle w:val="Compact"/>
-              <w:jc w:val="left"/>
+          <w:tcPr/>
+          <w:p>
+            <w:pPr>
+              <w:pStyle w:val="Compact"/>
+            </w:pPr>
+            <w:r>
+              <w:t xml:space="preserve">“4-bit GGML adapter = 168 MB; fp16 adapter = 83.9 MB”</w:t>
+            </w:r>
+          </w:p>
+        </w:tc>
+        <w:tc>
+          <w:tcPr/>
+          <w:p>
+            <w:pPr>
+              <w:pStyle w:val="Compact"/>
             </w:pPr>
             <w:r>
               <w:rPr>
+                <w:b/>
                 <w:bCs/>
+              </w:rPr>
+              <w:t xml:space="preserve">Corrected</w:t>
+            </w:r>
+          </w:p>
+        </w:tc>
+        <w:tc>
+          <w:tcPr/>
+          <w:p>
+            <w:pPr>
+              <w:pStyle w:val="Compact"/>
+            </w:pPr>
+            <w:r>
+              <w:t xml:space="preserve">The 168 MB</w:t>
+            </w:r>
+            <w:r>
+              <w:t xml:space="preserve"> </w:t>
+            </w:r>
+            <w:r>
+              <w:rPr>
+                <w:rStyle w:val="VerbatimChar"/>
+              </w:rPr>
+              <w:t xml:space="preserve">ggml-adapter-model.bin</w:t>
+            </w:r>
+            <w:r>
+              <w:t xml:space="preserve"> </w:t>
+            </w:r>
+            <w:r>
+              <w:t xml:space="preserve">exists but is an</w:t>
+            </w:r>
+            <w:r>
+              <w:t xml:space="preserve"> </w:t>
+            </w:r>
+            <w:r>
+              <w:rPr>
                 <w:b/>
+                <w:bCs/>
               </w:rPr>
-              <w:t xml:space="preserve">Corrected / removed</w:t>
-            </w:r>
-          </w:p>
-        </w:tc>
-        <w:tc>
-          <w:p>
-            <w:pPr>
-              <w:pStyle w:val="Compact"/>
-              <w:jc w:val="left"/>
-            </w:pPr>
-            <w:r>
-              <w:t xml:space="preserve">A real 4-bit variant is</w:t>
+              <w:t xml:space="preserve">fp32</w:t>
             </w:r>
             <w:r>
               <w:t xml:space="preserve"> </w:t>
             </w:r>
             <w:r>
-              <w:rPr>
-                <w:iCs/>
-                <w:i/>
-              </w:rPr>
-              <w:t xml:space="preserve">smaller</w:t>
-            </w:r>
-            <w:r>
-              <w:t xml:space="preserve">; either remeasured (~20–25 MB) or the GGML/CPU-latency claims removed.</w:t>
+              <w:t xml:space="preserve">export (167.8 MB = 41.94M × 4 B), not 4-bit; the</w:t>
+            </w:r>
+            <w:r>
+              <w:t xml:space="preserve"> </w:t>
+            </w:r>
+            <w:r>
+              <w:t xml:space="preserve">“4-bit”</w:t>
+            </w:r>
+            <w:r>
+              <w:t xml:space="preserve"> </w:t>
+            </w:r>
+            <w:r>
+              <w:t xml:space="preserve">label and the sub-100 ms CPU-latency claim are withdrawn.</w:t>
             </w:r>
           </w:p>
         </w:tc>
       </w:tr>
       <w:tr>
         <w:tc>
-          <w:p>
-            <w:pPr>
-              <w:pStyle w:val="Compact"/>
-              <w:jc w:val="left"/>
+          <w:tcPr/>
+          <w:p>
+            <w:pPr>
+              <w:pStyle w:val="Compact"/>
             </w:pPr>
             <w:r>
               <w:t xml:space="preserve">C10</w:t>
@@ -1172,36 +1285,42 @@
           </w:p>
         </w:tc>
         <w:tc>
-          <w:p>
-            <w:pPr>
-              <w:pStyle w:val="Compact"/>
-              <w:jc w:val="left"/>
-            </w:pPr>
-            <w:r>
-              <w:t xml:space="preserve">"Sentences wrapped exactly as in the training script" (Instruction/Input/Answer)</w:t>
-            </w:r>
-          </w:p>
-        </w:tc>
-        <w:tc>
-          <w:p>
-            <w:pPr>
-              <w:pStyle w:val="Compact"/>
-              <w:jc w:val="left"/>
+          <w:tcPr/>
+          <w:p>
+            <w:pPr>
+              <w:pStyle w:val="Compact"/>
+            </w:pPr>
+            <w:r>
+              <w:t xml:space="preserve">“Sentences wrapped exactly as in the training script”</w:t>
+            </w:r>
+            <w:r>
+              <w:t xml:space="preserve"> </w:t>
+            </w:r>
+            <w:r>
+              <w:t xml:space="preserve">(Instruction/Input/Answer)</w:t>
+            </w:r>
+          </w:p>
+        </w:tc>
+        <w:tc>
+          <w:tcPr/>
+          <w:p>
+            <w:pPr>
+              <w:pStyle w:val="Compact"/>
             </w:pPr>
             <w:r>
               <w:rPr>
+                <w:b/>
                 <w:bCs/>
-                <w:b/>
               </w:rPr>
               <w:t xml:space="preserve">Corrected</w:t>
             </w:r>
           </w:p>
         </w:tc>
         <w:tc>
-          <w:p>
-            <w:pPr>
-              <w:pStyle w:val="Compact"/>
-              <w:jc w:val="left"/>
+          <w:tcPr/>
+          <w:p>
+            <w:pPr>
+              <w:pStyle w:val="Compact"/>
             </w:pPr>
             <w:r>
               <w:t xml:space="preserve">Training used</w:t>
@@ -1238,10 +1357,10 @@
       </w:tr>
       <w:tr>
         <w:tc>
-          <w:p>
-            <w:pPr>
-              <w:pStyle w:val="Compact"/>
-              <w:jc w:val="left"/>
+          <w:tcPr/>
+          <w:p>
+            <w:pPr>
+              <w:pStyle w:val="Compact"/>
             </w:pPr>
             <w:r>
               <w:t xml:space="preserve">C11</w:t>
@@ -1249,36 +1368,48 @@
           </w:p>
         </w:tc>
         <w:tc>
-          <w:p>
-            <w:pPr>
-              <w:pStyle w:val="Compact"/>
-              <w:jc w:val="left"/>
-            </w:pPr>
-            <w:r>
-              <w:t xml:space="preserve">"Best val loss 0.1008" vs Table 6 "0.1009"</w:t>
-            </w:r>
-          </w:p>
-        </w:tc>
-        <w:tc>
-          <w:p>
-            <w:pPr>
-              <w:pStyle w:val="Compact"/>
-              <w:jc w:val="left"/>
+          <w:tcPr/>
+          <w:p>
+            <w:pPr>
+              <w:pStyle w:val="Compact"/>
+            </w:pPr>
+            <w:r>
+              <w:t xml:space="preserve">“Best val loss 0.1008”</w:t>
+            </w:r>
+            <w:r>
+              <w:t xml:space="preserve"> </w:t>
+            </w:r>
+            <w:r>
+              <w:t xml:space="preserve">vs Table 6</w:t>
+            </w:r>
+            <w:r>
+              <w:t xml:space="preserve"> </w:t>
+            </w:r>
+            <w:r>
+              <w:t xml:space="preserve">“0.1009”</w:t>
+            </w:r>
+          </w:p>
+        </w:tc>
+        <w:tc>
+          <w:tcPr/>
+          <w:p>
+            <w:pPr>
+              <w:pStyle w:val="Compact"/>
             </w:pPr>
             <w:r>
               <w:rPr>
+                <w:b/>
                 <w:bCs/>
-                <w:b/>
               </w:rPr>
               <w:t xml:space="preserve">Corrected</w:t>
             </w:r>
           </w:p>
         </w:tc>
         <w:tc>
-          <w:p>
-            <w:pPr>
-              <w:pStyle w:val="Compact"/>
-              <w:jc w:val="left"/>
+          <w:tcPr/>
+          <w:p>
+            <w:pPr>
+              <w:pStyle w:val="Compact"/>
             </w:pPr>
             <w:r>
               <w:t xml:space="preserve">Single value from training logs used consistently.</w:t>
@@ -1288,10 +1419,10 @@
       </w:tr>
       <w:tr>
         <w:tc>
-          <w:p>
-            <w:pPr>
-              <w:pStyle w:val="Compact"/>
-              <w:jc w:val="left"/>
+          <w:tcPr/>
+          <w:p>
+            <w:pPr>
+              <w:pStyle w:val="Compact"/>
             </w:pPr>
             <w:r>
               <w:t xml:space="preserve">C12</w:t>
@@ -1299,36 +1430,36 @@
           </w:p>
         </w:tc>
         <w:tc>
-          <w:p>
-            <w:pPr>
-              <w:pStyle w:val="Compact"/>
-              <w:jc w:val="left"/>
-            </w:pPr>
-            <w:r>
-              <w:t xml:space="preserve">"All baselines evaluated with identical truncation + greedy decoding"</w:t>
-            </w:r>
-          </w:p>
-        </w:tc>
-        <w:tc>
-          <w:p>
-            <w:pPr>
-              <w:pStyle w:val="Compact"/>
-              <w:jc w:val="left"/>
+          <w:tcPr/>
+          <w:p>
+            <w:pPr>
+              <w:pStyle w:val="Compact"/>
+            </w:pPr>
+            <w:r>
+              <w:t xml:space="preserve">“All baselines evaluated with identical truncation + greedy decoding”</w:t>
+            </w:r>
+          </w:p>
+        </w:tc>
+        <w:tc>
+          <w:tcPr/>
+          <w:p>
+            <w:pPr>
+              <w:pStyle w:val="Compact"/>
             </w:pPr>
             <w:r>
               <w:rPr>
+                <w:b/>
                 <w:bCs/>
-                <w:b/>
               </w:rPr>
               <w:t xml:space="preserve">Corrected</w:t>
             </w:r>
           </w:p>
         </w:tc>
         <w:tc>
-          <w:p>
-            <w:pPr>
-              <w:pStyle w:val="Compact"/>
-              <w:jc w:val="left"/>
+          <w:tcPr/>
+          <w:p>
+            <w:pPr>
+              <w:pStyle w:val="Compact"/>
             </w:pPr>
             <w:r>
               <w:t xml:space="preserve">Harness was broken (right-padding,</w:t>
@@ -1353,10 +1484,10 @@
       </w:tr>
       <w:tr>
         <w:tc>
-          <w:p>
-            <w:pPr>
-              <w:pStyle w:val="Compact"/>
-              <w:jc w:val="left"/>
+          <w:tcPr/>
+          <w:p>
+            <w:pPr>
+              <w:pStyle w:val="Compact"/>
             </w:pPr>
             <w:r>
               <w:t xml:space="preserve">C13</w:t>
@@ -1364,36 +1495,42 @@
           </w:p>
         </w:tc>
         <w:tc>
-          <w:p>
-            <w:pPr>
-              <w:pStyle w:val="Compact"/>
-              <w:jc w:val="left"/>
-            </w:pPr>
-            <w:r>
-              <w:t xml:space="preserve">"Mistral-7B-Base" baseline = Finistral's backbone</w:t>
-            </w:r>
-          </w:p>
-        </w:tc>
-        <w:tc>
-          <w:p>
-            <w:pPr>
-              <w:pStyle w:val="Compact"/>
-              <w:jc w:val="left"/>
+          <w:tcPr/>
+          <w:p>
+            <w:pPr>
+              <w:pStyle w:val="Compact"/>
+            </w:pPr>
+            <w:r>
+              <w:t xml:space="preserve">“Mistral-7B-Base”</w:t>
+            </w:r>
+            <w:r>
+              <w:t xml:space="preserve"> </w:t>
+            </w:r>
+            <w:r>
+              <w:t xml:space="preserve">baseline = Finistral’s backbone</w:t>
+            </w:r>
+          </w:p>
+        </w:tc>
+        <w:tc>
+          <w:tcPr/>
+          <w:p>
+            <w:pPr>
+              <w:pStyle w:val="Compact"/>
             </w:pPr>
             <w:r>
               <w:rPr>
+                <w:b/>
                 <w:bCs/>
-                <w:b/>
               </w:rPr>
               <w:t xml:space="preserve">Corrected</w:t>
             </w:r>
           </w:p>
         </w:tc>
         <w:tc>
-          <w:p>
-            <w:pPr>
-              <w:pStyle w:val="Compact"/>
-              <w:jc w:val="left"/>
+          <w:tcPr/>
+          <w:p>
+            <w:pPr>
+              <w:pStyle w:val="Compact"/>
             </w:pPr>
             <w:r>
               <w:t xml:space="preserve">Base baseline re-run on identical</w:t>
@@ -1430,10 +1567,10 @@
       </w:tr>
       <w:tr>
         <w:tc>
-          <w:p>
-            <w:pPr>
-              <w:pStyle w:val="Compact"/>
-              <w:jc w:val="left"/>
+          <w:tcPr/>
+          <w:p>
+            <w:pPr>
+              <w:pStyle w:val="Compact"/>
             </w:pPr>
             <w:r>
               <w:t xml:space="preserve">C14</w:t>
@@ -1441,36 +1578,36 @@
           </w:p>
         </w:tc>
         <w:tc>
-          <w:p>
-            <w:pPr>
-              <w:pStyle w:val="Compact"/>
-              <w:jc w:val="left"/>
-            </w:pPr>
-            <w:r>
-              <w:t xml:space="preserve">"No AI-assisted technology used in writing"</w:t>
-            </w:r>
-          </w:p>
-        </w:tc>
-        <w:tc>
-          <w:p>
-            <w:pPr>
-              <w:pStyle w:val="Compact"/>
-              <w:jc w:val="left"/>
+          <w:tcPr/>
+          <w:p>
+            <w:pPr>
+              <w:pStyle w:val="Compact"/>
+            </w:pPr>
+            <w:r>
+              <w:t xml:space="preserve">“No AI-assisted technology used in writing”</w:t>
+            </w:r>
+          </w:p>
+        </w:tc>
+        <w:tc>
+          <w:tcPr/>
+          <w:p>
+            <w:pPr>
+              <w:pStyle w:val="Compact"/>
             </w:pPr>
             <w:r>
               <w:rPr>
+                <w:b/>
                 <w:bCs/>
-                <w:b/>
               </w:rPr>
               <w:t xml:space="preserve">Corrected</w:t>
             </w:r>
           </w:p>
         </w:tc>
         <w:tc>
-          <w:p>
-            <w:pPr>
-              <w:pStyle w:val="Compact"/>
-              <w:jc w:val="left"/>
+          <w:tcPr/>
+          <w:p>
+            <w:pPr>
+              <w:pStyle w:val="Compact"/>
             </w:pPr>
             <w:r>
               <w:t xml:space="preserve">Truthful disclosure consistent with</w:t>
@@ -1501,9 +1638,9 @@
         </w:pict>
       </w:r>
     </w:p>
-    <w:bookmarkEnd w:id="21"/>
-    <w:bookmarkEnd w:id="22"/>
-    <w:bookmarkStart w:id="36" w:name="reviewer-1"/>
+    <w:bookmarkEnd w:id="10"/>
+    <w:bookmarkEnd w:id="11"/>
+    <w:bookmarkStart w:id="25" w:name="reviewer-1"/>
     <w:p>
       <w:pPr>
         <w:pStyle w:val="Heading1"/>
@@ -1512,7 +1649,7 @@
         <w:t xml:space="preserve">Reviewer 1</w:t>
       </w:r>
     </w:p>
-    <w:bookmarkStart w:id="23" w:name="r11--validate-the-extreme-9956-accuracy"/>
+    <w:bookmarkStart w:id="12" w:name="r1.1-validate-the-extreme-99.56-accuracy"/>
     <w:p>
       <w:pPr>
         <w:pStyle w:val="Heading2"/>
@@ -1527,10 +1664,10 @@
       </w:pPr>
       <w:r>
         <w:rPr>
-          <w:bCs/>
-          <w:b/>
-        </w:rPr>
-        <w:t xml:space="preserve">We acknowledge this concern and, on investigation, found that the reviewer's suspicion was justified.</w:t>
+          <w:b/>
+          <w:bCs/>
+        </w:rPr>
+        <w:t xml:space="preserve">We acknowledge this concern and, on investigation, found that the reviewer’s suspicion was justified.</w:t>
       </w:r>
       <w:r>
         <w:t xml:space="preserve"> </w:t>
@@ -1573,8 +1710,8 @@
       </w:r>
       <w:r>
         <w:rPr>
-          <w:bCs/>
-          <w:b/>
+          <w:b/>
+          <w:bCs/>
         </w:rPr>
         <w:t xml:space="preserve">1,699 evaluation sentences (75.2%) appear verbatim in the training inputs, with the identical 3-class gold label in 100% of cases.</w:t>
       </w:r>
@@ -1582,7 +1719,7 @@
         <w:t xml:space="preserve"> </w:t>
       </w:r>
       <w:r>
-        <w:t xml:space="preserve">Reproducing the training script's own</w:t>
+        <w:t xml:space="preserve">Reproducing the training script’s own</w:t>
       </w:r>
       <w:r>
         <w:t xml:space="preserve"> </w:t>
@@ -1609,8 +1746,8 @@
       </w:r>
       <w:r>
         <w:rPr>
-          <w:bCs/>
-          <w:b/>
+          <w:b/>
+          <w:bCs/>
         </w:rPr>
         <w:t xml:space="preserve">Action:</w:t>
       </w:r>
@@ -1618,7 +1755,7 @@
         <w:t xml:space="preserve"> </w:t>
       </w:r>
       <w:r>
-        <w:t xml:space="preserve">we have (a) added a dedicated contamination section reporting these overlap statistics; (b) re-evaluated on the disjoint 560-sentence remainder never seen in training; (c) re-evaluated on external leakage-free datasets (below). We report those corrected numbers as the paper's results and have removed the 99.56% SOTA framing from the abstract and title. We released</w:t>
+        <w:t xml:space="preserve">we have (a) added a dedicated contamination section reporting these overlap statistics; (b) re-evaluated on the disjoint 560-sentence remainder never seen in training; (c) re-evaluated on external leakage-free datasets (below). We report those corrected numbers as the paper’s results and have removed the 99.56% SOTA framing from the abstract and title. We released</w:t>
       </w:r>
       <w:r>
         <w:t xml:space="preserve"> </w:t>
@@ -1636,8 +1773,8 @@
         <w:t xml:space="preserve">so the overlap is independently reproducible.</w:t>
       </w:r>
     </w:p>
-    <w:bookmarkEnd w:id="23"/>
-    <w:bookmarkStart w:id="24" w:name="Xb604b20327a830a8731173cbad2649000d7585c"/>
+    <w:bookmarkEnd w:id="12"/>
+    <w:bookmarkStart w:id="13" w:name="X94980a9ed8c5df02babd370ef5bf5b93b74bac8"/>
     <w:p>
       <w:pPr>
         <w:pStyle w:val="Heading2"/>
@@ -1652,8 +1789,8 @@
       </w:pPr>
       <w:r>
         <w:rPr>
-          <w:bCs/>
-          <w:b/>
+          <w:b/>
+          <w:bCs/>
         </w:rPr>
         <w:t xml:space="preserve">Acknowledged; the baselines are not a fair measure of those models.</w:t>
       </w:r>
@@ -1666,224 +1803,224 @@
     </w:p>
     <w:p>
       <w:pPr>
+        <w:pStyle w:val="Compact"/>
         <w:numPr>
           <w:ilvl w:val="0"/>
           <w:numId w:val="1002"/>
         </w:numPr>
+      </w:pPr>
+      <w:r>
+        <w:rPr>
+          <w:b/>
+          <w:bCs/>
+        </w:rPr>
+        <w:t xml:space="preserve">Right-padding on decoder-only models</w:t>
+      </w:r>
+      <w:r>
+        <w:t xml:space="preserve"> </w:t>
+      </w:r>
+      <w:r>
+        <w:t xml:space="preserve">— the output stream contains 566</w:t>
+      </w:r>
+      <w:r>
+        <w:t xml:space="preserve"> </w:t>
+      </w:r>
+      <w:r>
+        <w:rPr>
+          <w:rStyle w:val="VerbatimChar"/>
+        </w:rPr>
+        <w:t xml:space="preserve">please set padding_side=left</w:t>
+      </w:r>
+      <w:r>
+        <w:t xml:space="preserve"> </w:t>
+      </w:r>
+      <w:r>
+        <w:t xml:space="preserve">warnings (Falcon/Llama-3/Bloom); generation is conditioned on trailing pad tokens.</w:t>
+      </w:r>
+    </w:p>
+    <w:p>
+      <w:pPr>
         <w:pStyle w:val="Compact"/>
-      </w:pPr>
-      <w:r>
-        <w:rPr>
-          <w:bCs/>
-          <w:b/>
-        </w:rPr>
-        <w:t xml:space="preserve">Right-padding on decoder-only models</w:t>
-      </w:r>
-      <w:r>
-        <w:t xml:space="preserve"> </w:t>
-      </w:r>
-      <w:r>
-        <w:t xml:space="preserve">— the output stream contains 566</w:t>
-      </w:r>
-      <w:r>
-        <w:t xml:space="preserve"> </w:t>
-      </w:r>
-      <w:r>
-        <w:rPr>
-          <w:rStyle w:val="VerbatimChar"/>
-        </w:rPr>
-        <w:t xml:space="preserve">please set padding_side=left</w:t>
-      </w:r>
-      <w:r>
-        <w:t xml:space="preserve"> </w:t>
-      </w:r>
-      <w:r>
-        <w:t xml:space="preserve">warnings (Falcon/Llama-3/Bloom); generation is conditioned on trailing pad tokens.</w:t>
-      </w:r>
-    </w:p>
-    <w:p>
-      <w:pPr>
         <w:numPr>
           <w:ilvl w:val="0"/>
           <w:numId w:val="1002"/>
         </w:numPr>
+      </w:pPr>
+      <w:r>
+        <w:rPr>
+          <w:rStyle w:val="VerbatimChar"/>
+          <w:b/>
+          <w:bCs/>
+        </w:rPr>
+        <w:t xml:space="preserve">generate(**tokens, max_length=512)</w:t>
+      </w:r>
+      <w:r>
+        <w:rPr>
+          <w:b/>
+          <w:bCs/>
+        </w:rPr>
+        <w:t xml:space="preserve"> </w:t>
+      </w:r>
+      <w:r>
+        <w:rPr>
+          <w:b/>
+          <w:bCs/>
+        </w:rPr>
+        <w:t xml:space="preserve">with</w:t>
+      </w:r>
+      <w:r>
+        <w:rPr>
+          <w:b/>
+          <w:bCs/>
+        </w:rPr>
+        <w:t xml:space="preserve"> </w:t>
+      </w:r>
+      <w:r>
+        <w:rPr>
+          <w:rStyle w:val="VerbatimChar"/>
+          <w:b/>
+          <w:bCs/>
+        </w:rPr>
+        <w:t xml:space="preserve">padding=True</w:t>
+      </w:r>
+      <w:r>
+        <w:t xml:space="preserve"> </w:t>
+      </w:r>
+      <w:r>
+        <w:t xml:space="preserve">—</w:t>
+      </w:r>
+      <w:r>
+        <w:t xml:space="preserve"> </w:t>
+      </w:r>
+      <w:r>
+        <w:rPr>
+          <w:rStyle w:val="VerbatimChar"/>
+        </w:rPr>
+        <w:t xml:space="preserve">max_length</w:t>
+      </w:r>
+      <w:r>
+        <w:t xml:space="preserve"> </w:t>
+      </w:r>
+      <w:r>
+        <w:t xml:space="preserve">is silently ignored; models ramble for hundreds of tokens (the base row took 5h31m at ~70s/it).</w:t>
+      </w:r>
+    </w:p>
+    <w:p>
+      <w:pPr>
         <w:pStyle w:val="Compact"/>
-      </w:pPr>
-      <w:r>
-        <w:rPr>
-          <w:rStyle w:val="VerbatimChar"/>
-          <w:bCs/>
-          <w:b/>
-        </w:rPr>
-        <w:t xml:space="preserve">generate(**tokens, max_length=512)</w:t>
-      </w:r>
-      <w:r>
-        <w:rPr>
-          <w:bCs/>
-          <w:b/>
-        </w:rPr>
-        <w:t xml:space="preserve"> </w:t>
-      </w:r>
-      <w:r>
-        <w:rPr>
-          <w:bCs/>
-          <w:b/>
-        </w:rPr>
-        <w:t xml:space="preserve">with</w:t>
-      </w:r>
-      <w:r>
-        <w:rPr>
-          <w:bCs/>
-          <w:b/>
-        </w:rPr>
-        <w:t xml:space="preserve"> </w:t>
-      </w:r>
-      <w:r>
-        <w:rPr>
-          <w:rStyle w:val="VerbatimChar"/>
-          <w:bCs/>
-          <w:b/>
-        </w:rPr>
-        <w:t xml:space="preserve">padding=True</w:t>
-      </w:r>
-      <w:r>
-        <w:t xml:space="preserve"> </w:t>
-      </w:r>
-      <w:r>
-        <w:t xml:space="preserve">—</w:t>
-      </w:r>
-      <w:r>
-        <w:t xml:space="preserve"> </w:t>
-      </w:r>
-      <w:r>
-        <w:rPr>
-          <w:rStyle w:val="VerbatimChar"/>
-        </w:rPr>
-        <w:t xml:space="preserve">max_length</w:t>
-      </w:r>
-      <w:r>
-        <w:t xml:space="preserve"> </w:t>
-      </w:r>
-      <w:r>
-        <w:t xml:space="preserve">is silently ignored; models ramble for hundreds of tokens (the base row took 5h31m at ~70s/it).</w:t>
-      </w:r>
-    </w:p>
-    <w:p>
-      <w:pPr>
         <w:numPr>
           <w:ilvl w:val="0"/>
           <w:numId w:val="1002"/>
         </w:numPr>
+      </w:pPr>
+      <w:r>
+        <w:rPr>
+          <w:b/>
+          <w:bCs/>
+        </w:rPr>
+        <w:t xml:space="preserve">A single Alpaca prompt</w:t>
+      </w:r>
+      <w:r>
+        <w:t xml:space="preserve"> </w:t>
+      </w:r>
+      <w:r>
+        <w:t xml:space="preserve">applied to every model, mismatched to each FinGPT adapter’s native</w:t>
+      </w:r>
+      <w:r>
+        <w:t xml:space="preserve"> </w:t>
+      </w:r>
+      <w:r>
+        <w:rPr>
+          <w:rStyle w:val="VerbatimChar"/>
+        </w:rPr>
+        <w:t xml:space="preserve">Instruction/Input/Answer + Options</w:t>
+      </w:r>
+      <w:r>
+        <w:t xml:space="preserve"> </w:t>
+      </w:r>
+      <w:r>
+        <w:t xml:space="preserve">template (and to Finistral’s own</w:t>
+      </w:r>
+      <w:r>
+        <w:t xml:space="preserve"> </w:t>
+      </w:r>
+      <w:r>
+        <w:rPr>
+          <w:rStyle w:val="VerbatimChar"/>
+        </w:rPr>
+        <w:t xml:space="preserve">[INST]</w:t>
+      </w:r>
+      <w:r>
+        <w:t xml:space="preserve"> </w:t>
+      </w:r>
+      <w:r>
+        <w:t xml:space="preserve">training template).</w:t>
+      </w:r>
+    </w:p>
+    <w:p>
+      <w:pPr>
         <w:pStyle w:val="Compact"/>
-      </w:pPr>
-      <w:r>
-        <w:rPr>
-          <w:bCs/>
-          <w:b/>
-        </w:rPr>
-        <w:t xml:space="preserve">A single Alpaca prompt</w:t>
-      </w:r>
-      <w:r>
-        <w:t xml:space="preserve"> </w:t>
-      </w:r>
-      <w:r>
-        <w:t xml:space="preserve">applied to every model, mismatched to each FinGPT adapter's native</w:t>
-      </w:r>
-      <w:r>
-        <w:t xml:space="preserve"> </w:t>
-      </w:r>
-      <w:r>
-        <w:rPr>
-          <w:rStyle w:val="VerbatimChar"/>
-        </w:rPr>
-        <w:t xml:space="preserve">Instruction/Input/Answer + Options</w:t>
-      </w:r>
-      <w:r>
-        <w:t xml:space="preserve"> </w:t>
-      </w:r>
-      <w:r>
-        <w:t xml:space="preserve">template (and to Finistral's own</w:t>
-      </w:r>
-      <w:r>
-        <w:t xml:space="preserve"> </w:t>
-      </w:r>
-      <w:r>
-        <w:rPr>
-          <w:rStyle w:val="VerbatimChar"/>
-        </w:rPr>
-        <w:t xml:space="preserve">[INST]</w:t>
-      </w:r>
-      <w:r>
-        <w:t xml:space="preserve"> </w:t>
-      </w:r>
-      <w:r>
-        <w:t xml:space="preserve">training template).</w:t>
-      </w:r>
-    </w:p>
-    <w:p>
-      <w:pPr>
         <w:numPr>
           <w:ilvl w:val="0"/>
           <w:numId w:val="1002"/>
         </w:numPr>
+      </w:pPr>
+      <w:r>
+        <w:rPr>
+          <w:b/>
+          <w:bCs/>
+        </w:rPr>
+        <w:t xml:space="preserve">A silently-dropped quantization config</w:t>
+      </w:r>
+      <w:r>
+        <w:t xml:space="preserve"> </w:t>
+      </w:r>
+      <w:r>
+        <w:t xml:space="preserve">—</w:t>
+      </w:r>
+      <w:r>
+        <w:t xml:space="preserve"> </w:t>
+      </w:r>
+      <w:r>
+        <w:rPr>
+          <w:rStyle w:val="VerbatimChar"/>
+        </w:rPr>
+        <w:t xml:space="preserve">bnb_8bit_*</w:t>
+      </w:r>
+      <w:r>
+        <w:t xml:space="preserve"> </w:t>
+      </w:r>
+      <w:r>
+        <w:t xml:space="preserve">kwargs are not valid</w:t>
+      </w:r>
+      <w:r>
+        <w:t xml:space="preserve"> </w:t>
+      </w:r>
+      <w:r>
+        <w:rPr>
+          <w:rStyle w:val="VerbatimChar"/>
+        </w:rPr>
+        <w:t xml:space="preserve">BitsAndBytesConfig</w:t>
+      </w:r>
+      <w:r>
+        <w:t xml:space="preserve"> </w:t>
+      </w:r>
+      <w:r>
+        <w:t xml:space="preserve">parameters and resolve to plain int8.</w:t>
+      </w:r>
+    </w:p>
+    <w:p>
+      <w:pPr>
         <w:pStyle w:val="Compact"/>
-      </w:pPr>
-      <w:r>
-        <w:rPr>
-          <w:bCs/>
-          <w:b/>
-        </w:rPr>
-        <w:t xml:space="preserve">A silently-dropped quantization config</w:t>
-      </w:r>
-      <w:r>
-        <w:t xml:space="preserve"> </w:t>
-      </w:r>
-      <w:r>
-        <w:t xml:space="preserve">—</w:t>
-      </w:r>
-      <w:r>
-        <w:t xml:space="preserve"> </w:t>
-      </w:r>
-      <w:r>
-        <w:rPr>
-          <w:rStyle w:val="VerbatimChar"/>
-        </w:rPr>
-        <w:t xml:space="preserve">bnb_8bit_*</w:t>
-      </w:r>
-      <w:r>
-        <w:t xml:space="preserve"> </w:t>
-      </w:r>
-      <w:r>
-        <w:t xml:space="preserve">kwargs are not valid</w:t>
-      </w:r>
-      <w:r>
-        <w:t xml:space="preserve"> </w:t>
-      </w:r>
-      <w:r>
-        <w:rPr>
-          <w:rStyle w:val="VerbatimChar"/>
-        </w:rPr>
-        <w:t xml:space="preserve">BitsAndBytesConfig</w:t>
-      </w:r>
-      <w:r>
-        <w:t xml:space="preserve"> </w:t>
-      </w:r>
-      <w:r>
-        <w:t xml:space="preserve">parameters and resolve to plain int8.</w:t>
-      </w:r>
-    </w:p>
-    <w:p>
-      <w:pPr>
         <w:numPr>
           <w:ilvl w:val="0"/>
           <w:numId w:val="1002"/>
         </w:numPr>
-        <w:pStyle w:val="Compact"/>
-      </w:pPr>
-      <w:r>
-        <w:rPr>
-          <w:bCs/>
-          <w:b/>
+      </w:pPr>
+      <w:r>
+        <w:rPr>
+          <w:b/>
+          <w:bCs/>
         </w:rPr>
         <w:t xml:space="preserve">A neutral-defaulting parser</w:t>
       </w:r>
@@ -1912,8 +2049,8 @@
       </w:pPr>
       <w:r>
         <w:rPr>
-          <w:bCs/>
-          <w:b/>
+          <w:b/>
+          <w:bCs/>
         </w:rPr>
         <w:t xml:space="preserve">Action:</w:t>
       </w:r>
@@ -1969,11 +2106,11 @@
         <w:t xml:space="preserve"> </w:t>
       </w:r>
       <w:r>
-        <w:t xml:space="preserve">backbone, and corrected quantization. We report the corrected baseline numbers (expected near the published ~0.84–0.86 accuracy / ~0.84–0.92 F1) with full per-model configuration in an appendix.</w:t>
-      </w:r>
-    </w:p>
-    <w:bookmarkEnd w:id="24"/>
-    <w:bookmarkStart w:id="25" w:name="X77fbb1a2e7eac91fb8f0b7f701e48d66a969fde"/>
+        <w:t xml:space="preserve">backbone, and corrected quantization. Measured recovery under the corrected harness: the same adapters that scored 13–23% now score 89.5–98.6% on FPB-560 and 62–86% on the external sets — i.e., at or above their published ~0.84–0.86 range on in-style data — with full per-model configuration documented in the released registry.</w:t>
+      </w:r>
+    </w:p>
+    <w:bookmarkEnd w:id="13"/>
+    <w:bookmarkStart w:id="14" w:name="X443ea47c93ecb801e9aeee90e09de0cb1e1209f"/>
     <w:p>
       <w:pPr>
         <w:pStyle w:val="Heading2"/>
@@ -1988,8 +2125,8 @@
       </w:pPr>
       <w:r>
         <w:rPr>
-          <w:bCs/>
-          <w:b/>
+          <w:b/>
+          <w:bCs/>
         </w:rPr>
         <w:t xml:space="preserve">Confirmed — this is the central finding.</w:t>
       </w:r>
@@ -2006,7 +2143,19 @@
         <w:t xml:space="preserve"> </w:t>
       </w:r>
       <w:r>
-        <w:t xml:space="preserve">aggregates four sources, one of which is Financial PhraseBank itself; the FinGPT replication notes explicitly state that for FPB "all data in the train part were used in finetuning." Our normalized exact-match and fuzzy (Jaccard ≥ 0.9) analysis quantifies it: 1,699 verbatim of 2,259 unique (75.2%), 100% label-consistent, uniform across classes (pos 77.2% / neu 74.6% / neg 74.6%); 560 sentences remain genuinely unseen.</w:t>
+        <w:t xml:space="preserve">aggregates four sources, one of which is Financial PhraseBank itself; the FinGPT replication notes explicitly state that for FPB</w:t>
+      </w:r>
+      <w:r>
+        <w:t xml:space="preserve"> </w:t>
+      </w:r>
+      <w:r>
+        <w:t xml:space="preserve">“all data in the train part were used in finetuning.”</w:t>
+      </w:r>
+      <w:r>
+        <w:t xml:space="preserve"> </w:t>
+      </w:r>
+      <w:r>
+        <w:t xml:space="preserve">Our normalized exact-match and fuzzy (Jaccard ≥ 0.9) analysis quantifies it: 1,699 verbatim of 2,259 unique (75.2%), 100% label-consistent, uniform across classes (pos 77.2% / neu 74.6% / neg 74.6%); 560 sentences remain genuinely unseen.</w:t>
       </w:r>
     </w:p>
     <w:p>
@@ -2015,8 +2164,8 @@
       </w:pPr>
       <w:r>
         <w:rPr>
-          <w:bCs/>
-          <w:b/>
+          <w:b/>
+          <w:bCs/>
         </w:rPr>
         <w:t xml:space="preserve">Action:</w:t>
       </w:r>
@@ -2042,8 +2191,8 @@
         <w:t xml:space="preserve">is released.</w:t>
       </w:r>
     </w:p>
-    <w:bookmarkEnd w:id="25"/>
-    <w:bookmarkStart w:id="26" w:name="X8564ecea888755f7d9a36ba9ff4381eee5d9811"/>
+    <w:bookmarkEnd w:id="14"/>
+    <w:bookmarkStart w:id="15" w:name="Xf2fd24e1a0ba9f871029e95a103cb8ad15c421b"/>
     <w:p>
       <w:pPr>
         <w:pStyle w:val="Heading2"/>
@@ -2058,8 +2207,8 @@
       </w:pPr>
       <w:r>
         <w:rPr>
-          <w:bCs/>
-          <w:b/>
+          <w:b/>
+          <w:bCs/>
         </w:rPr>
         <w:t xml:space="preserve">We accept that the original framing over-claimed novelty.</w:t>
       </w:r>
@@ -2074,8 +2223,8 @@
       </w:r>
       <w:r>
         <w:rPr>
-          <w:bCs/>
-          <w:b/>
+          <w:b/>
+          <w:bCs/>
         </w:rPr>
         <w:t xml:space="preserve">Action:</w:t>
       </w:r>
@@ -2090,42 +2239,171 @@
       </w:r>
       <w:r>
         <w:rPr>
+          <w:i/>
           <w:iCs/>
+        </w:rPr>
+        <w:t xml:space="preserve">fully reproducible, efficient</w:t>
+      </w:r>
+      <w:r>
+        <w:t xml:space="preserve"> </w:t>
+      </w:r>
+      <w:r>
+        <w:t xml:space="preserve">LoRA recipe (~41.94M trainable params, ~0.58%, bf16, single-node) and (b) a</w:t>
+      </w:r>
+      <w:r>
+        <w:t xml:space="preserve"> </w:t>
+      </w:r>
+      <w:r>
+        <w:rPr>
           <w:i/>
-        </w:rPr>
-        <w:t xml:space="preserve">fully reproducible, efficient</w:t>
-      </w:r>
-      <w:r>
-        <w:t xml:space="preserve"> </w:t>
-      </w:r>
-      <w:r>
-        <w:t xml:space="preserve">LoRA recipe (~6.8M trainable params, ~0.094%, bf16, single-GPU) and (b) a</w:t>
-      </w:r>
-      <w:r>
-        <w:t xml:space="preserve"> </w:t>
-      </w:r>
-      <w:r>
-        <w:rPr>
           <w:iCs/>
+        </w:rPr>
+        <w:t xml:space="preserve">contamination-and-evaluation case study</w:t>
+      </w:r>
+      <w:r>
+        <w:t xml:space="preserve"> </w:t>
+      </w:r>
+      <w:r>
+        <w:t xml:space="preserve">demonstrating how FinGPT-train/FPB overlap and harness defects produce simultaneously inflated and deflated numbers across the financial-LLM literature. We position this honestly as a cautionary, reproducibility-focused contribution rather than a novel architecture.</w:t>
+      </w:r>
+    </w:p>
+    <w:bookmarkEnd w:id="15"/>
+    <w:bookmarkStart w:id="16" w:name="Xba48fb20e225df651541307b43a82990164e4c0"/>
+    <w:p>
+      <w:pPr>
+        <w:pStyle w:val="Heading2"/>
+      </w:pPr>
+      <w:r>
+        <w:t xml:space="preserve">R1.5 — No statistical validation; multi-seed mean+std+significance</w:t>
+      </w:r>
+    </w:p>
+    <w:p>
+      <w:pPr>
+        <w:pStyle w:val="FirstParagraph"/>
+      </w:pPr>
+      <w:r>
+        <w:rPr>
+          <w:b/>
+          <w:bCs/>
+        </w:rPr>
+        <w:t xml:space="preserve">Acknowledged; the original was a single run with no statistical treatment.</w:t>
+      </w:r>
+      <w:r>
+        <w:t xml:space="preserve"> </w:t>
+      </w:r>
+      <w:r>
+        <w:rPr>
+          <w:b/>
+          <w:bCs/>
+        </w:rPr>
+        <w:t xml:space="preserve">Action taken:</w:t>
+      </w:r>
+      <w:r>
+        <w:t xml:space="preserve"> </w:t>
+      </w:r>
+      <w:r>
+        <w:t xml:space="preserve">every comparison in the revised paper carries</w:t>
+      </w:r>
+      <w:r>
+        <w:t xml:space="preserve"> </w:t>
+      </w:r>
+      <w:r>
+        <w:rPr>
           <w:i/>
-        </w:rPr>
-        <w:t xml:space="preserve">contamination-and-evaluation case study</w:t>
-      </w:r>
-      <w:r>
-        <w:t xml:space="preserve"> </w:t>
-      </w:r>
-      <w:r>
-        <w:t xml:space="preserve">demonstrating how FinGPT-train/FPB overlap and harness defects produce simultaneously inflated and deflated numbers across the financial-LLM literature. We position this honestly as a cautionary, reproducibility-focused contribution rather than a novel architecture.</w:t>
-      </w:r>
-    </w:p>
-    <w:bookmarkEnd w:id="26"/>
-    <w:bookmarkStart w:id="27" w:name="X62fa279e796c9820873692cd0063c7a854f8e88"/>
+          <w:iCs/>
+        </w:rPr>
+        <w:t xml:space="preserve">per-example paired statistics</w:t>
+      </w:r>
+      <w:r>
+        <w:t xml:space="preserve">: a McNemar test (exact binomial for small discordant counts, continuity-corrected chi-square otherwise) and a paired-bootstrap 95% confidence interval on the accuracy difference (10,000 resamples), computed from the released per-example prediction files (</w:t>
+      </w:r>
+      <w:r>
+        <w:rPr>
+          <w:rStyle w:val="VerbatimChar"/>
+        </w:rPr>
+        <w:t xml:space="preserve">stats_report.py</w:t>
+      </w:r>
+      <w:r>
+        <w:t xml:space="preserve">). On evaluation-seed variance specifically: our corrected harness uses greedy decoding (</w:t>
+      </w:r>
+      <w:r>
+        <w:rPr>
+          <w:rStyle w:val="VerbatimChar"/>
+        </w:rPr>
+        <w:t xml:space="preserve">do_sample=False</w:t>
+      </w:r>
+      <w:r>
+        <w:t xml:space="preserve">, single beam), which is deterministic — across seeds the generations are bit-identical, so a seed-variance table for</w:t>
+      </w:r>
+      <w:r>
+        <w:t xml:space="preserve"> </w:t>
+      </w:r>
+      <w:r>
+        <w:rPr>
+          <w:i/>
+          <w:iCs/>
+        </w:rPr>
+        <w:t xml:space="preserve">evaluation</w:t>
+      </w:r>
+      <w:r>
+        <w:t xml:space="preserve"> </w:t>
+      </w:r>
+      <w:r>
+        <w:t xml:space="preserve">would be a table of zeros; the paired per-example tests are the statistically stronger instrument for the comparisons the reviewer asks about, since they use the full per-sentence agreement structure rather than a single scalar per run.</w:t>
+      </w:r>
+      <w:r>
+        <w:t xml:space="preserve"> </w:t>
+      </w:r>
+      <w:r>
+        <w:rPr>
+          <w:b/>
+          <w:bCs/>
+        </w:rPr>
+        <w:t xml:space="preserve">Honestly deferred:</w:t>
+      </w:r>
+      <w:r>
+        <w:t xml:space="preserve"> </w:t>
+      </w:r>
+      <w:r>
+        <w:t xml:space="preserve">re-</w:t>
+      </w:r>
+      <w:r>
+        <w:rPr>
+          <w:i/>
+          <w:iCs/>
+        </w:rPr>
+        <w:t xml:space="preserve">training</w:t>
+      </w:r>
+      <w:r>
+        <w:t xml:space="preserve"> </w:t>
+      </w:r>
+      <w:r>
+        <w:t xml:space="preserve">variance (5 independent fine-tuning runs) requires ~10 GPU-hours of retraining that we prioritized below the contamination remediation for this revision; the released</w:t>
+      </w:r>
+      <w:r>
+        <w:t xml:space="preserve"> </w:t>
+      </w:r>
+      <w:r>
+        <w:rPr>
+          <w:rStyle w:val="VerbatimChar"/>
+        </w:rPr>
+        <w:t xml:space="preserve">ablation_and_seeds.py</w:t>
+      </w:r>
+      <w:r>
+        <w:t xml:space="preserve"> </w:t>
+      </w:r>
+      <w:r>
+        <w:t xml:space="preserve">implements the full multi-seed retraining protocol so this study is reproducible, and we note it as a limitation.</w:t>
+      </w:r>
+    </w:p>
+    <w:bookmarkEnd w:id="16"/>
+    <w:bookmarkStart w:id="17" w:name="X93ddf16b53c02ae3d407975e2e8a52c0c4fbae3"/>
     <w:p>
       <w:pPr>
         <w:pStyle w:val="Heading2"/>
       </w:pPr>
       <w:r>
-        <w:t xml:space="preserve">R1.5 — No statistical validation; multi-seed mean+std+significance</w:t>
+        <w:t xml:space="preserve">R1.6 — Missing ablation (rank, alpha, prompt, epochs, PEFT configs)</w:t>
       </w:r>
     </w:p>
     <w:p>
@@ -2134,18 +2412,112 @@
       </w:pPr>
       <w:r>
         <w:rPr>
-          <w:bCs/>
-          <w:b/>
-        </w:rPr>
-        <w:t xml:space="preserve">Acknowledged; the original was a single run.</w:t>
-      </w:r>
-      <w:r>
-        <w:t xml:space="preserve"> </w:t>
-      </w:r>
-      <w:r>
-        <w:rPr>
-          <w:bCs/>
-          <w:b/>
+          <w:b/>
+          <w:bCs/>
+        </w:rPr>
+        <w:t xml:space="preserve">Acknowledged.</w:t>
+      </w:r>
+      <w:r>
+        <w:t xml:space="preserve"> </w:t>
+      </w:r>
+      <w:r>
+        <w:rPr>
+          <w:b/>
+          <w:bCs/>
+        </w:rPr>
+        <w:t xml:space="preserve">Delivered in this revision:</w:t>
+      </w:r>
+      <w:r>
+        <w:t xml:space="preserve"> </w:t>
+      </w:r>
+      <w:r>
+        <w:t xml:space="preserve">an evaluation-time</w:t>
+      </w:r>
+      <w:r>
+        <w:t xml:space="preserve"> </w:t>
+      </w:r>
+      <w:r>
+        <w:rPr>
+          <w:i/>
+          <w:iCs/>
+        </w:rPr>
+        <w:t xml:space="preserve">prompt-template ablation</w:t>
+      </w:r>
+      <w:r>
+        <w:t xml:space="preserve"> </w:t>
+      </w:r>
+      <w:r>
+        <w:t xml:space="preserve">— the released adapter evaluated under its own training template (</w:t>
+      </w:r>
+      <w:r>
+        <w:rPr>
+          <w:rStyle w:val="VerbatimChar"/>
+        </w:rPr>
+        <w:t xml:space="preserve">[INST]…[/INST]</w:t>
+      </w:r>
+      <w:r>
+        <w:t xml:space="preserve">) versus the Alpaca-style template the original notebooks mistakenly used — on all three leakage-free datasets, with McNemar significance. This directly quantifies the train/eval template-mismatch defect the corrected-claims table discloses (C10).</w:t>
+      </w:r>
+      <w:r>
+        <w:t xml:space="preserve"> </w:t>
+      </w:r>
+      <w:r>
+        <w:rPr>
+          <w:b/>
+          <w:bCs/>
+        </w:rPr>
+        <w:t xml:space="preserve">Honestly deferred:</w:t>
+      </w:r>
+      <w:r>
+        <w:t xml:space="preserve"> </w:t>
+      </w:r>
+      <w:r>
+        <w:t xml:space="preserve">the training-time grid (rank r ∈ {4,8,16,32,64} × alpha × dropout × target modules q/v-vs-all-linear × epochs) requires ~0.5–1 GPU-day of retraining; we prioritized the contamination remediation and corrected baseline comparison for this revision. The full grid is implemented and released in</w:t>
+      </w:r>
+      <w:r>
+        <w:t xml:space="preserve"> </w:t>
+      </w:r>
+      <w:r>
+        <w:rPr>
+          <w:rStyle w:val="VerbatimChar"/>
+        </w:rPr>
+        <w:t xml:space="preserve">ablation_and_seeds.py</w:t>
+      </w:r>
+      <w:r>
+        <w:t xml:space="preserve"> </w:t>
+      </w:r>
+      <w:r>
+        <w:t xml:space="preserve">(resumable, decontaminated-eval-only by construction), so the ablation is independently runnable, and we flag it as future work in the manuscript rather than claiming it as done.</w:t>
+      </w:r>
+    </w:p>
+    <w:bookmarkEnd w:id="17"/>
+    <w:bookmarkStart w:id="18" w:name="r1.7-insufficient-error-analysis"/>
+    <w:p>
+      <w:pPr>
+        <w:pStyle w:val="Heading2"/>
+      </w:pPr>
+      <w:r>
+        <w:t xml:space="preserve">R1.7 — Insufficient error analysis</w:t>
+      </w:r>
+    </w:p>
+    <w:p>
+      <w:pPr>
+        <w:pStyle w:val="FirstParagraph"/>
+      </w:pPr>
+      <w:r>
+        <w:rPr>
+          <w:b/>
+          <w:bCs/>
+        </w:rPr>
+        <w:t xml:space="preserve">Acknowledged.</w:t>
+      </w:r>
+      <w:r>
+        <w:t xml:space="preserve"> </w:t>
+      </w:r>
+      <w:r>
+        <w:rPr>
+          <w:b/>
+          <w:bCs/>
         </w:rPr>
         <w:t xml:space="preserve">Action:</w:t>
       </w:r>
@@ -2153,26 +2525,17 @@
         <w:t xml:space="preserve"> </w:t>
       </w:r>
       <w:r>
-        <w:rPr>
-          <w:rStyle w:val="VerbatimChar"/>
-        </w:rPr>
-        <w:t xml:space="preserve">ablation_and_seeds.py</w:t>
-      </w:r>
-      <w:r>
-        <w:t xml:space="preserve"> </w:t>
-      </w:r>
-      <w:r>
-        <w:t xml:space="preserve">retrains and re-evaluates across 5 seeds; we report mean ± std for accuracy and weighted-F1 on the decontaminated and external sets, with paired significance tests (McNemar / bootstrap CIs) for every comparison. No comparative claim is made without a significance test.</w:t>
-      </w:r>
-    </w:p>
-    <w:bookmarkEnd w:id="27"/>
-    <w:bookmarkStart w:id="28" w:name="Xf1b1ed3f5d73b7099e3755e2318d8dce9551802"/>
+        <w:t xml:space="preserve">we added a per-category error breakdown and a table of misclassified examples (sentence, gold, predicted, model output) drawn from the decontaminated/external evaluations, with discussion of failure modes (negation, hedged guidance, mixed-signal sentences).</w:t>
+      </w:r>
+    </w:p>
+    <w:bookmarkEnd w:id="18"/>
+    <w:bookmarkStart w:id="19" w:name="X6d0325d5faaa6f50ebf42a8de794f0bc6b56ff3"/>
     <w:p>
       <w:pPr>
         <w:pStyle w:val="Heading2"/>
       </w:pPr>
       <w:r>
-        <w:t xml:space="preserve">R1.6 — Missing ablation (rank, alpha, prompt, epochs, PEFT configs)</w:t>
+        <w:t xml:space="preserve">R1.8 — Limited benchmark; more financial datasets</w:t>
       </w:r>
     </w:p>
     <w:p>
@@ -2181,8 +2544,134 @@
       </w:pPr>
       <w:r>
         <w:rPr>
-          <w:bCs/>
-          <w:b/>
+          <w:b/>
+          <w:bCs/>
+        </w:rPr>
+        <w:t xml:space="preserve">Acknowledged, and essential given the contamination.</w:t>
+      </w:r>
+      <w:r>
+        <w:t xml:space="preserve"> </w:t>
+      </w:r>
+      <w:r>
+        <w:rPr>
+          <w:b/>
+          <w:bCs/>
+        </w:rPr>
+        <w:t xml:space="preserve">Action taken:</w:t>
+      </w:r>
+      <w:r>
+        <w:t xml:space="preserve"> </w:t>
+      </w:r>
+      <w:r>
+        <w:t xml:space="preserve">we evaluate on two external sets, each decontaminated</w:t>
+      </w:r>
+      <w:r>
+        <w:t xml:space="preserve"> </w:t>
+      </w:r>
+      <w:r>
+        <w:rPr>
+          <w:i/>
+          <w:iCs/>
+        </w:rPr>
+        <w:t xml:space="preserve">row-wise</w:t>
+      </w:r>
+      <w:r>
+        <w:t xml:space="preserve"> </w:t>
+      </w:r>
+      <w:r>
+        <w:t xml:space="preserve">against the FinGPT training inputs under the same normalization used for the FPB audit (both FiQA and TFNS are themselves constituent sources of the FinGPT corpus, so per-row removal is mandatory):</w:t>
+      </w:r>
+      <w:r>
+        <w:t xml:space="preserve"> </w:t>
+      </w:r>
+      <w:r>
+        <w:rPr>
+          <w:b/>
+          <w:bCs/>
+        </w:rPr>
+        <w:t xml:space="preserve">FiQA-SA</w:t>
+      </w:r>
+      <w:r>
+        <w:t xml:space="preserve"> </w:t>
+      </w:r>
+      <w:r>
+        <w:t xml:space="preserve">— all splits pooled and then decontaminated (n = 235; disclosed openly: the FiQA test split alone is 78% contaminated, leaving only 51 usable rows, so pooling the leakage-free rows across splits is the only way to obtain a usable FiQA evaluation) — and the</w:t>
+      </w:r>
+      <w:r>
+        <w:t xml:space="preserve"> </w:t>
+      </w:r>
+      <w:r>
+        <w:rPr>
+          <w:b/>
+          <w:bCs/>
+        </w:rPr>
+        <w:t xml:space="preserve">Twitter Financial News Sentiment</w:t>
+      </w:r>
+      <w:r>
+        <w:t xml:space="preserve"> </w:t>
+      </w:r>
+      <w:r>
+        <w:t xml:space="preserve">validation split (n = 2,373 after removing 15 leaked/duplicate rows). Dataset ids, label mappings, and dropped-row counts are released in</w:t>
+      </w:r>
+      <w:r>
+        <w:t xml:space="preserve"> </w:t>
+      </w:r>
+      <w:r>
+        <w:rPr>
+          <w:rStyle w:val="VerbatimChar"/>
+        </w:rPr>
+        <w:t xml:space="preserve">data_eval/PROVENANCE.md</w:t>
+      </w:r>
+      <w:r>
+        <w:t xml:space="preserve">.</w:t>
+      </w:r>
+      <w:r>
+        <w:t xml:space="preserve"> </w:t>
+      </w:r>
+      <w:r>
+        <w:rPr>
+          <w:b/>
+          <w:bCs/>
+        </w:rPr>
+        <w:t xml:space="preserve">Not delivered:</w:t>
+      </w:r>
+      <w:r>
+        <w:t xml:space="preserve"> </w:t>
+      </w:r>
+      <w:r>
+        <w:t xml:space="preserve">SemEval-2017 Task 5 (no maintained public loader; the original distribution requires registration) and the</w:t>
+      </w:r>
+      <w:r>
+        <w:t xml:space="preserve"> </w:t>
+      </w:r>
+      <w:r>
+        <w:t xml:space="preserve">“fresh hand-labeled set”</w:t>
+      </w:r>
+      <w:r>
+        <w:t xml:space="preserve"> </w:t>
+      </w:r>
+      <w:r>
+        <w:t xml:space="preserve">we had considered — we chose not to rush an under-documented annotation effort into this revision. The two decontaminated external sets are the primary generalization evidence.</w:t>
+      </w:r>
+    </w:p>
+    <w:bookmarkEnd w:id="19"/>
+    <w:bookmarkStart w:id="20" w:name="r1.9-languagegrammar"/>
+    <w:p>
+      <w:pPr>
+        <w:pStyle w:val="Heading2"/>
+      </w:pPr>
+      <w:r>
+        <w:t xml:space="preserve">R1.9 — Language/grammar</w:t>
+      </w:r>
+    </w:p>
+    <w:p>
+      <w:pPr>
+        <w:pStyle w:val="FirstParagraph"/>
+      </w:pPr>
+      <w:r>
+        <w:rPr>
+          <w:b/>
+          <w:bCs/>
         </w:rPr>
         <w:t xml:space="preserve">Acknowledged.</w:t>
       </w:r>
@@ -2191,8 +2680,8 @@
       </w:r>
       <w:r>
         <w:rPr>
-          <w:bCs/>
-          <w:b/>
+          <w:b/>
+          <w:bCs/>
         </w:rPr>
         <w:t xml:space="preserve">Action:</w:t>
       </w:r>
@@ -2200,29 +2689,17 @@
         <w:t xml:space="preserve"> </w:t>
       </w:r>
       <w:r>
-        <w:t xml:space="preserve">we added an ablation over LoRA rank r ∈ {8,16,32,64}, alpha, target modules (q/v vs q/k/v/o vs +MLP), prompt template (</w:t>
-      </w:r>
-      <w:r>
-        <w:rPr>
-          <w:rStyle w:val="VerbatimChar"/>
-        </w:rPr>
-        <w:t xml:space="preserve">[INST]</w:t>
-      </w:r>
-      <w:r>
-        <w:t xml:space="preserve"> </w:t>
-      </w:r>
-      <w:r>
-        <w:t xml:space="preserve">vs Alpaca), and epochs {1,2,3,4}, all evaluated on the decontaminated set. Results are reported as ablation curves (replacing GUI screenshots).</w:t>
-      </w:r>
-    </w:p>
-    <w:bookmarkEnd w:id="28"/>
-    <w:bookmarkStart w:id="29" w:name="r17--insufficient-error-analysis"/>
+        <w:t xml:space="preserve">the manuscript has undergone a full language and consistency pass.</w:t>
+      </w:r>
+    </w:p>
+    <w:bookmarkEnd w:id="20"/>
+    <w:bookmarkStart w:id="21" w:name="X9bff36277ff300047a36317d1386fc5611257a3"/>
     <w:p>
       <w:pPr>
         <w:pStyle w:val="Heading2"/>
       </w:pPr>
       <w:r>
-        <w:t xml:space="preserve">R1.7 — Insufficient error analysis</w:t>
+        <w:t xml:space="preserve">R1.10 — Replace GUI screenshots with learning/PR/ROC/ablation curves</w:t>
       </w:r>
     </w:p>
     <w:p>
@@ -2231,8 +2708,8 @@
       </w:pPr>
       <w:r>
         <w:rPr>
-          <w:bCs/>
-          <w:b/>
+          <w:b/>
+          <w:bCs/>
         </w:rPr>
         <w:t xml:space="preserve">Acknowledged.</w:t>
       </w:r>
@@ -2241,8 +2718,157 @@
       </w:r>
       <w:r>
         <w:rPr>
-          <w:bCs/>
-          <w:b/>
+          <w:b/>
+          <w:bCs/>
+        </w:rPr>
+        <w:t xml:space="preserve">Delivered:</w:t>
+      </w:r>
+      <w:r>
+        <w:t xml:space="preserve"> </w:t>
+      </w:r>
+      <w:r>
+        <w:t xml:space="preserve">per-baseline confusion matrices, per-class precision/recall/F1 charts, one-vs-rest ROC and PR curves (from first-token class log-probabilities captured during the corrected evaluation), an error-category breakdown table, and comparison bar charts regenerated from the corrected leakage-free numbers (replacing the old contaminated-figure sources of Figs. 3–4), all via the released</w:t>
+      </w:r>
+      <w:r>
+        <w:t xml:space="preserve"> </w:t>
+      </w:r>
+      <w:r>
+        <w:rPr>
+          <w:rStyle w:val="VerbatimChar"/>
+        </w:rPr>
+        <w:t xml:space="preserve">analysis_and_figures.py</w:t>
+      </w:r>
+      <w:r>
+        <w:t xml:space="preserve"> </w:t>
+      </w:r>
+      <w:r>
+        <w:t xml:space="preserve">/</w:t>
+      </w:r>
+      <w:r>
+        <w:t xml:space="preserve"> </w:t>
+      </w:r>
+      <w:r>
+        <w:rPr>
+          <w:rStyle w:val="VerbatimChar"/>
+        </w:rPr>
+        <w:t xml:space="preserve">stats_report.py</w:t>
+      </w:r>
+      <w:r>
+        <w:t xml:space="preserve"> </w:t>
+      </w:r>
+      <w:r>
+        <w:t xml:space="preserve">/</w:t>
+      </w:r>
+      <w:r>
+        <w:t xml:space="preserve"> </w:t>
+      </w:r>
+      <w:r>
+        <w:rPr>
+          <w:rStyle w:val="VerbatimChar"/>
+        </w:rPr>
+        <w:t xml:space="preserve">make_comparison_charts.py</w:t>
+      </w:r>
+      <w:r>
+        <w:t xml:space="preserve">.</w:t>
+      </w:r>
+      <w:r>
+        <w:t xml:space="preserve"> </w:t>
+      </w:r>
+      <w:r>
+        <w:rPr>
+          <w:b/>
+          <w:bCs/>
+        </w:rPr>
+        <w:t xml:space="preserve">One honest substitution:</w:t>
+      </w:r>
+      <w:r>
+        <w:t xml:space="preserve"> </w:t>
+      </w:r>
+      <w:r>
+        <w:t xml:space="preserve">training/validation</w:t>
+      </w:r>
+      <w:r>
+        <w:t xml:space="preserve"> </w:t>
+      </w:r>
+      <w:r>
+        <w:rPr>
+          <w:i/>
+          <w:iCs/>
+        </w:rPr>
+        <w:t xml:space="preserve">learning curves</w:t>
+      </w:r>
+      <w:r>
+        <w:t xml:space="preserve"> </w:t>
+      </w:r>
+      <w:r>
+        <w:t xml:space="preserve">cannot be faithfully regenerated — the original run’s</w:t>
+      </w:r>
+      <w:r>
+        <w:t xml:space="preserve"> </w:t>
+      </w:r>
+      <w:r>
+        <w:rPr>
+          <w:rStyle w:val="VerbatimChar"/>
+        </w:rPr>
+        <w:t xml:space="preserve">trainer_state.json</w:t>
+      </w:r>
+      <w:r>
+        <w:t xml:space="preserve"> </w:t>
+      </w:r>
+      <w:r>
+        <w:t xml:space="preserve">was not retained, and re-plotting would require retraining; the manuscript’s validation-loss trajectory table (recorded at training time) stands in for them, and we say so rather than fabricating a curve. The Gradio screenshots are retained only as interface documentation with corrected, differentiated captions.</w:t>
+      </w:r>
+    </w:p>
+    <w:bookmarkEnd w:id="21"/>
+    <w:bookmarkStart w:id="22" w:name="Xf776f19e1fc3d07b82172bc26941a3529a383e3"/>
+    <w:p>
+      <w:pPr>
+        <w:pStyle w:val="Heading2"/>
+      </w:pPr>
+      <w:r>
+        <w:t xml:space="preserve">R1.11 — Deeper discussion of</w:t>
+      </w:r>
+      <w:r>
+        <w:t xml:space="preserve"> </w:t>
+      </w:r>
+      <w:r>
+        <w:rPr>
+          <w:i/>
+          <w:iCs/>
+        </w:rPr>
+        <w:t xml:space="preserve">why</w:t>
+      </w:r>
+      <w:r>
+        <w:t xml:space="preserve"> </w:t>
+      </w:r>
+      <w:r>
+        <w:t xml:space="preserve">it outperforms</w:t>
+      </w:r>
+    </w:p>
+    <w:p>
+      <w:pPr>
+        <w:pStyle w:val="FirstParagraph"/>
+      </w:pPr>
+      <w:r>
+        <w:rPr>
+          <w:b/>
+          <w:bCs/>
+        </w:rPr>
+        <w:t xml:space="preserve">Acknowledged — and the honest answer reframes this entirely.</w:t>
+      </w:r>
+      <w:r>
+        <w:t xml:space="preserve"> </w:t>
+      </w:r>
+      <w:r>
+        <w:t xml:space="preserve">The original apparent outperformance was driven by (i) contamination inflating Finistral and (ii) a broken harness deflating baselines, not by genuine model superiority.</w:t>
+      </w:r>
+      <w:r>
+        <w:t xml:space="preserve"> </w:t>
+      </w:r>
+      <w:r>
+        <w:rPr>
+          <w:b/>
+          <w:bCs/>
         </w:rPr>
         <w:t xml:space="preserve">Action:</w:t>
       </w:r>
@@ -2250,17 +2876,17 @@
         <w:t xml:space="preserve"> </w:t>
       </w:r>
       <w:r>
-        <w:t xml:space="preserve">we added a per-category error breakdown and a table of misclassified examples (sentence, gold, predicted, model output) drawn from the decontaminated/external evaluations, with discussion of failure modes (negation, hedged guidance, mixed-signal sentences).</w:t>
-      </w:r>
-    </w:p>
-    <w:bookmarkEnd w:id="29"/>
-    <w:bookmarkStart w:id="30" w:name="X451b553de448c121acd9c74c3172788ce56fd7f"/>
+        <w:t xml:space="preserve">the discussion now explains these mechanisms directly. Any residual, statistically-significant advantage on the decontaminated/external sets is discussed in terms of task-matched instruction tuning, not SOTA accuracy.</w:t>
+      </w:r>
+    </w:p>
+    <w:bookmarkEnd w:id="22"/>
+    <w:bookmarkStart w:id="23" w:name="r1.12-recent-20242026-literature"/>
     <w:p>
       <w:pPr>
         <w:pStyle w:val="Heading2"/>
       </w:pPr>
       <w:r>
-        <w:t xml:space="preserve">R1.8 — Limited benchmark; more financial datasets</w:t>
+        <w:t xml:space="preserve">R1.12 — Recent 2024–2026 literature</w:t>
       </w:r>
     </w:p>
     <w:p>
@@ -2269,18 +2895,18 @@
       </w:pPr>
       <w:r>
         <w:rPr>
-          <w:bCs/>
-          <w:b/>
-        </w:rPr>
-        <w:t xml:space="preserve">Acknowledged, and essential given the contamination.</w:t>
-      </w:r>
-      <w:r>
-        <w:t xml:space="preserve"> </w:t>
-      </w:r>
-      <w:r>
-        <w:rPr>
-          <w:bCs/>
-          <w:b/>
+          <w:b/>
+          <w:bCs/>
+        </w:rPr>
+        <w:t xml:space="preserve">Acknowledged.</w:t>
+      </w:r>
+      <w:r>
+        <w:t xml:space="preserve"> </w:t>
+      </w:r>
+      <w:r>
+        <w:rPr>
+          <w:b/>
+          <w:bCs/>
         </w:rPr>
         <w:t xml:space="preserve">Action:</w:t>
       </w:r>
@@ -2288,29 +2914,17 @@
         <w:t xml:space="preserve"> </w:t>
       </w:r>
       <w:r>
-        <w:t xml:space="preserve">we evaluate on datasets not present in</w:t>
-      </w:r>
-      <w:r>
-        <w:t xml:space="preserve"> </w:t>
-      </w:r>
-      <w:r>
-        <w:rPr>
-          <w:rStyle w:val="VerbatimChar"/>
-        </w:rPr>
-        <w:t xml:space="preserve">fingpt-sentiment-train</w:t>
-      </w:r>
-      <w:r>
-        <w:t xml:space="preserve">: FiQA-SA (held-out), Twitter Financial News Sentiment test, SemEval-2017 Task 5, and a small fresh hand-labeled set. These external results are now the primary evidence of generalization.</w:t>
-      </w:r>
-    </w:p>
-    <w:bookmarkEnd w:id="30"/>
-    <w:bookmarkStart w:id="31" w:name="r19--languagegrammar"/>
+        <w:t xml:space="preserve">we expanded related work with recent financial-LLM, reasoning-LLM, financial instruction-tuning, and PEFT references (e.g., FinLoRA, arXiv:2505.19819, and contemporaneous QLoRA/financial-sentiment benchmarks), and use their published FPB numbers as sanity checks for our corrected baselines.</w:t>
+      </w:r>
+    </w:p>
+    <w:bookmarkEnd w:id="23"/>
+    <w:bookmarkStart w:id="24" w:name="r1.13-release-training-eval-scripts"/>
     <w:p>
       <w:pPr>
         <w:pStyle w:val="Heading2"/>
       </w:pPr>
       <w:r>
-        <w:t xml:space="preserve">R1.9 — Language/grammar</w:t>
+        <w:t xml:space="preserve">R1.13 — Release training + eval scripts</w:t>
       </w:r>
     </w:p>
     <w:p>
@@ -2319,18 +2933,18 @@
       </w:pPr>
       <w:r>
         <w:rPr>
-          <w:bCs/>
-          <w:b/>
-        </w:rPr>
-        <w:t xml:space="preserve">Acknowledged.</w:t>
-      </w:r>
-      <w:r>
-        <w:t xml:space="preserve"> </w:t>
-      </w:r>
-      <w:r>
-        <w:rPr>
-          <w:bCs/>
-          <w:b/>
+          <w:b/>
+          <w:bCs/>
+        </w:rPr>
+        <w:t xml:space="preserve">Acknowledged and done.</w:t>
+      </w:r>
+      <w:r>
+        <w:t xml:space="preserve"> </w:t>
+      </w:r>
+      <w:r>
+        <w:rPr>
+          <w:b/>
+          <w:bCs/>
         </w:rPr>
         <w:t xml:space="preserve">Action:</w:t>
       </w:r>
@@ -2338,39 +2952,106 @@
         <w:t xml:space="preserve"> </w:t>
       </w:r>
       <w:r>
-        <w:t xml:space="preserve">the manuscript has undergone a full language and consistency pass.</w:t>
-      </w:r>
-    </w:p>
-    <w:bookmarkEnd w:id="31"/>
-    <w:bookmarkStart w:id="32" w:name="X63fec27b75900803b0de866a739b9631582a52d"/>
-    <w:p>
-      <w:pPr>
-        <w:pStyle w:val="Heading2"/>
-      </w:pPr>
-      <w:r>
-        <w:t xml:space="preserve">R1.10 — Replace GUI screenshots with learning/PR/ROC/ablation curves</w:t>
-      </w:r>
-    </w:p>
-    <w:p>
-      <w:pPr>
-        <w:pStyle w:val="FirstParagraph"/>
-      </w:pPr>
-      <w:r>
-        <w:rPr>
-          <w:bCs/>
-          <w:b/>
-        </w:rPr>
-        <w:t xml:space="preserve">Acknowledged.</w:t>
-      </w:r>
-      <w:r>
-        <w:t xml:space="preserve"> </w:t>
-      </w:r>
-      <w:r>
-        <w:rPr>
-          <w:bCs/>
-          <w:b/>
-        </w:rPr>
-        <w:t xml:space="preserve">Action:</w:t>
+        <w:t xml:space="preserve">the public repository (</w:t>
+      </w:r>
+      <w:r>
+        <w:rPr>
+          <w:rStyle w:val="VerbatimChar"/>
+        </w:rPr>
+        <w:t xml:space="preserve">github.com/ayansk11/FinistralAI_code</w:t>
+      </w:r>
+      <w:r>
+        <w:t xml:space="preserve">) releases</w:t>
+      </w:r>
+      <w:r>
+        <w:t xml:space="preserve"> </w:t>
+      </w:r>
+      <w:r>
+        <w:rPr>
+          <w:rStyle w:val="VerbatimChar"/>
+        </w:rPr>
+        <w:t xml:space="preserve">Finistral_Sentiment_analyst.py</w:t>
+      </w:r>
+      <w:r>
+        <w:t xml:space="preserve"> </w:t>
+      </w:r>
+      <w:r>
+        <w:t xml:space="preserve">(training, reconciled to the published adapter configuration),</w:t>
+      </w:r>
+      <w:r>
+        <w:t xml:space="preserve"> </w:t>
+      </w:r>
+      <w:r>
+        <w:rPr>
+          <w:rStyle w:val="VerbatimChar"/>
+        </w:rPr>
+        <w:t xml:space="preserve">eval_harness_fixed.py</w:t>
+      </w:r>
+      <w:r>
+        <w:t xml:space="preserve"> </w:t>
+      </w:r>
+      <w:r>
+        <w:t xml:space="preserve">(corrected multi-dataset harness),</w:t>
+      </w:r>
+      <w:r>
+        <w:t xml:space="preserve"> </w:t>
+      </w:r>
+      <w:r>
+        <w:rPr>
+          <w:rStyle w:val="VerbatimChar"/>
+        </w:rPr>
+        <w:t xml:space="preserve">leakage_analysis.py</w:t>
+      </w:r>
+      <w:r>
+        <w:t xml:space="preserve"> </w:t>
+      </w:r>
+      <w:r>
+        <w:t xml:space="preserve">/</w:t>
+      </w:r>
+      <w:r>
+        <w:t xml:space="preserve"> </w:t>
+      </w:r>
+      <w:r>
+        <w:rPr>
+          <w:rStyle w:val="VerbatimChar"/>
+        </w:rPr>
+        <w:t xml:space="preserve">measure_leakage_local.py</w:t>
+      </w:r>
+      <w:r>
+        <w:t xml:space="preserve"> </w:t>
+      </w:r>
+      <w:r>
+        <w:t xml:space="preserve">(contamination measurement),</w:t>
+      </w:r>
+      <w:r>
+        <w:t xml:space="preserve"> </w:t>
+      </w:r>
+      <w:r>
+        <w:rPr>
+          <w:rStyle w:val="VerbatimChar"/>
+        </w:rPr>
+        <w:t xml:space="preserve">prepare_external_datasets.py</w:t>
+      </w:r>
+      <w:r>
+        <w:t xml:space="preserve"> </w:t>
+      </w:r>
+      <w:r>
+        <w:t xml:space="preserve">(external-set construction with provenance),</w:t>
+      </w:r>
+      <w:r>
+        <w:t xml:space="preserve"> </w:t>
+      </w:r>
+      <w:r>
+        <w:rPr>
+          <w:rStyle w:val="VerbatimChar"/>
+        </w:rPr>
+        <w:t xml:space="preserve">stats_report.py</w:t>
+      </w:r>
+      <w:r>
+        <w:t xml:space="preserve"> </w:t>
+      </w:r>
+      <w:r>
+        <w:t xml:space="preserve">(McNemar/bootstrap statistics),</w:t>
       </w:r>
       <w:r>
         <w:t xml:space="preserve"> </w:t>
@@ -2385,206 +3066,43 @@
         <w:t xml:space="preserve"> </w:t>
       </w:r>
       <w:r>
-        <w:t xml:space="preserve">generates training/validation learning curves, per-class PR and ROC curves, ablation curves, and per-baseline confusion matrices. The Gradio screenshots (image1/image2) are moved to an appendix or removed; image3/image4 bar charts are regenerated from corrected numbers.</w:t>
-      </w:r>
-    </w:p>
-    <w:bookmarkEnd w:id="32"/>
-    <w:bookmarkStart w:id="33" w:name="Xe8db087240ad66e113b54f7d43f1ff8ab1f08a0"/>
-    <w:p>
-      <w:pPr>
-        <w:pStyle w:val="Heading2"/>
-      </w:pPr>
-      <w:r>
-        <w:t xml:space="preserve">R1.11 — Deeper discussion of</w:t>
-      </w:r>
-      <w:r>
-        <w:t xml:space="preserve"> </w:t>
-      </w:r>
-      <w:r>
-        <w:rPr>
-          <w:iCs/>
-          <w:i/>
-        </w:rPr>
-        <w:t xml:space="preserve">why</w:t>
-      </w:r>
-      <w:r>
-        <w:t xml:space="preserve"> </w:t>
-      </w:r>
-      <w:r>
-        <w:t xml:space="preserve">it outperforms</w:t>
-      </w:r>
-    </w:p>
-    <w:p>
-      <w:pPr>
-        <w:pStyle w:val="FirstParagraph"/>
-      </w:pPr>
-      <w:r>
-        <w:rPr>
-          <w:bCs/>
-          <w:b/>
-        </w:rPr>
-        <w:t xml:space="preserve">Acknowledged — and the honest answer reframes this entirely.</w:t>
-      </w:r>
-      <w:r>
-        <w:t xml:space="preserve"> </w:t>
-      </w:r>
-      <w:r>
-        <w:t xml:space="preserve">The original apparent outperformance was driven by (i) contamination inflating Finistral and (ii) a broken harness deflating baselines, not by genuine model superiority.</w:t>
-      </w:r>
-      <w:r>
-        <w:t xml:space="preserve"> </w:t>
-      </w:r>
-      <w:r>
-        <w:rPr>
-          <w:bCs/>
-          <w:b/>
-        </w:rPr>
-        <w:t xml:space="preserve">Action:</w:t>
-      </w:r>
-      <w:r>
-        <w:t xml:space="preserve"> </w:t>
-      </w:r>
-      <w:r>
-        <w:t xml:space="preserve">the discussion now explains these mechanisms directly. Any residual, statistically-significant advantage on the decontaminated/external sets is discussed in terms of task-matched instruction tuning, not SOTA accuracy.</w:t>
-      </w:r>
-    </w:p>
-    <w:bookmarkEnd w:id="33"/>
-    <w:bookmarkStart w:id="34" w:name="r112--recent-20242026-literature"/>
-    <w:p>
-      <w:pPr>
-        <w:pStyle w:val="Heading2"/>
-      </w:pPr>
-      <w:r>
-        <w:t xml:space="preserve">R1.12 — Recent 2024–2026 literature</w:t>
-      </w:r>
-    </w:p>
-    <w:p>
-      <w:pPr>
-        <w:pStyle w:val="FirstParagraph"/>
-      </w:pPr>
-      <w:r>
-        <w:rPr>
-          <w:bCs/>
-          <w:b/>
-        </w:rPr>
-        <w:t xml:space="preserve">Acknowledged.</w:t>
-      </w:r>
-      <w:r>
-        <w:t xml:space="preserve"> </w:t>
-      </w:r>
-      <w:r>
-        <w:rPr>
-          <w:bCs/>
-          <w:b/>
-        </w:rPr>
-        <w:t xml:space="preserve">Action:</w:t>
-      </w:r>
-      <w:r>
-        <w:t xml:space="preserve"> </w:t>
-      </w:r>
-      <w:r>
-        <w:t xml:space="preserve">we expanded related work with recent financial-LLM, reasoning-LLM, financial instruction-tuning, and PEFT references (e.g., FinLoRA, arXiv:2505.19819, and contemporaneous QLoRA/financial-sentiment benchmarks), and use their published FPB numbers as sanity checks for our corrected baselines.</w:t>
-      </w:r>
-    </w:p>
-    <w:bookmarkEnd w:id="34"/>
-    <w:bookmarkStart w:id="35" w:name="r113--release-training--eval-scripts"/>
-    <w:p>
-      <w:pPr>
-        <w:pStyle w:val="Heading2"/>
-      </w:pPr>
-      <w:r>
-        <w:t xml:space="preserve">R1.13 — Release training + eval scripts</w:t>
-      </w:r>
-    </w:p>
-    <w:p>
-      <w:pPr>
-        <w:pStyle w:val="FirstParagraph"/>
-      </w:pPr>
-      <w:r>
-        <w:rPr>
-          <w:bCs/>
-          <w:b/>
-        </w:rPr>
-        <w:t xml:space="preserve">Acknowledged and done.</w:t>
-      </w:r>
-      <w:r>
-        <w:t xml:space="preserve"> </w:t>
-      </w:r>
-      <w:r>
-        <w:rPr>
-          <w:bCs/>
-          <w:b/>
-        </w:rPr>
-        <w:t xml:space="preserve">Action:</w:t>
-      </w:r>
-      <w:r>
-        <w:t xml:space="preserve"> </w:t>
-      </w:r>
-      <w:r>
-        <w:t xml:space="preserve">we release</w:t>
-      </w:r>
-      <w:r>
-        <w:t xml:space="preserve"> </w:t>
-      </w:r>
-      <w:r>
-        <w:rPr>
-          <w:rStyle w:val="VerbatimChar"/>
-        </w:rPr>
-        <w:t xml:space="preserve">Finistral_Sentiment_analyst.py</w:t>
-      </w:r>
-      <w:r>
-        <w:t xml:space="preserve"> </w:t>
-      </w:r>
-      <w:r>
-        <w:t xml:space="preserve">(training),</w:t>
-      </w:r>
-      <w:r>
-        <w:t xml:space="preserve"> </w:t>
-      </w:r>
-      <w:r>
-        <w:rPr>
-          <w:rStyle w:val="VerbatimChar"/>
-        </w:rPr>
-        <w:t xml:space="preserve">eval_harness_fixed.py</w:t>
-      </w:r>
-      <w:r>
-        <w:t xml:space="preserve">,</w:t>
-      </w:r>
-      <w:r>
-        <w:t xml:space="preserve"> </w:t>
-      </w:r>
-      <w:r>
-        <w:rPr>
-          <w:rStyle w:val="VerbatimChar"/>
-        </w:rPr>
-        <w:t xml:space="preserve">leakage_analysis.py</w:t>
-      </w:r>
-      <w:r>
-        <w:t xml:space="preserve">,</w:t>
-      </w:r>
-      <w:r>
-        <w:t xml:space="preserve"> </w:t>
-      </w:r>
-      <w:r>
-        <w:rPr>
-          <w:rStyle w:val="VerbatimChar"/>
-        </w:rPr>
-        <w:t xml:space="preserve">ablation_and_seeds.py</w:t>
-      </w:r>
-      <w:r>
-        <w:t xml:space="preserve">, and</w:t>
-      </w:r>
-      <w:r>
-        <w:t xml:space="preserve"> </w:t>
-      </w:r>
-      <w:r>
-        <w:rPr>
-          <w:rStyle w:val="VerbatimChar"/>
-        </w:rPr>
-        <w:t xml:space="preserve">analysis_and_figures.py</w:t>
-      </w:r>
-      <w:r>
-        <w:t xml:space="preserve">, with environment pins, seeds, and the decontamination procedure, so all corrected results are reproducible end-to-end.</w:t>
+        <w:t xml:space="preserve">and</w:t>
+      </w:r>
+      <w:r>
+        <w:t xml:space="preserve"> </w:t>
+      </w:r>
+      <w:r>
+        <w:rPr>
+          <w:rStyle w:val="VerbatimChar"/>
+        </w:rPr>
+        <w:t xml:space="preserve">make_comparison_charts.py</w:t>
+      </w:r>
+      <w:r>
+        <w:t xml:space="preserve"> </w:t>
+      </w:r>
+      <w:r>
+        <w:t xml:space="preserve">(figures), the frozen evaluation sets (</w:t>
+      </w:r>
+      <w:r>
+        <w:rPr>
+          <w:rStyle w:val="VerbatimChar"/>
+        </w:rPr>
+        <w:t xml:space="preserve">data_eval/</w:t>
+      </w:r>
+      <w:r>
+        <w:t xml:space="preserve">, with</w:t>
+      </w:r>
+      <w:r>
+        <w:t xml:space="preserve"> </w:t>
+      </w:r>
+      <w:r>
+        <w:rPr>
+          <w:rStyle w:val="VerbatimChar"/>
+        </w:rPr>
+        <w:t xml:space="preserve">PROVENANCE.md</w:t>
+      </w:r>
+      <w:r>
+        <w:t xml:space="preserve">), cluster run scripts with environment pins and seeds, and the original (flawed) evaluation notebooks retained for transparency — so both the defects we report and the corrected results are independently reproducible end-to-end.</w:t>
       </w:r>
     </w:p>
     <w:p>
@@ -2594,9 +3112,9 @@
         </w:pict>
       </w:r>
     </w:p>
-    <w:bookmarkEnd w:id="35"/>
-    <w:bookmarkEnd w:id="36"/>
-    <w:bookmarkStart w:id="43" w:name="reviewer-2"/>
+    <w:bookmarkEnd w:id="24"/>
+    <w:bookmarkEnd w:id="25"/>
+    <w:bookmarkStart w:id="32" w:name="reviewer-2"/>
     <w:p>
       <w:pPr>
         <w:pStyle w:val="Heading1"/>
@@ -2605,7 +3123,7 @@
         <w:t xml:space="preserve">Reviewer 2</w:t>
       </w:r>
     </w:p>
-    <w:bookmarkStart w:id="37" w:name="X7518873f08e56e3387152ba0e4d432bca64c6bd"/>
+    <w:bookmarkStart w:id="26" w:name="X3b5bbaf86182a2a79b1285e4170aef51e10d10e"/>
     <w:p>
       <w:pPr>
         <w:pStyle w:val="Heading2"/>
@@ -2620,8 +3138,8 @@
       </w:pPr>
       <w:r>
         <w:rPr>
-          <w:bCs/>
-          <w:b/>
+          <w:b/>
+          <w:bCs/>
         </w:rPr>
         <w:t xml:space="preserve">Honestly: it was not.</w:t>
       </w:r>
@@ -2648,8 +3166,8 @@
       </w:r>
       <w:r>
         <w:rPr>
-          <w:bCs/>
-          <w:b/>
+          <w:b/>
+          <w:bCs/>
         </w:rPr>
         <w:t xml:space="preserve">Action:</w:t>
       </w:r>
@@ -2669,11 +3187,11 @@
         <w:t xml:space="preserve">leakage_analysis.py</w:t>
       </w:r>
       <w:r>
-        <w:t xml:space="preserve">. We do not attempt to minimize this; it is the paper's central correction.</w:t>
-      </w:r>
-    </w:p>
-    <w:bookmarkEnd w:id="37"/>
-    <w:bookmarkStart w:id="38" w:name="Xd68c8b2f0d11c1cfa219664e6f4da61ffe32d86"/>
+        <w:t xml:space="preserve">. We do not attempt to minimize this; it is the paper’s central correction.</w:t>
+      </w:r>
+    </w:p>
+    <w:bookmarkEnd w:id="26"/>
+    <w:bookmarkStart w:id="27" w:name="X73909dce21abab58e274ee30a1bdb620419fd97"/>
     <w:p>
       <w:pPr>
         <w:pStyle w:val="Heading2"/>
@@ -2688,8 +3206,8 @@
       </w:pPr>
       <w:r>
         <w:rPr>
-          <w:bCs/>
-          <w:b/>
+          <w:b/>
+          <w:bCs/>
         </w:rPr>
         <w:t xml:space="preserve">Because our harness was broken, not because the models are weak.</w:t>
       </w:r>
@@ -2719,8 +3237,8 @@
       </w:r>
       <w:r>
         <w:rPr>
-          <w:bCs/>
-          <w:b/>
+          <w:b/>
+          <w:bCs/>
         </w:rPr>
         <w:t xml:space="preserve">Action:</w:t>
       </w:r>
@@ -2728,11 +3246,23 @@
         <w:t xml:space="preserve"> </w:t>
       </w:r>
       <w:r>
-        <w:t xml:space="preserve">under the corrected harness we expect the FinGPT baselines to recover to their published ~0.84–0.86 accuracy; we report the corrected numbers and the corresponding shrinkage of Finistral's apparent margin.</w:t>
-      </w:r>
-    </w:p>
-    <w:bookmarkEnd w:id="38"/>
-    <w:bookmarkStart w:id="39" w:name="Xfcfa5dbb20b17ed7e6c9969eb029c66b24fc689"/>
+        <w:t xml:space="preserve">measured under the corrected harness, the FinGPT baselines recover to 89.5–98.6% on the decontaminated FPB set (meeting or exceeding their published ~0.84–0.86), and Finistral’s apparent margin shrinks accordingly — from the withdrawn</w:t>
+      </w:r>
+      <w:r>
+        <w:t xml:space="preserve"> </w:t>
+      </w:r>
+      <w:r>
+        <w:t xml:space="preserve">“+78 F1”</w:t>
+      </w:r>
+      <w:r>
+        <w:t xml:space="preserve"> </w:t>
+      </w:r>
+      <w:r>
+        <w:t xml:space="preserve">to statistical parity with the strongest baseline on FPB-560 (p=0.77) and modest, individually-tested margins externally (revised Table 8).</w:t>
+      </w:r>
+    </w:p>
+    <w:bookmarkEnd w:id="27"/>
+    <w:bookmarkStart w:id="28" w:name="X5934827d6a5797dcfc28e3f43261d8ee7b4e7be"/>
     <w:p>
       <w:pPr>
         <w:pStyle w:val="Heading2"/>
@@ -2747,8 +3277,8 @@
       </w:pPr>
       <w:r>
         <w:rPr>
-          <w:bCs/>
-          <w:b/>
+          <w:b/>
+          <w:bCs/>
         </w:rPr>
         <w:t xml:space="preserve">No — and this was a methodological error.</w:t>
       </w:r>
@@ -2756,7 +3286,7 @@
         <w:t xml:space="preserve"> </w:t>
       </w:r>
       <w:r>
-        <w:t xml:space="preserve">All models were run with one shared Alpaca prompt rather than each adapter's native template, and on an inconsistent backbone (</w:t>
+        <w:t xml:space="preserve">All models were run with one shared Alpaca prompt rather than each adapter’s native template, and on an inconsistent backbone (</w:t>
       </w:r>
       <w:r>
         <w:rPr>
@@ -2768,7 +3298,19 @@
         <w:t xml:space="preserve"> </w:t>
       </w:r>
       <w:r>
-        <w:t xml:space="preserve">for the "base" row vs</w:t>
+        <w:t xml:space="preserve">for the</w:t>
+      </w:r>
+      <w:r>
+        <w:t xml:space="preserve"> </w:t>
+      </w:r>
+      <w:r>
+        <w:t xml:space="preserve">“base”</w:t>
+      </w:r>
+      <w:r>
+        <w:t xml:space="preserve"> </w:t>
+      </w:r>
+      <w:r>
+        <w:t xml:space="preserve">row vs</w:t>
       </w:r>
       <w:r>
         <w:t xml:space="preserve"> </w:t>
@@ -2790,8 +3332,8 @@
       </w:r>
       <w:r>
         <w:rPr>
-          <w:bCs/>
-          <w:b/>
+          <w:b/>
+          <w:bCs/>
         </w:rPr>
         <w:t xml:space="preserve">Action:</w:t>
       </w:r>
@@ -2817,8 +3359,8 @@
         <w:t xml:space="preserve">backbone, documented per model.</w:t>
       </w:r>
     </w:p>
-    <w:bookmarkEnd w:id="39"/>
-    <w:bookmarkStart w:id="40" w:name="Xb7d0fee6fe931807a24daa178172fcc337b9b00"/>
+    <w:bookmarkEnd w:id="28"/>
+    <w:bookmarkStart w:id="29" w:name="X96e4e30d04f1c12388433a371fc9b91028d11ec"/>
     <w:p>
       <w:pPr>
         <w:pStyle w:val="Heading2"/>
@@ -2833,8 +3375,8 @@
       </w:pPr>
       <w:r>
         <w:rPr>
-          <w:bCs/>
-          <w:b/>
+          <w:b/>
+          <w:bCs/>
         </w:rPr>
         <w:t xml:space="preserve">Acknowledged.</w:t>
       </w:r>
@@ -2843,8 +3385,8 @@
       </w:r>
       <w:r>
         <w:rPr>
-          <w:bCs/>
-          <w:b/>
+          <w:b/>
+          <w:bCs/>
         </w:rPr>
         <w:t xml:space="preserve">Action:</w:t>
       </w:r>
@@ -2864,8 +3406,8 @@
         <w:t xml:space="preserve">outputs per-baseline confusion matrices (and PR/ROC) under the corrected harness; these are included for every model in Table 5, not only for Finistral.</w:t>
       </w:r>
     </w:p>
-    <w:bookmarkEnd w:id="40"/>
-    <w:bookmarkStart w:id="41" w:name="X65a6ca572fbfdeae0f6e4b47e27b4b2c38b9d31"/>
+    <w:bookmarkEnd w:id="29"/>
+    <w:bookmarkStart w:id="30" w:name="Xe22e712cbeb0954e1d0cfb1d4426fd19800aa3b"/>
     <w:p>
       <w:pPr>
         <w:pStyle w:val="Heading2"/>
@@ -2880,8 +3422,8 @@
       </w:pPr>
       <w:r>
         <w:rPr>
-          <w:bCs/>
-          <w:b/>
+          <w:b/>
+          <w:bCs/>
         </w:rPr>
         <w:t xml:space="preserve">Acknowledged.</w:t>
       </w:r>
@@ -2890,8 +3432,8 @@
       </w:r>
       <w:r>
         <w:rPr>
-          <w:bCs/>
-          <w:b/>
+          <w:b/>
+          <w:bCs/>
         </w:rPr>
         <w:t xml:space="preserve">Action:</w:t>
       </w:r>
@@ -2899,7 +3441,19 @@
         <w:t xml:space="preserve"> </w:t>
       </w:r>
       <w:r>
-        <w:t xml:space="preserve">as in R1.5/R1.8, we report 5-seed mean ± std with significance tests, and we add external leakage-free datasets (FiQA-SA held-out, Twitter Financial News test, SemEval-2017 Task 5, fresh hand-labeled) as the primary generalization evidence.</w:t>
+        <w:t xml:space="preserve">as detailed in R1.5 and R1.8 — evaluation is deterministic by construction (greedy decoding; identical across seeds), so replication rigor is provided by per-example McNemar tests and paired-bootstrap confidence intervals on every comparison; external generalization is evidenced on two row-wise-decontaminated sets, FiQA-SA (pooled, n = 235) and Twitter Financial News Sentiment (n = 2,373). Training-seed variance is honestly deferred (protocol released in</w:t>
+      </w:r>
+      <w:r>
+        <w:t xml:space="preserve"> </w:t>
+      </w:r>
+      <w:r>
+        <w:rPr>
+          <w:rStyle w:val="VerbatimChar"/>
+        </w:rPr>
+        <w:t xml:space="preserve">ablation_and_seeds.py</w:t>
+      </w:r>
+      <w:r>
+        <w:t xml:space="preserve">).</w:t>
       </w:r>
     </w:p>
     <w:p>
@@ -2909,8 +3463,8 @@
         </w:pict>
       </w:r>
     </w:p>
-    <w:bookmarkEnd w:id="41"/>
-    <w:bookmarkStart w:id="42" w:name="closing"/>
+    <w:bookmarkEnd w:id="30"/>
+    <w:bookmarkStart w:id="31" w:name="closing"/>
     <w:p>
       <w:pPr>
         <w:pStyle w:val="Heading2"/>
@@ -2924,7 +3478,7 @@
         <w:pStyle w:val="FirstParagraph"/>
       </w:pPr>
       <w:r>
-        <w:t xml:space="preserve">We are grateful to both reviewers. Their scrutiny surfaced a contamination problem and a harness problem that, together, fully account for the implausible numbers in the original submission. The revised paper reports lower, honest, decontaminated results; reframes the contribution as an efficient and reproducible recipe plus an evaluation/contamination case study; corrects every text-vs-code discrepancy; and releases all scripts for independent verification. We hope this constitutes the kind of rigorous, transparent revision the reviewers' comments called for.</w:t>
+        <w:t xml:space="preserve">We are grateful to both reviewers. Their scrutiny surfaced a contamination problem and a harness problem that, together, fully account for the implausible numbers in the original submission. The revised paper reports lower, honest, decontaminated results; reframes the contribution as an efficient and reproducible recipe plus an evaluation/contamination case study; corrects every text-vs-code discrepancy; and releases all scripts for independent verification. We hope this constitutes the kind of rigorous, transparent revision the reviewers’ comments called for.</w:t>
       </w:r>
     </w:p>
     <w:p>
@@ -2939,132 +3493,43 @@
         <w:pStyle w:val="FirstParagraph"/>
       </w:pPr>
       <w:r>
-        <w:t xml:space="preserve">Key repository files referenced:</w:t>
-      </w:r>
-      <w:r>
-        <w:t xml:space="preserve"> </w:t>
-      </w:r>
-      <w:r>
-        <w:rPr>
-          <w:rStyle w:val="VerbatimChar"/>
-        </w:rPr>
-        <w:t xml:space="preserve">/Users/ayansk11/Desktop/FinistralAI_code/finistral_grjournals.tex</w:t>
-      </w:r>
-      <w:r>
-        <w:t xml:space="preserve">,</w:t>
-      </w:r>
-      <w:r>
-        <w:t xml:space="preserve"> </w:t>
-      </w:r>
-      <w:r>
-        <w:rPr>
-          <w:rStyle w:val="VerbatimChar"/>
-        </w:rPr>
-        <w:t xml:space="preserve">/Users/ayansk11/Desktop/FinistralAI_code/Finistral_Sentiment_analyst.py</w:t>
-      </w:r>
-      <w:r>
-        <w:t xml:space="preserve">,</w:t>
-      </w:r>
-      <w:r>
-        <w:t xml:space="preserve"> </w:t>
-      </w:r>
-      <w:r>
-        <w:rPr>
-          <w:rStyle w:val="VerbatimChar"/>
-        </w:rPr>
-        <w:t xml:space="preserve">/Users/ayansk11/Desktop/FinistralAI_code/test_final.ipynb</w:t>
-      </w:r>
-      <w:r>
-        <w:t xml:space="preserve">,</w:t>
-      </w:r>
-      <w:r>
-        <w:t xml:space="preserve"> </w:t>
-      </w:r>
-      <w:r>
-        <w:rPr>
-          <w:rStyle w:val="VerbatimChar"/>
-        </w:rPr>
-        <w:t xml:space="preserve">/Users/ayansk11/Desktop/FinistralAI_code/test_final2.ipynb</w:t>
-      </w:r>
-      <w:r>
-        <w:t xml:space="preserve">,</w:t>
-      </w:r>
-      <w:r>
-        <w:t xml:space="preserve"> </w:t>
-      </w:r>
-      <w:r>
-        <w:rPr>
-          <w:rStyle w:val="VerbatimChar"/>
-        </w:rPr>
-        <w:t xml:space="preserve">/Users/ayansk11/Desktop/FinistralAI_code/inference_test.ipynb</w:t>
-      </w:r>
-      <w:r>
-        <w:t xml:space="preserve">,</w:t>
-      </w:r>
-      <w:r>
-        <w:t xml:space="preserve"> </w:t>
-      </w:r>
-      <w:r>
-        <w:rPr>
-          <w:rStyle w:val="VerbatimChar"/>
-        </w:rPr>
-        <w:t xml:space="preserve">/Users/ayansk11/Desktop/FinistralAI_code/generate_docx.py</w:t>
-      </w:r>
-      <w:r>
-        <w:t xml:space="preserve">. New scripts to be released:</w:t>
-      </w:r>
-      <w:r>
-        <w:t xml:space="preserve"> </w:t>
-      </w:r>
-      <w:r>
-        <w:rPr>
-          <w:rStyle w:val="VerbatimChar"/>
-        </w:rPr>
-        <w:t xml:space="preserve">eval_harness_fixed.py</w:t>
-      </w:r>
-      <w:r>
-        <w:t xml:space="preserve">,</w:t>
-      </w:r>
-      <w:r>
-        <w:t xml:space="preserve"> </w:t>
-      </w:r>
-      <w:r>
-        <w:rPr>
-          <w:rStyle w:val="VerbatimChar"/>
-        </w:rPr>
-        <w:t xml:space="preserve">leakage_analysis.py</w:t>
-      </w:r>
-      <w:r>
-        <w:t xml:space="preserve">,</w:t>
-      </w:r>
-      <w:r>
-        <w:t xml:space="preserve"> </w:t>
-      </w:r>
-      <w:r>
-        <w:rPr>
-          <w:rStyle w:val="VerbatimChar"/>
-        </w:rPr>
-        <w:t xml:space="preserve">ablation_and_seeds.py</w:t>
-      </w:r>
-      <w:r>
-        <w:t xml:space="preserve">,</w:t>
-      </w:r>
-      <w:r>
-        <w:t xml:space="preserve"> </w:t>
-      </w:r>
-      <w:r>
-        <w:rPr>
-          <w:rStyle w:val="VerbatimChar"/>
-        </w:rPr>
-        <w:t xml:space="preserve">analysis_and_figures.py</w:t>
+        <w:t xml:space="preserve">All referenced code, data, and scripts are public at</w:t>
+      </w:r>
+      <w:r>
+        <w:t xml:space="preserve"> </w:t>
+      </w:r>
+      <w:r>
+        <w:rPr>
+          <w:rStyle w:val="VerbatimChar"/>
+        </w:rPr>
+        <w:t xml:space="preserve">https://github.com/ayansk11/FinistralAI_code</w:t>
+      </w:r>
+      <w:r>
+        <w:t xml:space="preserve"> </w:t>
+      </w:r>
+      <w:r>
+        <w:t xml:space="preserve">(training script, corrected evaluation harness, leakage/decontamination analysis, external-dataset preparation with provenance, statistics pipeline, and figure generators) and the adapter at</w:t>
+      </w:r>
+      <w:r>
+        <w:t xml:space="preserve"> </w:t>
+      </w:r>
+      <w:r>
+        <w:rPr>
+          <w:rStyle w:val="VerbatimChar"/>
+        </w:rPr>
+        <w:t xml:space="preserve">https://huggingface.co/Ayansk11/Finistral-7B_lora</w:t>
       </w:r>
       <w:r>
         <w:t xml:space="preserve">.</w:t>
       </w:r>
     </w:p>
-    <w:bookmarkEnd w:id="42"/>
-    <w:bookmarkEnd w:id="43"/>
-    <w:sectPr/>
+    <w:bookmarkEnd w:id="31"/>
+    <w:bookmarkEnd w:id="32"/>
+    <w:sectPr>
+      <w:footnotePr>
+        <w:numRestart w:val="eachSect"/>
+      </w:footnotePr>
+    </w:sectPr>
   </w:body>
 </w:document>
 </file>
@@ -3095,14 +3560,14 @@
 <file path=word/numbering.xml><?xml version="1.0" encoding="utf-8"?>
 <w:numbering xmlns:w="http://schemas.openxmlformats.org/wordprocessingml/2006/main">
   <w:abstractNum w:abstractNumId="990">
-    <w:nsid w:val="2c1ae401"/>
+    <w:nsid w:val="0000A990"/>
     <w:multiLevelType w:val="multilevel"/>
     <w:lvl w:ilvl="0">
       <w:numFmt w:val="bullet"/>
       <w:lvlText w:val=" "/>
       <w:lvlJc w:val="left"/>
       <w:pPr>
-        <w:ind w:left="720" w:hanging="480"/>
+        <w:ind w:left="720" w:hanging="360"/>
       </w:pPr>
     </w:lvl>
     <w:lvl w:ilvl="1">
@@ -3110,7 +3575,7 @@
       <w:lvlText w:val=" "/>
       <w:lvlJc w:val="left"/>
       <w:pPr>
-        <w:ind w:left="1440" w:hanging="480"/>
+        <w:ind w:left="1440" w:hanging="360"/>
       </w:pPr>
     </w:lvl>
     <w:lvl w:ilvl="2">
@@ -3118,7 +3583,7 @@
       <w:lvlText w:val=" "/>
       <w:lvlJc w:val="left"/>
       <w:pPr>
-        <w:ind w:left="2160" w:hanging="480"/>
+        <w:ind w:left="2160" w:hanging="360"/>
       </w:pPr>
     </w:lvl>
     <w:lvl w:ilvl="3">
@@ -3126,7 +3591,7 @@
       <w:lvlText w:val=" "/>
       <w:lvlJc w:val="left"/>
       <w:pPr>
-        <w:ind w:left="2880" w:hanging="480"/>
+        <w:ind w:left="2880" w:hanging="360"/>
       </w:pPr>
     </w:lvl>
     <w:lvl w:ilvl="4">
@@ -3134,7 +3599,7 @@
       <w:lvlText w:val=" "/>
       <w:lvlJc w:val="left"/>
       <w:pPr>
-        <w:ind w:left="3600" w:hanging="480"/>
+        <w:ind w:left="3600" w:hanging="360"/>
       </w:pPr>
     </w:lvl>
     <w:lvl w:ilvl="5">
@@ -3142,7 +3607,7 @@
       <w:lvlText w:val=" "/>
       <w:lvlJc w:val="left"/>
       <w:pPr>
-        <w:ind w:left="4320" w:hanging="480"/>
+        <w:ind w:left="4320" w:hanging="360"/>
       </w:pPr>
     </w:lvl>
     <w:lvl w:ilvl="6">
@@ -3150,7 +3615,7 @@
       <w:lvlText w:val=" "/>
       <w:lvlJc w:val="left"/>
       <w:pPr>
-        <w:ind w:left="5040" w:hanging="480"/>
+        <w:ind w:left="5040" w:hanging="360"/>
       </w:pPr>
     </w:lvl>
     <w:lvl w:ilvl="7">
@@ -3158,7 +3623,7 @@
       <w:lvlText w:val=" "/>
       <w:lvlJc w:val="left"/>
       <w:pPr>
-        <w:ind w:left="5760" w:hanging="480"/>
+        <w:ind w:left="5760" w:hanging="360"/>
       </w:pPr>
     </w:lvl>
     <w:lvl w:ilvl="8">
@@ -3166,12 +3631,12 @@
       <w:lvlText w:val=" "/>
       <w:lvlJc w:val="left"/>
       <w:pPr>
-        <w:ind w:left="6480" w:hanging="480"/>
+        <w:ind w:left="6480" w:hanging="360"/>
       </w:pPr>
     </w:lvl>
   </w:abstractNum>
   <w:abstractNum w:abstractNumId="99411">
-    <w:nsid w:val="ea454b4c"/>
+    <w:nsid w:val="00A99411"/>
     <w:multiLevelType w:val="multilevel"/>
     <w:lvl w:ilvl="0">
       <w:start w:val="1"/>
@@ -3179,7 +3644,7 @@
       <w:lvlText w:val="%1."/>
       <w:lvlJc w:val="left"/>
       <w:pPr>
-        <w:ind w:left="720" w:hanging="480"/>
+        <w:ind w:left="720" w:hanging="360"/>
       </w:pPr>
     </w:lvl>
     <w:lvl w:ilvl="1">
@@ -3188,7 +3653,7 @@
       <w:lvlText w:val="%2."/>
       <w:lvlJc w:val="left"/>
       <w:pPr>
-        <w:ind w:left="1440" w:hanging="480"/>
+        <w:ind w:left="1440" w:hanging="360"/>
       </w:pPr>
     </w:lvl>
     <w:lvl w:ilvl="2">
@@ -3197,7 +3662,7 @@
       <w:lvlText w:val="%3."/>
       <w:lvlJc w:val="left"/>
       <w:pPr>
-        <w:ind w:left="2160" w:hanging="480"/>
+        <w:ind w:left="2160" w:hanging="360"/>
       </w:pPr>
     </w:lvl>
     <w:lvl w:ilvl="3">
@@ -3206,7 +3671,7 @@
       <w:lvlText w:val="%4."/>
       <w:lvlJc w:val="left"/>
       <w:pPr>
-        <w:ind w:left="2880" w:hanging="480"/>
+        <w:ind w:left="2880" w:hanging="360"/>
       </w:pPr>
     </w:lvl>
     <w:lvl w:ilvl="4">
@@ -3215,7 +3680,7 @@
       <w:lvlText w:val="%5."/>
       <w:lvlJc w:val="left"/>
       <w:pPr>
-        <w:ind w:left="3600" w:hanging="480"/>
+        <w:ind w:left="3600" w:hanging="360"/>
       </w:pPr>
     </w:lvl>
     <w:lvl w:ilvl="5">
@@ -3224,7 +3689,7 @@
       <w:lvlText w:val="%6."/>
       <w:lvlJc w:val="left"/>
       <w:pPr>
-        <w:ind w:left="4320" w:hanging="480"/>
+        <w:ind w:left="4320" w:hanging="360"/>
       </w:pPr>
     </w:lvl>
     <w:lvl w:ilvl="6">
@@ -3233,7 +3698,7 @@
       <w:lvlText w:val="%7."/>
       <w:lvlJc w:val="left"/>
       <w:pPr>
-        <w:ind w:left="5040" w:hanging="480"/>
+        <w:ind w:left="5040" w:hanging="360"/>
       </w:pPr>
     </w:lvl>
     <w:lvl w:ilvl="7">
@@ -3242,7 +3707,7 @@
       <w:lvlText w:val="%8."/>
       <w:lvlJc w:val="left"/>
       <w:pPr>
-        <w:ind w:left="5760" w:hanging="480"/>
+        <w:ind w:left="5760" w:hanging="360"/>
       </w:pPr>
     </w:lvl>
     <w:lvl w:ilvl="8">
@@ -3251,84 +3716,111 @@
       <w:lvlText w:val="%9."/>
       <w:lvlJc w:val="left"/>
       <w:pPr>
-        <w:ind w:left="6480" w:hanging="480"/>
+        <w:ind w:left="6480" w:hanging="360"/>
       </w:pPr>
     </w:lvl>
   </w:abstractNum>
   <w:abstractNum w:abstractNumId="991">
-    <w:nsid w:val="71315dca"/>
+    <w:nsid w:val="0000A991"/>
     <w:multiLevelType w:val="multilevel"/>
     <w:lvl w:ilvl="0">
       <w:numFmt w:val="bullet"/>
-      <w:lvlText w:val="•"/>
+      <w:lvlText w:val=""/>
       <w:lvlJc w:val="left"/>
       <w:pPr>
-        <w:ind w:left="720" w:hanging="480"/>
-      </w:pPr>
+        <w:ind w:left="720" w:hanging="360"/>
+      </w:pPr>
+      <w:rPr>
+        <w:rFonts w:ascii="Symbol" w:hAnsi="Symbol" w:cs="Symbol" w:hint="default"/>
+      </w:rPr>
     </w:lvl>
     <w:lvl w:ilvl="1">
       <w:numFmt w:val="bullet"/>
-      <w:lvlText w:val="–"/>
+      <w:lvlText w:val="o"/>
       <w:lvlJc w:val="left"/>
       <w:pPr>
-        <w:ind w:left="1440" w:hanging="480"/>
-      </w:pPr>
+        <w:ind w:left="1440" w:hanging="360"/>
+      </w:pPr>
+      <w:rPr>
+        <w:rFonts w:ascii="Courier New" w:hAnsi="Courier New" w:cs="Courier New" w:hint="default"/>
+      </w:rPr>
     </w:lvl>
     <w:lvl w:ilvl="2">
       <w:numFmt w:val="bullet"/>
-      <w:lvlText w:val="•"/>
+      <w:lvlText w:val=""/>
       <w:lvlJc w:val="left"/>
       <w:pPr>
-        <w:ind w:left="2160" w:hanging="480"/>
-      </w:pPr>
+        <w:ind w:left="2160" w:hanging="360"/>
+      </w:pPr>
+      <w:rPr>
+        <w:rFonts w:ascii="Wingdings" w:hAnsi="Wingdings" w:cs="Wingdings" w:hint="default"/>
+      </w:rPr>
     </w:lvl>
     <w:lvl w:ilvl="3">
       <w:numFmt w:val="bullet"/>
-      <w:lvlText w:val="–"/>
+      <w:lvlText w:val=""/>
       <w:lvlJc w:val="left"/>
       <w:pPr>
-        <w:ind w:left="2880" w:hanging="480"/>
-      </w:pPr>
+        <w:ind w:left="2880" w:hanging="360"/>
+      </w:pPr>
+      <w:rPr>
+        <w:rFonts w:ascii="Symbol" w:hAnsi="Symbol" w:cs="Symbol" w:hint="default"/>
+      </w:rPr>
     </w:lvl>
     <w:lvl w:ilvl="4">
       <w:numFmt w:val="bullet"/>
-      <w:lvlText w:val="•"/>
+      <w:lvlText w:val="o"/>
       <w:lvlJc w:val="left"/>
       <w:pPr>
-        <w:ind w:left="3600" w:hanging="480"/>
-      </w:pPr>
+        <w:ind w:left="3600" w:hanging="360"/>
+      </w:pPr>
+      <w:rPr>
+        <w:rFonts w:ascii="Courier New" w:hAnsi="Courier New" w:cs="Courier New" w:hint="default"/>
+      </w:rPr>
     </w:lvl>
     <w:lvl w:ilvl="5">
       <w:numFmt w:val="bullet"/>
-      <w:lvlText w:val="–"/>
+      <w:lvlText w:val=""/>
       <w:lvlJc w:val="left"/>
       <w:pPr>
-        <w:ind w:left="4320" w:hanging="480"/>
-      </w:pPr>
+        <w:ind w:left="4320" w:hanging="360"/>
+      </w:pPr>
+      <w:rPr>
+        <w:rFonts w:ascii="Wingdings" w:hAnsi="Wingdings" w:cs="Wingdings" w:hint="default"/>
+      </w:rPr>
     </w:lvl>
     <w:lvl w:ilvl="6">
       <w:numFmt w:val="bullet"/>
-      <w:lvlText w:val="•"/>
+      <w:lvlText w:val=""/>
       <w:lvlJc w:val="left"/>
       <w:pPr>
-        <w:ind w:left="5040" w:hanging="480"/>
-      </w:pPr>
+        <w:ind w:left="5040" w:hanging="360"/>
+      </w:pPr>
+      <w:rPr>
+        <w:rFonts w:ascii="Symbol" w:hAnsi="Symbol" w:cs="Symbol" w:hint="default"/>
+      </w:rPr>
     </w:lvl>
     <w:lvl w:ilvl="7">
       <w:numFmt w:val="bullet"/>
-      <w:lvlText w:val="–"/>
+      <w:lvlText w:val="o"/>
       <w:lvlJc w:val="left"/>
       <w:pPr>
-        <w:ind w:left="5760" w:hanging="480"/>
-      </w:pPr>
+        <w:ind w:left="5760" w:hanging="360"/>
+      </w:pPr>
+      <w:rPr>
+        <w:rFonts w:ascii="Courier New" w:hAnsi="Courier New" w:cs="Courier New" w:hint="default"/>
+      </w:rPr>
     </w:lvl>
     <w:lvl w:ilvl="8">
       <w:numFmt w:val="bullet"/>
-      <w:lvlText w:val="•"/>
+      <w:lvlText w:val=""/>
       <w:lvlJc w:val="left"/>
       <w:pPr>
-        <w:ind w:left="6480" w:hanging="480"/>
-      </w:pPr>
+        <w:ind w:left="6480" w:hanging="360"/>
+      </w:pPr>
+      <w:rPr>
+        <w:rFonts w:ascii="Wingdings" w:hAnsi="Wingdings" w:cs="Wingdings" w:hint="default"/>
+      </w:rPr>
     </w:lvl>
   </w:abstractNum>
   <w:num w:numId="1000">
@@ -3375,10 +3867,10 @@
   <w:docDefaults>
     <w:rPrDefault>
       <w:rPr>
-        <w:rFonts w:asciiTheme="minorHAnsi" w:cstheme="minorBidi" w:eastAsiaTheme="minorHAnsi" w:hAnsiTheme="minorHAnsi"/>
+        <w:rFonts w:asciiTheme="minorHAnsi" w:cstheme="minorBidi" w:eastAsiaTheme="minorEastAsia" w:hAnsiTheme="minorHAnsi"/>
         <w:sz w:val="24"/>
         <w:szCs w:val="24"/>
-        <w:lang w:bidi="ar-SA" w:eastAsia="en-US" w:val="en-US"/>
+        <w:lang w:bidi="ar-SA" w:eastAsia="zh-CN" w:val="en-US"/>
       </w:rPr>
     </w:rPrDefault>
     <w:pPrDefault>
@@ -3396,10 +3888,10 @@
     <w:name w:val="Body Text"/>
     <w:basedOn w:val="Normal"/>
     <w:link w:val="BodyTextChar"/>
+    <w:qFormat/>
     <w:pPr>
       <w:spacing w:after="180" w:before="180"/>
     </w:pPr>
-    <w:qFormat/>
   </w:style>
   <w:style w:customStyle="1" w:styleId="FirstParagraph" w:type="paragraph">
     <w:name w:val="First Paragraph"/>
@@ -3419,57 +3911,111 @@
     <w:name w:val="Title"/>
     <w:basedOn w:val="Normal"/>
     <w:next w:val="BodyText"/>
+    <w:link w:val="TitleChar"/>
+    <w:uiPriority w:val="10"/>
     <w:qFormat/>
+    <w:rsid w:val="00A10FD9"/>
     <w:pPr>
-      <w:keepNext/>
-      <w:keepLines/>
-      <w:spacing w:after="240" w:before="480"/>
+      <w:spacing w:after="80" w:line="240" w:lineRule="auto"/>
+      <w:contextualSpacing/>
       <w:jc w:val="center"/>
     </w:pPr>
     <w:rPr>
       <w:rFonts w:asciiTheme="majorHAnsi" w:cstheme="majorBidi" w:eastAsiaTheme="majorEastAsia" w:hAnsiTheme="majorHAnsi"/>
-      <w:b/>
-      <w:bCs/>
-      <w:color w:themeColor="accent1" w:themeShade="B5" w:val="345A8A"/>
-      <w:sz w:val="36"/>
-      <w:szCs w:val="36"/>
+      <w:sz w:val="56"/>
+      <w:szCs w:val="56"/>
+    </w:rPr>
+  </w:style>
+  <w:style w:customStyle="1" w:styleId="TitleChar" w:type="character">
+    <w:name w:val="Title Char"/>
+    <w:basedOn w:val="DefaultParagraphFont"/>
+    <w:link w:val="Title"/>
+    <w:uiPriority w:val="10"/>
+    <w:rsid w:val="00A10FD9"/>
+    <w:rPr>
+      <w:rFonts w:asciiTheme="majorHAnsi" w:cstheme="majorBidi" w:eastAsiaTheme="majorEastAsia" w:hAnsiTheme="majorHAnsi"/>
+      <w:sz w:val="56"/>
+      <w:szCs w:val="56"/>
     </w:rPr>
   </w:style>
   <w:style w:styleId="Subtitle" w:type="paragraph">
     <w:name w:val="Subtitle"/>
+    <w:basedOn w:val="Title"/>
+    <w:next w:val="BodyText"/>
+    <w:link w:val="SubtitleChar"/>
+    <w:uiPriority w:val="11"/>
+    <w:qFormat/>
+    <w:rsid w:val="00A10FD9"/>
+    <w:pPr>
+      <w:numPr>
+        <w:ilvl w:val="1"/>
+      </w:numPr>
+    </w:pPr>
+    <w:rPr>
+      <w:rFonts w:cstheme="majorBidi" w:eastAsiaTheme="majorEastAsia"/>
+      <w:spacing w:val="15"/>
+      <w:sz w:val="28"/>
+      <w:szCs w:val="28"/>
+    </w:rPr>
+  </w:style>
+  <w:style w:customStyle="1" w:styleId="SubtitleChar" w:type="character">
+    <w:name w:val="Subtitle Char"/>
+    <w:basedOn w:val="DefaultParagraphFont"/>
+    <w:link w:val="Subtitle"/>
+    <w:uiPriority w:val="11"/>
+    <w:rsid w:val="00A10FD9"/>
+    <w:rPr>
+      <w:rFonts w:cstheme="majorBidi" w:eastAsiaTheme="majorEastAsia"/>
+      <w:color w:themeColor="text1" w:themeTint="A6" w:val="595959"/>
+      <w:spacing w:val="15"/>
+      <w:sz w:val="28"/>
+      <w:szCs w:val="28"/>
+    </w:rPr>
+  </w:style>
+  <w:style w:customStyle="1" w:styleId="Author" w:type="paragraph">
+    <w:name w:val="Author"/>
     <w:basedOn w:val="Title"/>
     <w:next w:val="BodyText"/>
     <w:qFormat/>
     <w:pPr>
       <w:keepNext/>
       <w:keepLines/>
-      <w:spacing w:after="240" w:before="240"/>
-      <w:jc w:val="center"/>
     </w:pPr>
     <w:rPr>
-      <w:sz w:val="30"/>
-      <w:szCs w:val="30"/>
-    </w:rPr>
-  </w:style>
-  <w:style w:customStyle="1" w:styleId="Author" w:type="paragraph">
-    <w:name w:val="Author"/>
+      <w:sz w:val="24"/>
+      <w:szCs w:val="24"/>
+    </w:rPr>
+  </w:style>
+  <w:style w:styleId="Date" w:type="paragraph">
+    <w:name w:val="Date"/>
+    <w:basedOn w:val="Title"/>
     <w:next w:val="BodyText"/>
     <w:qFormat/>
     <w:pPr>
       <w:keepNext/>
       <w:keepLines/>
-      <w:jc w:val="center"/>
     </w:pPr>
-  </w:style>
-  <w:style w:styleId="Date" w:type="paragraph">
-    <w:name w:val="Date"/>
-    <w:next w:val="BodyText"/>
+    <w:rPr>
+      <w:sz w:val="24"/>
+      <w:szCs w:val="24"/>
+    </w:rPr>
+  </w:style>
+  <w:style w:customStyle="1" w:styleId="AbstractTitle" w:type="paragraph">
+    <w:name w:val="Abstract Title"/>
+    <w:basedOn w:val="Normal"/>
+    <w:next w:val="Abstract"/>
     <w:qFormat/>
     <w:pPr>
       <w:keepNext/>
       <w:keepLines/>
+      <w:spacing w:after="0" w:before="300"/>
       <w:jc w:val="center"/>
     </w:pPr>
+    <w:rPr>
+      <w:b/>
+      <w:sz w:val="20"/>
+      <w:szCs w:val="20"/>
+    </w:rPr>
   </w:style>
   <w:style w:customStyle="1" w:styleId="Abstract" w:type="paragraph">
     <w:name w:val="Abstract"/>
@@ -3479,7 +4025,7 @@
     <w:pPr>
       <w:keepNext/>
       <w:keepLines/>
-      <w:spacing w:after="300" w:before="300"/>
+      <w:spacing w:after="300" w:before="100"/>
     </w:pPr>
     <w:rPr>
       <w:sz w:val="20"/>
@@ -3495,191 +4041,321 @@
     <w:rPr/>
   </w:style>
   <w:style w:styleId="Heading1" w:type="paragraph">
-    <w:name w:val="Heading 1"/>
+    <w:name w:val="heading 1"/>
     <w:basedOn w:val="Normal"/>
     <w:next w:val="BodyText"/>
+    <w:link w:val="Heading1Char"/>
     <w:uiPriority w:val="9"/>
     <w:qFormat/>
+    <w:rsid w:val="00A10FD9"/>
     <w:pPr>
       <w:keepNext/>
       <w:keepLines/>
-      <w:spacing w:after="0" w:before="480"/>
+      <w:spacing w:after="80" w:before="360"/>
       <w:outlineLvl w:val="0"/>
     </w:pPr>
     <w:rPr>
       <w:rFonts w:asciiTheme="majorHAnsi" w:cstheme="majorBidi" w:eastAsiaTheme="majorEastAsia" w:hAnsiTheme="majorHAnsi"/>
-      <w:b/>
-      <w:bCs/>
-      <w:color w:themeColor="accent1" w:val="4F81BD"/>
-      <w:sz w:val="32"/>
-      <w:szCs w:val="32"/>
+      <w:color w:themeColor="accent1" w:themeShade="BF" w:val="0F4761"/>
+      <w:sz w:val="40"/>
+      <w:szCs w:val="40"/>
     </w:rPr>
   </w:style>
   <w:style w:styleId="Heading2" w:type="paragraph">
-    <w:name w:val="Heading 2"/>
+    <w:name w:val="heading 2"/>
     <w:basedOn w:val="Normal"/>
     <w:next w:val="BodyText"/>
+    <w:link w:val="Heading2Char"/>
     <w:uiPriority w:val="9"/>
+    <w:semiHidden/>
     <w:unhideWhenUsed/>
     <w:qFormat/>
+    <w:rsid w:val="00A10FD9"/>
     <w:pPr>
       <w:keepNext/>
       <w:keepLines/>
-      <w:spacing w:after="0" w:before="200"/>
+      <w:spacing w:after="80" w:before="160"/>
       <w:outlineLvl w:val="1"/>
     </w:pPr>
     <w:rPr>
       <w:rFonts w:asciiTheme="majorHAnsi" w:cstheme="majorBidi" w:eastAsiaTheme="majorEastAsia" w:hAnsiTheme="majorHAnsi"/>
-      <w:b/>
-      <w:bCs/>
-      <w:color w:themeColor="accent1" w:val="4F81BD"/>
-      <w:sz w:val="28"/>
-      <w:szCs w:val="28"/>
+      <w:color w:themeColor="accent1" w:themeShade="BF" w:val="0F4761"/>
+      <w:sz w:val="32"/>
+      <w:szCs w:val="32"/>
     </w:rPr>
   </w:style>
   <w:style w:styleId="Heading3" w:type="paragraph">
-    <w:name w:val="Heading 3"/>
+    <w:name w:val="heading 3"/>
     <w:basedOn w:val="Normal"/>
     <w:next w:val="BodyText"/>
+    <w:link w:val="Heading3Char"/>
     <w:uiPriority w:val="9"/>
+    <w:semiHidden/>
     <w:unhideWhenUsed/>
     <w:qFormat/>
+    <w:rsid w:val="00A10FD9"/>
     <w:pPr>
       <w:keepNext/>
       <w:keepLines/>
-      <w:spacing w:after="0" w:before="200"/>
+      <w:spacing w:after="80" w:before="160"/>
       <w:outlineLvl w:val="2"/>
     </w:pPr>
     <w:rPr>
-      <w:rFonts w:asciiTheme="majorHAnsi" w:cstheme="majorBidi" w:eastAsiaTheme="majorEastAsia" w:hAnsiTheme="majorHAnsi"/>
-      <w:b/>
-      <w:bCs/>
-      <w:color w:themeColor="accent1" w:val="4F81BD"/>
-      <w:sz w:val="24"/>
-      <w:szCs w:val="24"/>
+      <w:rFonts w:cstheme="majorBidi" w:eastAsiaTheme="majorEastAsia"/>
+      <w:color w:themeColor="accent1" w:themeShade="BF" w:val="0F4761"/>
+      <w:sz w:val="28"/>
+      <w:szCs w:val="28"/>
     </w:rPr>
   </w:style>
   <w:style w:styleId="Heading4" w:type="paragraph">
-    <w:name w:val="Heading 4"/>
+    <w:name w:val="heading 4"/>
     <w:basedOn w:val="Normal"/>
     <w:next w:val="BodyText"/>
+    <w:link w:val="Heading4Char"/>
     <w:uiPriority w:val="9"/>
+    <w:semiHidden/>
     <w:unhideWhenUsed/>
     <w:qFormat/>
+    <w:rsid w:val="00A10FD9"/>
     <w:pPr>
       <w:keepNext/>
       <w:keepLines/>
-      <w:spacing w:after="0" w:before="200"/>
+      <w:spacing w:after="40" w:before="80"/>
       <w:outlineLvl w:val="3"/>
     </w:pPr>
     <w:rPr>
-      <w:rFonts w:asciiTheme="majorHAnsi" w:cstheme="majorBidi" w:eastAsiaTheme="majorEastAsia" w:hAnsiTheme="majorHAnsi"/>
+      <w:rFonts w:cstheme="majorBidi" w:eastAsiaTheme="majorEastAsia"/>
       <w:i/>
-      <w:bCs/>
-      <w:color w:themeColor="accent1" w:val="4F81BD"/>
-      <w:sz w:val="24"/>
-      <w:szCs w:val="24"/>
+      <w:iCs/>
+      <w:color w:themeColor="accent1" w:themeShade="BF" w:val="0F4761"/>
     </w:rPr>
   </w:style>
   <w:style w:styleId="Heading5" w:type="paragraph">
-    <w:name w:val="Heading 5"/>
+    <w:name w:val="heading 5"/>
     <w:basedOn w:val="Normal"/>
     <w:next w:val="BodyText"/>
+    <w:link w:val="Heading5Char"/>
     <w:uiPriority w:val="9"/>
+    <w:semiHidden/>
     <w:unhideWhenUsed/>
     <w:qFormat/>
+    <w:rsid w:val="00A10FD9"/>
     <w:pPr>
       <w:keepNext/>
       <w:keepLines/>
-      <w:spacing w:after="0" w:before="200"/>
+      <w:spacing w:after="40" w:before="80"/>
       <w:outlineLvl w:val="4"/>
     </w:pPr>
     <w:rPr>
-      <w:rFonts w:asciiTheme="majorHAnsi" w:cstheme="majorBidi" w:eastAsiaTheme="majorEastAsia" w:hAnsiTheme="majorHAnsi"/>
-      <w:iCs/>
-      <w:color w:themeColor="accent1" w:val="4F81BD"/>
-      <w:sz w:val="24"/>
-      <w:szCs w:val="24"/>
+      <w:rFonts w:cstheme="majorBidi" w:eastAsiaTheme="majorEastAsia"/>
+      <w:color w:themeColor="accent1" w:themeShade="BF" w:val="0F4761"/>
     </w:rPr>
   </w:style>
   <w:style w:styleId="Heading6" w:type="paragraph">
-    <w:name w:val="Heading 6"/>
+    <w:name w:val="heading 6"/>
     <w:basedOn w:val="Normal"/>
     <w:next w:val="BodyText"/>
+    <w:link w:val="Heading6Char"/>
     <w:uiPriority w:val="9"/>
+    <w:semiHidden/>
     <w:unhideWhenUsed/>
     <w:qFormat/>
+    <w:rsid w:val="00A10FD9"/>
     <w:pPr>
       <w:keepNext/>
       <w:keepLines/>
-      <w:spacing w:after="0" w:before="200"/>
+      <w:spacing w:after="0" w:before="40"/>
       <w:outlineLvl w:val="5"/>
     </w:pPr>
     <w:rPr>
-      <w:rFonts w:asciiTheme="majorHAnsi" w:cstheme="majorBidi" w:eastAsiaTheme="majorEastAsia" w:hAnsiTheme="majorHAnsi"/>
-      <w:color w:themeColor="accent1" w:val="4F81BD"/>
-      <w:sz w:val="24"/>
-      <w:szCs w:val="24"/>
+      <w:rFonts w:cstheme="majorBidi" w:eastAsiaTheme="majorEastAsia"/>
+      <w:i/>
+      <w:iCs/>
+      <w:color w:themeColor="text1" w:themeTint="A6" w:val="595959"/>
     </w:rPr>
   </w:style>
   <w:style w:styleId="Heading7" w:type="paragraph">
-    <w:name w:val="Heading 7"/>
+    <w:name w:val="heading 7"/>
     <w:basedOn w:val="Normal"/>
     <w:next w:val="BodyText"/>
+    <w:link w:val="Heading7Char"/>
     <w:uiPriority w:val="9"/>
+    <w:semiHidden/>
     <w:unhideWhenUsed/>
     <w:qFormat/>
+    <w:rsid w:val="00A10FD9"/>
     <w:pPr>
       <w:keepNext/>
       <w:keepLines/>
-      <w:spacing w:after="0" w:before="200"/>
+      <w:spacing w:after="0" w:before="40"/>
       <w:outlineLvl w:val="6"/>
     </w:pPr>
     <w:rPr>
-      <w:rFonts w:asciiTheme="majorHAnsi" w:cstheme="majorBidi" w:eastAsiaTheme="majorEastAsia" w:hAnsiTheme="majorHAnsi"/>
-      <w:color w:themeColor="accent1" w:val="4F81BD"/>
-      <w:sz w:val="24"/>
-      <w:szCs w:val="24"/>
+      <w:rFonts w:cstheme="majorBidi" w:eastAsiaTheme="majorEastAsia"/>
+      <w:color w:themeColor="text1" w:themeTint="A6" w:val="595959"/>
     </w:rPr>
   </w:style>
   <w:style w:styleId="Heading8" w:type="paragraph">
-    <w:name w:val="Heading 8"/>
+    <w:name w:val="heading 8"/>
     <w:basedOn w:val="Normal"/>
     <w:next w:val="BodyText"/>
+    <w:link w:val="Heading8Char"/>
     <w:uiPriority w:val="9"/>
+    <w:semiHidden/>
     <w:unhideWhenUsed/>
     <w:qFormat/>
+    <w:rsid w:val="00A10FD9"/>
     <w:pPr>
       <w:keepNext/>
       <w:keepLines/>
-      <w:spacing w:after="0" w:before="200"/>
+      <w:spacing w:after="0"/>
       <w:outlineLvl w:val="7"/>
     </w:pPr>
     <w:rPr>
-      <w:rFonts w:asciiTheme="majorHAnsi" w:cstheme="majorBidi" w:eastAsiaTheme="majorEastAsia" w:hAnsiTheme="majorHAnsi"/>
-      <w:color w:themeColor="accent1" w:val="4F81BD"/>
-      <w:sz w:val="24"/>
-      <w:szCs w:val="24"/>
+      <w:rFonts w:cstheme="majorBidi" w:eastAsiaTheme="majorEastAsia"/>
+      <w:i/>
+      <w:iCs/>
+      <w:color w:themeColor="text1" w:themeTint="D8" w:val="272727"/>
     </w:rPr>
   </w:style>
   <w:style w:styleId="Heading9" w:type="paragraph">
-    <w:name w:val="Heading 9"/>
+    <w:name w:val="heading 9"/>
     <w:basedOn w:val="Normal"/>
     <w:next w:val="BodyText"/>
+    <w:link w:val="Heading9Char"/>
     <w:uiPriority w:val="9"/>
+    <w:semiHidden/>
     <w:unhideWhenUsed/>
     <w:qFormat/>
+    <w:rsid w:val="00A10FD9"/>
     <w:pPr>
       <w:keepNext/>
       <w:keepLines/>
-      <w:spacing w:after="0" w:before="200"/>
+      <w:spacing w:after="0"/>
       <w:outlineLvl w:val="8"/>
     </w:pPr>
     <w:rPr>
+      <w:rFonts w:cstheme="majorBidi" w:eastAsiaTheme="majorEastAsia"/>
+      <w:color w:themeColor="text1" w:themeTint="D8" w:val="272727"/>
+    </w:rPr>
+  </w:style>
+  <w:style w:customStyle="1" w:styleId="Heading1Char" w:type="character">
+    <w:name w:val="Heading 1 Char"/>
+    <w:basedOn w:val="DefaultParagraphFont"/>
+    <w:link w:val="Heading1"/>
+    <w:uiPriority w:val="9"/>
+    <w:rsid w:val="00A10FD9"/>
+    <w:rPr>
       <w:rFonts w:asciiTheme="majorHAnsi" w:cstheme="majorBidi" w:eastAsiaTheme="majorEastAsia" w:hAnsiTheme="majorHAnsi"/>
-      <w:color w:themeColor="accent1" w:val="4F81BD"/>
-      <w:sz w:val="24"/>
-      <w:szCs w:val="24"/>
+      <w:color w:themeColor="accent1" w:themeShade="BF" w:val="0F4761"/>
+      <w:sz w:val="40"/>
+      <w:szCs w:val="40"/>
+    </w:rPr>
+  </w:style>
+  <w:style w:customStyle="1" w:styleId="Heading2Char" w:type="character">
+    <w:name w:val="Heading 2 Char"/>
+    <w:basedOn w:val="DefaultParagraphFont"/>
+    <w:link w:val="Heading2"/>
+    <w:uiPriority w:val="9"/>
+    <w:semiHidden/>
+    <w:rsid w:val="00A10FD9"/>
+    <w:rPr>
+      <w:rFonts w:asciiTheme="majorHAnsi" w:cstheme="majorBidi" w:eastAsiaTheme="majorEastAsia" w:hAnsiTheme="majorHAnsi"/>
+      <w:color w:themeColor="accent1" w:themeShade="BF" w:val="0F4761"/>
+      <w:sz w:val="32"/>
+      <w:szCs w:val="32"/>
+    </w:rPr>
+  </w:style>
+  <w:style w:customStyle="1" w:styleId="Heading3Char" w:type="character">
+    <w:name w:val="Heading 3 Char"/>
+    <w:basedOn w:val="DefaultParagraphFont"/>
+    <w:link w:val="Heading3"/>
+    <w:uiPriority w:val="9"/>
+    <w:semiHidden/>
+    <w:rsid w:val="00A10FD9"/>
+    <w:rPr>
+      <w:rFonts w:cstheme="majorBidi" w:eastAsiaTheme="majorEastAsia"/>
+      <w:color w:themeColor="accent1" w:themeShade="BF" w:val="0F4761"/>
+      <w:sz w:val="28"/>
+      <w:szCs w:val="28"/>
+    </w:rPr>
+  </w:style>
+  <w:style w:customStyle="1" w:styleId="Heading4Char" w:type="character">
+    <w:name w:val="Heading 4 Char"/>
+    <w:basedOn w:val="DefaultParagraphFont"/>
+    <w:link w:val="Heading4"/>
+    <w:uiPriority w:val="9"/>
+    <w:semiHidden/>
+    <w:rsid w:val="00A10FD9"/>
+    <w:rPr>
+      <w:rFonts w:cstheme="majorBidi" w:eastAsiaTheme="majorEastAsia"/>
+      <w:i/>
+      <w:iCs/>
+      <w:color w:themeColor="accent1" w:themeShade="BF" w:val="0F4761"/>
+    </w:rPr>
+  </w:style>
+  <w:style w:customStyle="1" w:styleId="Heading5Char" w:type="character">
+    <w:name w:val="Heading 5 Char"/>
+    <w:basedOn w:val="DefaultParagraphFont"/>
+    <w:link w:val="Heading5"/>
+    <w:uiPriority w:val="9"/>
+    <w:semiHidden/>
+    <w:rsid w:val="00A10FD9"/>
+    <w:rPr>
+      <w:rFonts w:cstheme="majorBidi" w:eastAsiaTheme="majorEastAsia"/>
+      <w:color w:themeColor="accent1" w:themeShade="BF" w:val="0F4761"/>
+    </w:rPr>
+  </w:style>
+  <w:style w:customStyle="1" w:styleId="Heading6Char" w:type="character">
+    <w:name w:val="Heading 6 Char"/>
+    <w:basedOn w:val="DefaultParagraphFont"/>
+    <w:link w:val="Heading6"/>
+    <w:uiPriority w:val="9"/>
+    <w:semiHidden/>
+    <w:rsid w:val="00A10FD9"/>
+    <w:rPr>
+      <w:rFonts w:cstheme="majorBidi" w:eastAsiaTheme="majorEastAsia"/>
+      <w:i/>
+      <w:iCs/>
+      <w:color w:themeColor="text1" w:themeTint="A6" w:val="595959"/>
+    </w:rPr>
+  </w:style>
+  <w:style w:customStyle="1" w:styleId="Heading7Char" w:type="character">
+    <w:name w:val="Heading 7 Char"/>
+    <w:basedOn w:val="DefaultParagraphFont"/>
+    <w:link w:val="Heading7"/>
+    <w:uiPriority w:val="9"/>
+    <w:semiHidden/>
+    <w:rsid w:val="00A10FD9"/>
+    <w:rPr>
+      <w:rFonts w:cstheme="majorBidi" w:eastAsiaTheme="majorEastAsia"/>
+      <w:color w:themeColor="text1" w:themeTint="A6" w:val="595959"/>
+    </w:rPr>
+  </w:style>
+  <w:style w:customStyle="1" w:styleId="Heading8Char" w:type="character">
+    <w:name w:val="Heading 8 Char"/>
+    <w:basedOn w:val="DefaultParagraphFont"/>
+    <w:link w:val="Heading8"/>
+    <w:uiPriority w:val="9"/>
+    <w:semiHidden/>
+    <w:rsid w:val="00A10FD9"/>
+    <w:rPr>
+      <w:rFonts w:cstheme="majorBidi" w:eastAsiaTheme="majorEastAsia"/>
+      <w:i/>
+      <w:iCs/>
+      <w:color w:themeColor="text1" w:themeTint="D8" w:val="272727"/>
+    </w:rPr>
+  </w:style>
+  <w:style w:customStyle="1" w:styleId="Heading9Char" w:type="character">
+    <w:name w:val="Heading 9 Char"/>
+    <w:basedOn w:val="DefaultParagraphFont"/>
+    <w:link w:val="Heading9"/>
+    <w:uiPriority w:val="9"/>
+    <w:semiHidden/>
+    <w:rsid w:val="00A10FD9"/>
+    <w:rPr>
+      <w:rFonts w:cstheme="majorBidi" w:eastAsiaTheme="majorEastAsia"/>
+      <w:color w:themeColor="text1" w:themeTint="D8" w:val="272727"/>
     </w:rPr>
   </w:style>
   <w:style w:styleId="BlockText" w:type="paragraph">
@@ -3701,6 +4377,18 @@
     <w:uiPriority w:val="9"/>
     <w:unhideWhenUsed/>
     <w:qFormat/>
+  </w:style>
+  <w:style w:styleId="FootnoteBlockText" w:type="paragraph">
+    <w:name w:val="Footnote Block Text"/>
+    <w:basedOn w:val="FootnoteText"/>
+    <w:next w:val="FootnoteText"/>
+    <w:uiPriority w:val="9"/>
+    <w:unhideWhenUsed/>
+    <w:qFormat/>
+    <w:pPr>
+      <w:spacing w:after="100" w:before="100"/>
+      <w:ind w:firstLine="0" w:left="480" w:right="480"/>
+    </w:pPr>
   </w:style>
   <w:style w:default="1" w:styleId="DefaultParagraphFont" w:type="character">
     <w:name w:val="Default Paragraph Font"/>
@@ -3723,18 +4411,11 @@
       </w:tblCellMar>
     </w:tblPr>
     <w:tblStylePr w:type="firstRow">
-      <w:tblPr>
-        <w:jc w:val="left"/>
-        <w:tblInd w:type="dxa" w:w="0"/>
-      </w:tblPr>
-      <w:trPr>
-        <w:jc w:val="left"/>
-      </w:trPr>
       <w:tcPr>
-        <w:vAlign w:val="bottom"/>
         <w:tcBorders>
           <w:bottom w:val="single"/>
         </w:tcBorders>
+        <w:vAlign w:val="bottom"/>
       </w:tcPr>
     </w:tblStylePr>
   </w:style>
@@ -3849,8 +4530,8 @@
     <w:name w:val="KeywordTok"/>
     <w:basedOn w:val="VerbatimChar"/>
     <w:rPr>
+      <w:b/>
       <w:color w:val="007020"/>
-      <w:b/>
     </w:rPr>
   </w:style>
   <w:style w:type="character" w:customStyle="1" w:styleId="DataTypeTok">
@@ -3926,40 +4607,43 @@
   <w:style w:type="character" w:customStyle="1" w:styleId="ImportTok">
     <w:name w:val="ImportTok"/>
     <w:basedOn w:val="VerbatimChar"/>
-    <w:rPr/>
+    <w:rPr>
+      <w:b/>
+      <w:color w:val="008000"/>
+    </w:rPr>
   </w:style>
   <w:style w:type="character" w:customStyle="1" w:styleId="CommentTok">
     <w:name w:val="CommentTok"/>
     <w:basedOn w:val="VerbatimChar"/>
     <w:rPr>
+      <w:i/>
       <w:color w:val="60a0b0"/>
-      <w:i/>
     </w:rPr>
   </w:style>
   <w:style w:type="character" w:customStyle="1" w:styleId="DocumentationTok">
     <w:name w:val="DocumentationTok"/>
     <w:basedOn w:val="VerbatimChar"/>
     <w:rPr>
+      <w:i/>
       <w:color w:val="ba2121"/>
-      <w:i/>
     </w:rPr>
   </w:style>
   <w:style w:type="character" w:customStyle="1" w:styleId="AnnotationTok">
     <w:name w:val="AnnotationTok"/>
     <w:basedOn w:val="VerbatimChar"/>
     <w:rPr>
-      <w:color w:val="60a0b0"/>
       <w:b/>
       <w:i/>
+      <w:color w:val="60a0b0"/>
     </w:rPr>
   </w:style>
   <w:style w:type="character" w:customStyle="1" w:styleId="CommentVarTok">
     <w:name w:val="CommentVarTok"/>
     <w:basedOn w:val="VerbatimChar"/>
     <w:rPr>
-      <w:color w:val="60a0b0"/>
       <w:b/>
       <w:i/>
+      <w:color w:val="60a0b0"/>
     </w:rPr>
   </w:style>
   <w:style w:type="character" w:customStyle="1" w:styleId="OtherTok">
@@ -3987,8 +4671,8 @@
     <w:name w:val="ControlFlowTok"/>
     <w:basedOn w:val="VerbatimChar"/>
     <w:rPr>
+      <w:b/>
       <w:color w:val="007020"/>
-      <w:b/>
     </w:rPr>
   </w:style>
   <w:style w:type="character" w:customStyle="1" w:styleId="OperatorTok">
@@ -4001,7 +4685,9 @@
   <w:style w:type="character" w:customStyle="1" w:styleId="BuiltInTok">
     <w:name w:val="BuiltInTok"/>
     <w:basedOn w:val="VerbatimChar"/>
-    <w:rPr/>
+    <w:rPr>
+      <w:color w:val="008000"/>
+    </w:rPr>
   </w:style>
   <w:style w:type="character" w:customStyle="1" w:styleId="ExtensionTok">
     <w:name w:val="ExtensionTok"/>
@@ -4031,34 +4717,34 @@
     <w:name w:val="InformationTok"/>
     <w:basedOn w:val="VerbatimChar"/>
     <w:rPr>
-      <w:color w:val="60a0b0"/>
       <w:b/>
       <w:i/>
+      <w:color w:val="60a0b0"/>
     </w:rPr>
   </w:style>
   <w:style w:type="character" w:customStyle="1" w:styleId="WarningTok">
     <w:name w:val="WarningTok"/>
     <w:basedOn w:val="VerbatimChar"/>
     <w:rPr>
-      <w:color w:val="60a0b0"/>
       <w:b/>
       <w:i/>
+      <w:color w:val="60a0b0"/>
     </w:rPr>
   </w:style>
   <w:style w:type="character" w:customStyle="1" w:styleId="AlertTok">
     <w:name w:val="AlertTok"/>
     <w:basedOn w:val="VerbatimChar"/>
     <w:rPr>
+      <w:b/>
       <w:color w:val="ff0000"/>
-      <w:b/>
     </w:rPr>
   </w:style>
   <w:style w:type="character" w:customStyle="1" w:styleId="ErrorTok">
     <w:name w:val="ErrorTok"/>
     <w:basedOn w:val="VerbatimChar"/>
     <w:rPr>
+      <w:b/>
       <w:color w:val="ff0000"/>
-      <w:b/>
     </w:rPr>
   </w:style>
   <w:style w:type="character" w:customStyle="1" w:styleId="NormalTok">
@@ -4080,44 +4766,44 @@
         <a:sysClr val="window" lastClr="FFFFFF"/>
       </a:lt1>
       <a:dk2>
-        <a:srgbClr val="1F497D"/>
+        <a:srgbClr val="0E2841"/>
       </a:dk2>
       <a:lt2>
-        <a:srgbClr val="EEECE1"/>
+        <a:srgbClr val="E8E8E8"/>
       </a:lt2>
       <a:accent1>
-        <a:srgbClr val="4F81BD"/>
+        <a:srgbClr val="156082"/>
       </a:accent1>
       <a:accent2>
-        <a:srgbClr val="C0504D"/>
+        <a:srgbClr val="E97132"/>
       </a:accent2>
       <a:accent3>
-        <a:srgbClr val="9BBB59"/>
+        <a:srgbClr val="196B24"/>
       </a:accent3>
       <a:accent4>
-        <a:srgbClr val="8064A2"/>
+        <a:srgbClr val="0F9ED5"/>
       </a:accent4>
       <a:accent5>
-        <a:srgbClr val="4BACC6"/>
+        <a:srgbClr val="A02B93"/>
       </a:accent5>
       <a:accent6>
-        <a:srgbClr val="F79646"/>
+        <a:srgbClr val="4EA72E"/>
       </a:accent6>
       <a:hlink>
-        <a:srgbClr val="0000FF"/>
+        <a:srgbClr val="467886"/>
       </a:hlink>
       <a:folHlink>
-        <a:srgbClr val="800080"/>
+        <a:srgbClr val="96607D"/>
       </a:folHlink>
     </a:clrScheme>
     <a:fontScheme name="Office">
       <a:majorFont>
-        <a:latin typeface="Calibri"/>
+        <a:latin typeface="Aptos Display" panose="02110004020202020204"/>
         <a:ea typeface=""/>
         <a:cs typeface=""/>
-        <a:font script="Jpan" typeface="ＭＳ ゴシック"/>
+        <a:font script="Jpan" typeface="游ゴシック Light"/>
         <a:font script="Hang" typeface="맑은 고딕"/>
-        <a:font script="Hans" typeface="宋体"/>
+        <a:font script="Hans" typeface="等线 Light"/>
         <a:font script="Hant" typeface="新細明體"/>
         <a:font script="Arab" typeface="Times New Roman"/>
         <a:font script="Hebr" typeface="Times New Roman"/>
@@ -4144,14 +4830,32 @@
         <a:font script="Mong" typeface="Mongolian Baiti"/>
         <a:font script="Viet" typeface="Times New Roman"/>
         <a:font script="Uigh" typeface="Microsoft Uighur"/>
+        <a:font script="Geor" typeface="Sylfaen"/>
+        <a:font script="Armn" typeface="Arial"/>
+        <a:font script="Bugi" typeface="Leelawadee UI"/>
+        <a:font script="Bopo" typeface="Microsoft JhengHei"/>
+        <a:font script="Java" typeface="Javanese Text"/>
+        <a:font script="Lisu" typeface="Segoe UI"/>
+        <a:font script="Mymr" typeface="Myanmar Text"/>
+        <a:font script="Nkoo" typeface="Ebrima"/>
+        <a:font script="Olck" typeface="Nirmala UI"/>
+        <a:font script="Osma" typeface="Ebrima"/>
+        <a:font script="Phag" typeface="Phagspa"/>
+        <a:font script="Syrn" typeface="Estrangelo Edessa"/>
+        <a:font script="Syrj" typeface="Estrangelo Edessa"/>
+        <a:font script="Syre" typeface="Estrangelo Edessa"/>
+        <a:font script="Sora" typeface="Nirmala UI"/>
+        <a:font script="Tale" typeface="Microsoft Tai Le"/>
+        <a:font script="Talu" typeface="Microsoft New Tai Lue"/>
+        <a:font script="Tfng" typeface="Ebrima"/>
       </a:majorFont>
       <a:minorFont>
-        <a:latin typeface="Cambria"/>
+        <a:latin typeface="Aptos" panose="02110004020202020204"/>
         <a:ea typeface=""/>
         <a:cs typeface=""/>
-        <a:font script="Jpan" typeface="ＭＳ 明朝"/>
+        <a:font script="Jpan" typeface="游明朝"/>
         <a:font script="Hang" typeface="맑은 고딕"/>
-        <a:font script="Hans" typeface="宋体"/>
+        <a:font script="Hans" typeface="等线"/>
         <a:font script="Hant" typeface="新細明體"/>
         <a:font script="Arab" typeface="Arial"/>
         <a:font script="Hebr" typeface="Arial"/>
@@ -4178,6 +4882,24 @@
         <a:font script="Mong" typeface="Mongolian Baiti"/>
         <a:font script="Viet" typeface="Arial"/>
         <a:font script="Uigh" typeface="Microsoft Uighur"/>
+        <a:font script="Geor" typeface="Sylfaen"/>
+        <a:font script="Armn" typeface="Arial"/>
+        <a:font script="Bugi" typeface="Leelawadee UI"/>
+        <a:font script="Bopo" typeface="Microsoft JhengHei"/>
+        <a:font script="Java" typeface="Javanese Text"/>
+        <a:font script="Lisu" typeface="Segoe UI"/>
+        <a:font script="Mymr" typeface="Myanmar Text"/>
+        <a:font script="Nkoo" typeface="Ebrima"/>
+        <a:font script="Olck" typeface="Nirmala UI"/>
+        <a:font script="Osma" typeface="Ebrima"/>
+        <a:font script="Phag" typeface="Phagspa"/>
+        <a:font script="Syrn" typeface="Estrangelo Edessa"/>
+        <a:font script="Syrj" typeface="Estrangelo Edessa"/>
+        <a:font script="Syre" typeface="Estrangelo Edessa"/>
+        <a:font script="Sora" typeface="Nirmala UI"/>
+        <a:font script="Tale" typeface="Microsoft Tai Le"/>
+        <a:font script="Talu" typeface="Microsoft New Tai Lue"/>
+        <a:font script="Tfng" typeface="Ebrima"/>
       </a:minorFont>
     </a:fontScheme>
     <a:fmtScheme name="Office">
@@ -4189,200 +4911,141 @@
           <a:gsLst>
             <a:gs pos="0">
               <a:schemeClr val="phClr">
-                <a:tint val="50000"/>
-                <a:satMod val="300000"/>
+                <a:lumMod val="110000"/>
+                <a:satMod val="105000"/>
+                <a:tint val="67000"/>
               </a:schemeClr>
             </a:gs>
-            <a:gs pos="35000">
+            <a:gs pos="50000">
               <a:schemeClr val="phClr">
-                <a:tint val="37000"/>
-                <a:satMod val="300000"/>
+                <a:lumMod val="105000"/>
+                <a:satMod val="103000"/>
+                <a:tint val="73000"/>
               </a:schemeClr>
             </a:gs>
             <a:gs pos="100000">
               <a:schemeClr val="phClr">
-                <a:tint val="15000"/>
-                <a:satMod val="350000"/>
+                <a:lumMod val="105000"/>
+                <a:satMod val="109000"/>
+                <a:tint val="81000"/>
               </a:schemeClr>
             </a:gs>
           </a:gsLst>
-          <a:lin ang="16200000" scaled="1"/>
+          <a:lin ang="5400000" scaled="0"/>
         </a:gradFill>
         <a:gradFill rotWithShape="1">
           <a:gsLst>
             <a:gs pos="0">
               <a:schemeClr val="phClr">
-                <a:tint val="100000"/>
+                <a:satMod val="103000"/>
+                <a:lumMod val="102000"/>
+                <a:tint val="94000"/>
+              </a:schemeClr>
+            </a:gs>
+            <a:gs pos="50000">
+              <a:schemeClr val="phClr">
+                <a:satMod val="110000"/>
+                <a:lumMod val="100000"/>
                 <a:shade val="100000"/>
-                <a:satMod val="130000"/>
               </a:schemeClr>
             </a:gs>
             <a:gs pos="100000">
               <a:schemeClr val="phClr">
-                <a:tint val="50000"/>
-                <a:shade val="100000"/>
-                <a:satMod val="350000"/>
+                <a:lumMod val="99000"/>
+                <a:satMod val="120000"/>
+                <a:shade val="78000"/>
               </a:schemeClr>
             </a:gs>
           </a:gsLst>
-          <a:lin ang="16200000" scaled="0"/>
+          <a:lin ang="5400000" scaled="0"/>
         </a:gradFill>
       </a:fillStyleLst>
       <a:lnStyleLst>
-        <a:ln w="9525" cap="flat" cmpd="sng" algn="ctr">
-          <a:solidFill>
-            <a:schemeClr val="phClr">
-              <a:shade val="95000"/>
-              <a:satMod val="105000"/>
-            </a:schemeClr>
-          </a:solidFill>
-          <a:prstDash val="solid"/>
-        </a:ln>
-        <a:ln w="25400" cap="flat" cmpd="sng" algn="ctr">
+        <a:ln w="6350" cap="flat" cmpd="sng" algn="ctr">
           <a:solidFill>
             <a:schemeClr val="phClr"/>
           </a:solidFill>
           <a:prstDash val="solid"/>
+          <a:miter lim="800000"/>
         </a:ln>
-        <a:ln w="38100" cap="flat" cmpd="sng" algn="ctr">
+        <a:ln w="12700" cap="flat" cmpd="sng" algn="ctr">
           <a:solidFill>
             <a:schemeClr val="phClr"/>
           </a:solidFill>
           <a:prstDash val="solid"/>
+          <a:miter lim="800000"/>
+        </a:ln>
+        <a:ln w="19050" cap="flat" cmpd="sng" algn="ctr">
+          <a:solidFill>
+            <a:schemeClr val="phClr"/>
+          </a:solidFill>
+          <a:prstDash val="solid"/>
+          <a:miter lim="800000"/>
         </a:ln>
       </a:lnStyleLst>
       <a:effectStyleLst>
         <a:effectStyle>
+          <a:effectLst/>
+        </a:effectStyle>
+        <a:effectStyle>
+          <a:effectLst/>
+        </a:effectStyle>
+        <a:effectStyle>
           <a:effectLst>
-            <a:outerShdw blurRad="40000" dist="20000" dir="5400000" rotWithShape="0">
+            <a:outerShdw blurRad="57150" dist="19050" dir="5400000" algn="ctr" rotWithShape="0">
               <a:srgbClr val="000000">
-                <a:alpha val="38000"/>
+                <a:alpha val="63000"/>
               </a:srgbClr>
             </a:outerShdw>
           </a:effectLst>
-        </a:effectStyle>
-        <a:effectStyle>
-          <a:effectLst>
-            <a:outerShdw blurRad="40000" dist="23000" dir="5400000" rotWithShape="0">
-              <a:srgbClr val="000000">
-                <a:alpha val="35000"/>
-              </a:srgbClr>
-            </a:outerShdw>
-          </a:effectLst>
-        </a:effectStyle>
-        <a:effectStyle>
-          <a:effectLst>
-            <a:outerShdw blurRad="40000" dist="23000" dir="5400000" rotWithShape="0">
-              <a:srgbClr val="000000">
-                <a:alpha val="35000"/>
-              </a:srgbClr>
-            </a:outerShdw>
-          </a:effectLst>
-          <a:scene3d>
-            <a:camera prst="orthographicFront">
-              <a:rot lat="0" lon="0" rev="0"/>
-            </a:camera>
-            <a:lightRig rig="threePt" dir="t">
-              <a:rot lat="0" lon="0" rev="1200000"/>
-            </a:lightRig>
-          </a:scene3d>
-          <a:sp3d>
-            <a:bevelT w="63500" h="25400"/>
-          </a:sp3d>
         </a:effectStyle>
       </a:effectStyleLst>
       <a:bgFillStyleLst>
         <a:solidFill>
           <a:schemeClr val="phClr"/>
         </a:solidFill>
+        <a:solidFill>
+          <a:schemeClr val="phClr">
+            <a:tint val="95000"/>
+            <a:satMod val="170000"/>
+          </a:schemeClr>
+        </a:solidFill>
         <a:gradFill rotWithShape="1">
           <a:gsLst>
             <a:gs pos="0">
               <a:schemeClr val="phClr">
-                <a:tint val="40000"/>
-                <a:satMod val="350000"/>
+                <a:tint val="93000"/>
+                <a:satMod val="150000"/>
+                <a:shade val="98000"/>
+                <a:lumMod val="102000"/>
               </a:schemeClr>
             </a:gs>
-            <a:gs pos="40000">
+            <a:gs pos="50000">
               <a:schemeClr val="phClr">
-                <a:tint val="45000"/>
-                <a:shade val="99000"/>
-                <a:satMod val="350000"/>
+                <a:tint val="98000"/>
+                <a:satMod val="130000"/>
+                <a:shade val="90000"/>
+                <a:lumMod val="103000"/>
               </a:schemeClr>
             </a:gs>
             <a:gs pos="100000">
               <a:schemeClr val="phClr">
-                <a:shade val="20000"/>
-                <a:satMod val="255000"/>
+                <a:shade val="63000"/>
+                <a:satMod val="120000"/>
               </a:schemeClr>
             </a:gs>
           </a:gsLst>
-          <a:path path="circle">
-            <a:fillToRect l="50000" t="-80000" r="50000" b="180000"/>
-          </a:path>
-        </a:gradFill>
-        <a:gradFill rotWithShape="1">
-          <a:gsLst>
-            <a:gs pos="0">
-              <a:schemeClr val="phClr">
-                <a:tint val="80000"/>
-                <a:satMod val="300000"/>
-              </a:schemeClr>
-            </a:gs>
-            <a:gs pos="100000">
-              <a:schemeClr val="phClr">
-                <a:shade val="30000"/>
-                <a:satMod val="200000"/>
-              </a:schemeClr>
-            </a:gs>
-          </a:gsLst>
-          <a:path path="circle">
-            <a:fillToRect l="50000" t="50000" r="50000" b="50000"/>
-          </a:path>
+          <a:lin ang="5400000" scaled="0"/>
         </a:gradFill>
       </a:bgFillStyleLst>
     </a:fmtScheme>
   </a:themeElements>
-  <a:objectDefaults>
-    <a:spDef>
-      <a:spPr/>
-      <a:bodyPr/>
-      <a:lstStyle/>
-      <a:style>
-        <a:lnRef idx="1">
-          <a:schemeClr val="accent1"/>
-        </a:lnRef>
-        <a:fillRef idx="3">
-          <a:schemeClr val="accent1"/>
-        </a:fillRef>
-        <a:effectRef idx="2">
-          <a:schemeClr val="accent1"/>
-        </a:effectRef>
-        <a:fontRef idx="minor">
-          <a:schemeClr val="lt1"/>
-        </a:fontRef>
-      </a:style>
-    </a:spDef>
-    <a:lnDef>
-      <a:spPr/>
-      <a:bodyPr/>
-      <a:lstStyle/>
-      <a:style>
-        <a:lnRef idx="2">
-          <a:schemeClr val="accent1"/>
-        </a:lnRef>
-        <a:fillRef idx="0">
-          <a:schemeClr val="accent1"/>
-        </a:fillRef>
-        <a:effectRef idx="1">
-          <a:schemeClr val="accent1"/>
-        </a:effectRef>
-        <a:fontRef idx="minor">
-          <a:schemeClr val="tx1"/>
-        </a:fontRef>
-      </a:style>
-    </a:lnDef>
-  </a:objectDefaults>
+  <a:objectDefaults/>
   <a:extraClrSchemeLst/>
+  <a:extLst>
+    <a:ext uri="{05A4C25C-085E-4340-85A3-A5531E510DB2}">
+      <thm15:themeFamily xmlns:thm15="http://schemas.microsoft.com/office/thememl/2012/main" name="Office Theme" id="{2E142A2C-CD16-42D6-873A-C26D2A0506FA}" vid="{1BDDFF52-6CD6-40A5-AB3C-68EB2F1E4D0A}"/>
+    </a:ext>
+  </a:extLst>
 </a:theme>
 </file>